--- a/report/LuongNguyenNgocDinh_baocaotieuluanlan03.docx
+++ b/report/LuongNguyenNgocDinh_baocaotieuluanlan03.docx
@@ -119,6 +119,7 @@
               <w:rPr>
                 <w:rFonts w:cs="Times New Roman" w:ascii="Times New Roman" w:hAnsi="Times New Roman"/>
                 <w:b/>
+                <w:i w:val="0"/>
                 <w:color w:val="000000"/>
                 <w:sz w:val="21"/>
               </w:rPr>
@@ -144,6 +145,7 @@
             <w:r>
               <w:rPr>
                 <w:rFonts w:ascii="Times New Roman" w:hAnsi="Times New Roman"/>
+                <w:i w:val="0"/>
                 <w:color w:val="000000"/>
               </w:rPr>
               <w:t>04</w:t>
@@ -172,6 +174,7 @@
               <w:rPr>
                 <w:rFonts w:cs="Times New Roman" w:ascii="Times New Roman" w:hAnsi="Times New Roman"/>
                 <w:b/>
+                <w:i w:val="0"/>
                 <w:color w:val="000000"/>
                 <w:sz w:val="21"/>
               </w:rPr>
@@ -197,6 +200,7 @@
             <w:r>
               <w:rPr>
                 <w:rFonts w:ascii="Times New Roman" w:hAnsi="Times New Roman"/>
+                <w:i w:val="0"/>
                 <w:color w:val="000000"/>
               </w:rPr>
               <w:t>A</w:t>
@@ -225,6 +229,7 @@
               <w:rPr>
                 <w:rFonts w:cs="Times New Roman" w:ascii="Times New Roman" w:hAnsi="Times New Roman"/>
                 <w:b/>
+                <w:i w:val="0"/>
                 <w:color w:val="000000"/>
                 <w:sz w:val="21"/>
               </w:rPr>
@@ -250,6 +255,7 @@
             <w:r>
               <w:rPr>
                 <w:rFonts w:ascii="Times New Roman" w:hAnsi="Times New Roman"/>
+                <w:i w:val="0"/>
                 <w:color w:val="000000"/>
               </w:rPr>
               <w:t>Lương Nguyễn Ngọc Đinh</w:t>
@@ -278,6 +284,7 @@
               <w:rPr>
                 <w:rFonts w:cs="Times New Roman" w:ascii="Times New Roman" w:hAnsi="Times New Roman"/>
                 <w:b/>
+                <w:i w:val="0"/>
                 <w:color w:val="000000"/>
                 <w:sz w:val="21"/>
               </w:rPr>
@@ -303,6 +310,7 @@
             <w:r>
               <w:rPr>
                 <w:rFonts w:ascii="Times New Roman" w:hAnsi="Times New Roman"/>
+                <w:i w:val="0"/>
                 <w:color w:val="000000"/>
               </w:rPr>
               <w:t>231A010001</w:t>
@@ -331,6 +339,7 @@
               <w:rPr>
                 <w:rFonts w:cs="Times New Roman" w:ascii="Times New Roman" w:hAnsi="Times New Roman"/>
                 <w:b/>
+                <w:i w:val="0"/>
                 <w:color w:val="000000"/>
                 <w:sz w:val="21"/>
               </w:rPr>
@@ -356,6 +365,7 @@
             <w:r>
               <w:rPr>
                 <w:rFonts w:ascii="Times New Roman" w:hAnsi="Times New Roman"/>
+                <w:i w:val="0"/>
                 <w:color w:val="000000"/>
               </w:rPr>
               <w:t>INT4410 - Bảo mật IoT</w:t>
@@ -384,6 +394,7 @@
               <w:rPr>
                 <w:rFonts w:cs="Times New Roman" w:ascii="Times New Roman" w:hAnsi="Times New Roman"/>
                 <w:b/>
+                <w:i w:val="0"/>
                 <w:color w:val="000000"/>
                 <w:sz w:val="21"/>
               </w:rPr>
@@ -409,6 +420,7 @@
             <w:r>
               <w:rPr>
                 <w:rFonts w:ascii="Times New Roman" w:hAnsi="Times New Roman"/>
+                <w:i w:val="0"/>
                 <w:color w:val="000000"/>
               </w:rPr>
               <w:t>Hồ Nhựt Minh</w:t>
@@ -437,6 +449,7 @@
               <w:rPr>
                 <w:rFonts w:cs="Times New Roman" w:ascii="Times New Roman" w:hAnsi="Times New Roman"/>
                 <w:b/>
+                <w:i w:val="0"/>
                 <w:color w:val="000000"/>
                 <w:sz w:val="21"/>
               </w:rPr>
@@ -462,6 +475,7 @@
             <w:r>
               <w:rPr>
                 <w:rFonts w:ascii="Times New Roman" w:hAnsi="Times New Roman"/>
+                <w:i w:val="0"/>
                 <w:color w:val="000000"/>
               </w:rPr>
               <w:t>https://github.com/dinhvaren/iot-gateway-security-lab</w:t>
@@ -489,6 +503,7 @@
             <w:r>
               <w:rPr>
                 <w:rFonts w:ascii="Times New Roman" w:hAnsi="Times New Roman"/>
+                <w:i w:val="0"/>
                 <w:color w:val="000000"/>
               </w:rPr>
               <w:t>Ngày nộp bản Tuần 03</w:t>
@@ -513,6 +528,7 @@
             <w:r>
               <w:rPr>
                 <w:rFonts w:ascii="Times New Roman" w:hAnsi="Times New Roman"/>
+                <w:i w:val="0"/>
                 <w:color w:val="000000"/>
               </w:rPr>
               <w:t>18/07/2026</w:t>
@@ -677,12 +693,12 @@
     <w:p>
       <w:pPr>
         <w:spacing w:line="312" w:lineRule="auto"/>
-        <w:jc w:val="both"/>
+        <w:jc w:val="left"/>
       </w:pPr>
       <w:r>
         <w:rPr>
           <w:rFonts w:cs="Times New Roman" w:ascii="Times New Roman" w:hAnsi="Times New Roman"/>
-          <w:i/>
+          <w:i w:val="0"/>
           <w:color w:val="000000"/>
           <w:sz w:val="26"/>
         </w:rPr>
@@ -691,7 +707,7 @@
       <w:r>
         <w:rPr>
           <w:rFonts w:cs="Times New Roman" w:ascii="Times New Roman" w:hAnsi="Times New Roman"/>
-          <w:i/>
+          <w:i w:val="0"/>
           <w:color w:val="000000"/>
           <w:sz w:val="26"/>
         </w:rPr>
@@ -700,7 +716,7 @@
       <w:r>
         <w:rPr>
           <w:rFonts w:cs="Times New Roman" w:ascii="Times New Roman" w:hAnsi="Times New Roman"/>
-          <w:i/>
+          <w:i w:val="0"/>
           <w:color w:val="000000"/>
           <w:sz w:val="26"/>
         </w:rPr>
@@ -709,7 +725,7 @@
       <w:r>
         <w:rPr>
           <w:rFonts w:cs="Times New Roman" w:ascii="Times New Roman" w:hAnsi="Times New Roman"/>
-          <w:i/>
+          <w:i w:val="0"/>
           <w:color w:val="000000"/>
           <w:sz w:val="26"/>
         </w:rPr>
@@ -719,7 +735,7 @@
       <w:r>
         <w:rPr>
           <w:rFonts w:cs="Times New Roman" w:ascii="Times New Roman" w:hAnsi="Times New Roman"/>
-          <w:i/>
+          <w:i w:val="0"/>
           <w:color w:val="000000"/>
           <w:sz w:val="26"/>
         </w:rPr>
@@ -728,7 +744,7 @@
       <w:r>
         <w:rPr>
           <w:rFonts w:cs="Times New Roman" w:ascii="Times New Roman" w:hAnsi="Times New Roman"/>
-          <w:i/>
+          <w:i w:val="0"/>
           <w:color w:val="000000"/>
           <w:sz w:val="26"/>
         </w:rPr>
@@ -737,7 +753,7 @@
       <w:r>
         <w:rPr>
           <w:rFonts w:cs="Times New Roman" w:ascii="Times New Roman" w:hAnsi="Times New Roman"/>
-          <w:i/>
+          <w:i w:val="0"/>
           <w:color w:val="000000"/>
           <w:sz w:val="26"/>
         </w:rPr>
@@ -746,7 +762,7 @@
       <w:r>
         <w:rPr>
           <w:rFonts w:cs="Times New Roman" w:ascii="Times New Roman" w:hAnsi="Times New Roman"/>
-          <w:i/>
+          <w:i w:val="0"/>
           <w:color w:val="000000"/>
           <w:sz w:val="26"/>
         </w:rPr>
@@ -755,7 +771,7 @@
       <w:r>
         <w:rPr>
           <w:rFonts w:cs="Times New Roman" w:ascii="Times New Roman" w:hAnsi="Times New Roman"/>
-          <w:i/>
+          <w:i w:val="0"/>
           <w:color w:val="000000"/>
           <w:sz w:val="26"/>
         </w:rPr>
@@ -764,7 +780,7 @@
       <w:r>
         <w:rPr>
           <w:rFonts w:cs="Times New Roman" w:ascii="Times New Roman" w:hAnsi="Times New Roman"/>
-          <w:i/>
+          <w:i w:val="0"/>
           <w:color w:val="000000"/>
           <w:sz w:val="26"/>
         </w:rPr>
@@ -868,12 +884,12 @@
     <w:p>
       <w:pPr>
         <w:spacing w:line="312" w:lineRule="auto"/>
-        <w:jc w:val="both"/>
+        <w:jc w:val="left"/>
       </w:pPr>
       <w:r>
         <w:rPr>
           <w:rFonts w:cs="Times New Roman" w:ascii="Times New Roman" w:hAnsi="Times New Roman"/>
-          <w:i/>
+          <w:i w:val="0"/>
           <w:color w:val="000000"/>
           <w:sz w:val="26"/>
         </w:rPr>
@@ -882,7 +898,7 @@
       <w:r>
         <w:rPr>
           <w:rFonts w:cs="Times New Roman" w:ascii="Times New Roman" w:hAnsi="Times New Roman"/>
-          <w:i/>
+          <w:i w:val="0"/>
           <w:color w:val="000000"/>
           <w:sz w:val="26"/>
         </w:rPr>
@@ -891,7 +907,7 @@
       <w:r>
         <w:rPr>
           <w:rFonts w:cs="Times New Roman" w:ascii="Times New Roman" w:hAnsi="Times New Roman"/>
-          <w:i/>
+          <w:i w:val="0"/>
           <w:color w:val="000000"/>
           <w:sz w:val="26"/>
         </w:rPr>
@@ -900,7 +916,7 @@
       <w:r>
         <w:rPr>
           <w:rFonts w:cs="Times New Roman" w:ascii="Times New Roman" w:hAnsi="Times New Roman"/>
-          <w:i/>
+          <w:i w:val="0"/>
           <w:color w:val="000000"/>
           <w:sz w:val="26"/>
         </w:rPr>
@@ -909,7 +925,7 @@
       <w:r>
         <w:rPr>
           <w:rFonts w:cs="Times New Roman" w:ascii="Times New Roman" w:hAnsi="Times New Roman"/>
-          <w:i/>
+          <w:i w:val="0"/>
           <w:color w:val="000000"/>
           <w:sz w:val="26"/>
         </w:rPr>
@@ -918,7 +934,7 @@
       <w:r>
         <w:rPr>
           <w:rFonts w:cs="Times New Roman" w:ascii="Times New Roman" w:hAnsi="Times New Roman"/>
-          <w:i/>
+          <w:i w:val="0"/>
           <w:color w:val="000000"/>
           <w:sz w:val="26"/>
         </w:rPr>
@@ -927,7 +943,7 @@
       <w:r>
         <w:rPr>
           <w:rFonts w:cs="Times New Roman" w:ascii="Times New Roman" w:hAnsi="Times New Roman"/>
-          <w:i/>
+          <w:i w:val="0"/>
           <w:color w:val="000000"/>
           <w:sz w:val="26"/>
         </w:rPr>
@@ -936,7 +952,7 @@
       <w:r>
         <w:rPr>
           <w:rFonts w:cs="Times New Roman" w:ascii="Times New Roman" w:hAnsi="Times New Roman"/>
-          <w:i/>
+          <w:i w:val="0"/>
           <w:color w:val="000000"/>
           <w:sz w:val="26"/>
         </w:rPr>
@@ -945,7 +961,7 @@
       <w:r>
         <w:rPr>
           <w:rFonts w:cs="Times New Roman" w:ascii="Times New Roman" w:hAnsi="Times New Roman"/>
-          <w:i/>
+          <w:i w:val="0"/>
           <w:color w:val="000000"/>
           <w:sz w:val="26"/>
         </w:rPr>
@@ -955,7 +971,7 @@
       <w:r>
         <w:rPr>
           <w:rFonts w:cs="Times New Roman" w:ascii="Times New Roman" w:hAnsi="Times New Roman"/>
-          <w:i/>
+          <w:i w:val="0"/>
           <w:color w:val="000000"/>
           <w:sz w:val="26"/>
         </w:rPr>
@@ -1028,12 +1044,12 @@
     <w:p>
       <w:pPr>
         <w:spacing w:line="312" w:lineRule="auto"/>
-        <w:jc w:val="both"/>
+        <w:jc w:val="left"/>
       </w:pPr>
       <w:r>
         <w:rPr>
           <w:rFonts w:cs="Times New Roman" w:ascii="Times New Roman" w:hAnsi="Times New Roman"/>
-          <w:i/>
+          <w:i w:val="0"/>
           <w:color w:val="000000"/>
           <w:sz w:val="26"/>
         </w:rPr>
@@ -1042,7 +1058,7 @@
       <w:r>
         <w:rPr>
           <w:rFonts w:cs="Times New Roman" w:ascii="Times New Roman" w:hAnsi="Times New Roman"/>
-          <w:i/>
+          <w:i w:val="0"/>
           <w:color w:val="000000"/>
           <w:sz w:val="26"/>
         </w:rPr>
@@ -1052,7 +1068,7 @@
       <w:r>
         <w:rPr>
           <w:rFonts w:cs="Times New Roman" w:ascii="Times New Roman" w:hAnsi="Times New Roman"/>
-          <w:i/>
+          <w:i w:val="0"/>
           <w:color w:val="000000"/>
           <w:sz w:val="26"/>
         </w:rPr>
@@ -1061,7 +1077,7 @@
       <w:r>
         <w:rPr>
           <w:rFonts w:cs="Times New Roman" w:ascii="Times New Roman" w:hAnsi="Times New Roman"/>
-          <w:i/>
+          <w:i w:val="0"/>
           <w:color w:val="000000"/>
           <w:sz w:val="26"/>
         </w:rPr>
@@ -1071,7 +1087,7 @@
       <w:r>
         <w:rPr>
           <w:rFonts w:cs="Times New Roman" w:ascii="Times New Roman" w:hAnsi="Times New Roman"/>
-          <w:i/>
+          <w:i w:val="0"/>
           <w:color w:val="000000"/>
           <w:sz w:val="26"/>
         </w:rPr>
@@ -1081,7 +1097,7 @@
       <w:r>
         <w:rPr>
           <w:rFonts w:cs="Times New Roman" w:ascii="Times New Roman" w:hAnsi="Times New Roman"/>
-          <w:i/>
+          <w:i w:val="0"/>
           <w:color w:val="000000"/>
           <w:sz w:val="26"/>
         </w:rPr>
@@ -1090,7 +1106,7 @@
       <w:r>
         <w:rPr>
           <w:rFonts w:cs="Times New Roman" w:ascii="Times New Roman" w:hAnsi="Times New Roman"/>
-          <w:i/>
+          <w:i w:val="0"/>
           <w:color w:val="000000"/>
           <w:sz w:val="26"/>
         </w:rPr>
@@ -1099,7 +1115,7 @@
       <w:r>
         <w:rPr>
           <w:rFonts w:cs="Times New Roman" w:ascii="Times New Roman" w:hAnsi="Times New Roman"/>
-          <w:i/>
+          <w:i w:val="0"/>
           <w:color w:val="000000"/>
           <w:sz w:val="26"/>
         </w:rPr>
@@ -1108,7 +1124,7 @@
       <w:r>
         <w:rPr>
           <w:rFonts w:cs="Times New Roman" w:ascii="Times New Roman" w:hAnsi="Times New Roman"/>
-          <w:i/>
+          <w:i w:val="0"/>
           <w:color w:val="000000"/>
           <w:sz w:val="26"/>
         </w:rPr>
@@ -1118,7 +1134,7 @@
       <w:r>
         <w:rPr>
           <w:rFonts w:cs="Times New Roman" w:ascii="Times New Roman" w:hAnsi="Times New Roman"/>
-          <w:i/>
+          <w:i w:val="0"/>
           <w:color w:val="000000"/>
           <w:sz w:val="26"/>
         </w:rPr>
@@ -1127,7 +1143,7 @@
       <w:r>
         <w:rPr>
           <w:rFonts w:cs="Times New Roman" w:ascii="Times New Roman" w:hAnsi="Times New Roman"/>
-          <w:i/>
+          <w:i w:val="0"/>
           <w:color w:val="000000"/>
           <w:sz w:val="26"/>
         </w:rPr>
@@ -1137,7 +1153,7 @@
       <w:r>
         <w:rPr>
           <w:rFonts w:cs="Times New Roman" w:ascii="Times New Roman" w:hAnsi="Times New Roman"/>
-          <w:i/>
+          <w:i w:val="0"/>
           <w:color w:val="000000"/>
           <w:sz w:val="26"/>
         </w:rPr>
@@ -1242,12 +1258,12 @@
     <w:p>
       <w:pPr>
         <w:spacing w:line="312" w:lineRule="auto"/>
-        <w:jc w:val="both"/>
+        <w:jc w:val="left"/>
       </w:pPr>
       <w:r>
         <w:rPr>
           <w:rFonts w:cs="Times New Roman" w:ascii="Times New Roman" w:hAnsi="Times New Roman"/>
-          <w:i/>
+          <w:i w:val="0"/>
           <w:color w:val="000000"/>
           <w:sz w:val="26"/>
         </w:rPr>
@@ -1256,7 +1272,7 @@
       <w:r>
         <w:rPr>
           <w:rFonts w:cs="Times New Roman" w:ascii="Times New Roman" w:hAnsi="Times New Roman"/>
-          <w:i/>
+          <w:i w:val="0"/>
           <w:color w:val="000000"/>
           <w:sz w:val="26"/>
         </w:rPr>
@@ -1265,7 +1281,7 @@
       <w:r>
         <w:rPr>
           <w:rFonts w:cs="Times New Roman" w:ascii="Times New Roman" w:hAnsi="Times New Roman"/>
-          <w:i/>
+          <w:i w:val="0"/>
           <w:color w:val="000000"/>
           <w:sz w:val="26"/>
         </w:rPr>
@@ -1274,7 +1290,7 @@
       <w:r>
         <w:rPr>
           <w:rFonts w:cs="Times New Roman" w:ascii="Times New Roman" w:hAnsi="Times New Roman"/>
-          <w:i/>
+          <w:i w:val="0"/>
           <w:color w:val="000000"/>
           <w:sz w:val="26"/>
         </w:rPr>
@@ -1283,7 +1299,7 @@
       <w:r>
         <w:rPr>
           <w:rFonts w:cs="Times New Roman" w:ascii="Times New Roman" w:hAnsi="Times New Roman"/>
-          <w:i/>
+          <w:i w:val="0"/>
           <w:color w:val="000000"/>
           <w:sz w:val="26"/>
         </w:rPr>
@@ -1292,7 +1308,7 @@
       <w:r>
         <w:rPr>
           <w:rFonts w:cs="Times New Roman" w:ascii="Times New Roman" w:hAnsi="Times New Roman"/>
-          <w:i/>
+          <w:i w:val="0"/>
           <w:color w:val="000000"/>
           <w:sz w:val="26"/>
         </w:rPr>
@@ -1301,7 +1317,7 @@
       <w:r>
         <w:rPr>
           <w:rFonts w:cs="Times New Roman" w:ascii="Times New Roman" w:hAnsi="Times New Roman"/>
-          <w:i/>
+          <w:i w:val="0"/>
           <w:color w:val="000000"/>
           <w:sz w:val="26"/>
         </w:rPr>
@@ -1310,7 +1326,7 @@
       <w:r>
         <w:rPr>
           <w:rFonts w:cs="Times New Roman" w:ascii="Times New Roman" w:hAnsi="Times New Roman"/>
-          <w:i/>
+          <w:i w:val="0"/>
           <w:color w:val="000000"/>
           <w:sz w:val="26"/>
         </w:rPr>
@@ -1431,12 +1447,12 @@
     <w:p>
       <w:pPr>
         <w:spacing w:line="312" w:lineRule="auto"/>
-        <w:jc w:val="both"/>
+        <w:jc w:val="left"/>
       </w:pPr>
       <w:r>
         <w:rPr>
           <w:rFonts w:cs="Times New Roman" w:ascii="Times New Roman" w:hAnsi="Times New Roman"/>
-          <w:i/>
+          <w:i w:val="0"/>
           <w:color w:val="000000"/>
           <w:sz w:val="26"/>
         </w:rPr>
@@ -1445,7 +1461,7 @@
       <w:r>
         <w:rPr>
           <w:rFonts w:cs="Times New Roman" w:ascii="Times New Roman" w:hAnsi="Times New Roman"/>
-          <w:i/>
+          <w:i w:val="0"/>
           <w:color w:val="000000"/>
           <w:sz w:val="26"/>
         </w:rPr>
@@ -1454,7 +1470,7 @@
       <w:r>
         <w:rPr>
           <w:rFonts w:cs="Times New Roman" w:ascii="Times New Roman" w:hAnsi="Times New Roman"/>
-          <w:i/>
+          <w:i w:val="0"/>
           <w:color w:val="000000"/>
           <w:sz w:val="26"/>
         </w:rPr>
@@ -1463,7 +1479,7 @@
       <w:r>
         <w:rPr>
           <w:rFonts w:cs="Times New Roman" w:ascii="Times New Roman" w:hAnsi="Times New Roman"/>
-          <w:i/>
+          <w:i w:val="0"/>
           <w:color w:val="000000"/>
           <w:sz w:val="26"/>
         </w:rPr>
@@ -1472,7 +1488,7 @@
       <w:r>
         <w:rPr>
           <w:rFonts w:cs="Times New Roman" w:ascii="Times New Roman" w:hAnsi="Times New Roman"/>
-          <w:i/>
+          <w:i w:val="0"/>
           <w:color w:val="000000"/>
           <w:sz w:val="26"/>
         </w:rPr>
@@ -1481,7 +1497,7 @@
       <w:r>
         <w:rPr>
           <w:rFonts w:cs="Times New Roman" w:ascii="Times New Roman" w:hAnsi="Times New Roman"/>
-          <w:i/>
+          <w:i w:val="0"/>
           <w:color w:val="000000"/>
           <w:sz w:val="26"/>
         </w:rPr>
@@ -1491,7 +1507,7 @@
       <w:r>
         <w:rPr>
           <w:rFonts w:cs="Times New Roman" w:ascii="Times New Roman" w:hAnsi="Times New Roman"/>
-          <w:i/>
+          <w:i w:val="0"/>
           <w:color w:val="000000"/>
           <w:sz w:val="26"/>
         </w:rPr>
@@ -1500,7 +1516,7 @@
       <w:r>
         <w:rPr>
           <w:rFonts w:cs="Times New Roman" w:ascii="Times New Roman" w:hAnsi="Times New Roman"/>
-          <w:i/>
+          <w:i w:val="0"/>
           <w:color w:val="000000"/>
           <w:sz w:val="26"/>
         </w:rPr>
@@ -1509,7 +1525,7 @@
       <w:r>
         <w:rPr>
           <w:rFonts w:cs="Times New Roman" w:ascii="Times New Roman" w:hAnsi="Times New Roman"/>
-          <w:i/>
+          <w:i w:val="0"/>
           <w:color w:val="000000"/>
           <w:sz w:val="26"/>
         </w:rPr>
@@ -1518,7 +1534,7 @@
       <w:r>
         <w:rPr>
           <w:rFonts w:cs="Times New Roman" w:ascii="Times New Roman" w:hAnsi="Times New Roman"/>
-          <w:i/>
+          <w:i w:val="0"/>
           <w:color w:val="000000"/>
           <w:sz w:val="26"/>
         </w:rPr>
@@ -1527,7 +1543,7 @@
       <w:r>
         <w:rPr>
           <w:rFonts w:cs="Times New Roman" w:ascii="Times New Roman" w:hAnsi="Times New Roman"/>
-          <w:i/>
+          <w:i w:val="0"/>
           <w:color w:val="000000"/>
           <w:sz w:val="26"/>
         </w:rPr>
@@ -1537,7 +1553,7 @@
       <w:r>
         <w:rPr>
           <w:rFonts w:cs="Times New Roman" w:ascii="Times New Roman" w:hAnsi="Times New Roman"/>
-          <w:i/>
+          <w:i w:val="0"/>
           <w:color w:val="000000"/>
           <w:sz w:val="26"/>
         </w:rPr>
@@ -1546,7 +1562,7 @@
       <w:r>
         <w:rPr>
           <w:rFonts w:cs="Times New Roman" w:ascii="Times New Roman" w:hAnsi="Times New Roman"/>
-          <w:i/>
+          <w:i w:val="0"/>
           <w:color w:val="000000"/>
           <w:sz w:val="26"/>
         </w:rPr>
@@ -1556,7 +1572,7 @@
       <w:r>
         <w:rPr>
           <w:rFonts w:cs="Times New Roman" w:ascii="Times New Roman" w:hAnsi="Times New Roman"/>
-          <w:i/>
+          <w:i w:val="0"/>
           <w:color w:val="000000"/>
           <w:sz w:val="26"/>
         </w:rPr>
@@ -1565,7 +1581,7 @@
       <w:r>
         <w:rPr>
           <w:rFonts w:cs="Times New Roman" w:ascii="Times New Roman" w:hAnsi="Times New Roman"/>
-          <w:i/>
+          <w:i w:val="0"/>
           <w:color w:val="000000"/>
           <w:sz w:val="26"/>
         </w:rPr>
@@ -1574,7 +1590,7 @@
       <w:r>
         <w:rPr>
           <w:rFonts w:cs="Times New Roman" w:ascii="Times New Roman" w:hAnsi="Times New Roman"/>
-          <w:i/>
+          <w:i w:val="0"/>
           <w:color w:val="000000"/>
           <w:sz w:val="26"/>
         </w:rPr>
@@ -1614,12 +1630,12 @@
     <w:p>
       <w:pPr>
         <w:spacing w:line="312" w:lineRule="auto"/>
-        <w:jc w:val="both"/>
+        <w:jc w:val="left"/>
       </w:pPr>
       <w:r>
         <w:rPr>
           <w:rFonts w:cs="Times New Roman" w:ascii="Times New Roman" w:hAnsi="Times New Roman"/>
-          <w:i/>
+          <w:i w:val="0"/>
           <w:color w:val="000000"/>
           <w:sz w:val="26"/>
         </w:rPr>
@@ -1628,7 +1644,7 @@
       <w:r>
         <w:rPr>
           <w:rFonts w:cs="Times New Roman" w:ascii="Times New Roman" w:hAnsi="Times New Roman"/>
-          <w:i/>
+          <w:i w:val="0"/>
           <w:color w:val="000000"/>
           <w:sz w:val="26"/>
         </w:rPr>
@@ -1778,6 +1794,7 @@
               <w:rPr>
                 <w:rFonts w:cs="Times New Roman" w:ascii="Times New Roman" w:hAnsi="Times New Roman"/>
                 <w:b/>
+                <w:i w:val="0"/>
                 <w:color w:val="000000"/>
                 <w:sz w:val="20"/>
               </w:rPr>
@@ -1806,6 +1823,7 @@
               <w:rPr>
                 <w:rFonts w:cs="Times New Roman" w:ascii="Times New Roman" w:hAnsi="Times New Roman"/>
                 <w:b/>
+                <w:i w:val="0"/>
                 <w:color w:val="000000"/>
                 <w:sz w:val="20"/>
               </w:rPr>
@@ -1834,6 +1852,7 @@
               <w:rPr>
                 <w:rFonts w:cs="Times New Roman" w:ascii="Times New Roman" w:hAnsi="Times New Roman"/>
                 <w:b/>
+                <w:i w:val="0"/>
                 <w:color w:val="000000"/>
                 <w:sz w:val="20"/>
               </w:rPr>
@@ -1862,6 +1881,7 @@
               <w:rPr>
                 <w:rFonts w:cs="Times New Roman" w:ascii="Times New Roman" w:hAnsi="Times New Roman"/>
                 <w:b/>
+                <w:i w:val="0"/>
                 <w:color w:val="000000"/>
                 <w:sz w:val="20"/>
               </w:rPr>
@@ -1890,6 +1910,7 @@
             <w:r>
               <w:rPr>
                 <w:rFonts w:cs="Times New Roman" w:ascii="Times New Roman" w:hAnsi="Times New Roman"/>
+                <w:i w:val="0"/>
                 <w:color w:val="000000"/>
                 <w:sz w:val="21"/>
               </w:rPr>
@@ -1915,6 +1936,7 @@
             <w:r>
               <w:rPr>
                 <w:rFonts w:ascii="Times New Roman" w:hAnsi="Times New Roman"/>
+                <w:i w:val="0"/>
                 <w:color w:val="000000"/>
               </w:rPr>
               <w:t>Sơ đồ kiến trúc và phân tích vai trò gateway trong bảo mật IoT.</w:t>
@@ -1939,6 +1961,7 @@
             <w:r>
               <w:rPr>
                 <w:rFonts w:ascii="Times New Roman" w:hAnsi="Times New Roman"/>
+                <w:i w:val="0"/>
                 <w:color w:val="000000"/>
               </w:rPr>
               <w:t>Đối chiếu sơ đồ, mô tả luồng dữ liệu và tài liệu tham khảo.</w:t>
@@ -1963,6 +1986,7 @@
             <w:r>
               <w:rPr>
                 <w:rFonts w:ascii="Times New Roman" w:hAnsi="Times New Roman"/>
+                <w:i w:val="0"/>
                 <w:color w:val="000000"/>
               </w:rPr>
               <w:t>Chương 1, Chương 2</w:t>
@@ -1990,6 +2014,7 @@
             <w:r>
               <w:rPr>
                 <w:rFonts w:cs="Times New Roman" w:ascii="Times New Roman" w:hAnsi="Times New Roman"/>
+                <w:i w:val="0"/>
                 <w:color w:val="000000"/>
                 <w:sz w:val="21"/>
               </w:rPr>
@@ -2015,6 +2040,7 @@
             <w:r>
               <w:rPr>
                 <w:rFonts w:ascii="Times New Roman" w:hAnsi="Times New Roman"/>
+                <w:i w:val="0"/>
                 <w:color w:val="000000"/>
               </w:rPr>
               <w:t>Mô hình Node-RED Security Gateway tiếp nhận và xử lý dữ liệu IoT giả lập.</w:t>
@@ -2039,6 +2065,7 @@
             <w:r>
               <w:rPr>
                 <w:rFonts w:ascii="Times New Roman" w:hAnsi="Times New Roman"/>
+                <w:i w:val="0"/>
                 <w:color w:val="000000"/>
               </w:rPr>
               <w:t>Flow Node-RED, cấu hình Docker và ảnh giao diện trong các tuần triển khai.</w:t>
@@ -2063,6 +2090,7 @@
             <w:r>
               <w:rPr>
                 <w:rFonts w:ascii="Times New Roman" w:hAnsi="Times New Roman"/>
+                <w:i w:val="0"/>
                 <w:color w:val="000000"/>
               </w:rPr>
               <w:t>Chương 3, Chương 4</w:t>
@@ -2090,6 +2118,7 @@
             <w:r>
               <w:rPr>
                 <w:rFonts w:cs="Times New Roman" w:ascii="Times New Roman" w:hAnsi="Times New Roman"/>
+                <w:i w:val="0"/>
                 <w:color w:val="000000"/>
                 <w:sz w:val="21"/>
               </w:rPr>
@@ -2115,6 +2144,7 @@
             <w:r>
               <w:rPr>
                 <w:rFonts w:ascii="Times New Roman" w:hAnsi="Times New Roman"/>
+                <w:i w:val="0"/>
                 <w:color w:val="000000"/>
               </w:rPr>
               <w:t>Bộ rule/checklist xác thực, kiểm tra cấu trúc, lọc dữ liệu và audit log.</w:t>
@@ -2139,6 +2169,7 @@
             <w:r>
               <w:rPr>
                 <w:rFonts w:ascii="Times New Roman" w:hAnsi="Times New Roman"/>
+                <w:i w:val="0"/>
                 <w:color w:val="000000"/>
               </w:rPr>
               <w:t>Code/config, log ACCEPT/REJECT và test case đối chiếu.</w:t>
@@ -2163,6 +2194,7 @@
             <w:r>
               <w:rPr>
                 <w:rFonts w:ascii="Times New Roman" w:hAnsi="Times New Roman"/>
+                <w:i w:val="0"/>
                 <w:color w:val="000000"/>
               </w:rPr>
               <w:t>Chương 3, Chương 4, Chương 5</w:t>
@@ -2190,6 +2222,7 @@
             <w:r>
               <w:rPr>
                 <w:rFonts w:cs="Times New Roman" w:ascii="Times New Roman" w:hAnsi="Times New Roman"/>
+                <w:i w:val="0"/>
                 <w:color w:val="000000"/>
                 <w:sz w:val="21"/>
               </w:rPr>
@@ -2215,6 +2248,7 @@
             <w:r>
               <w:rPr>
                 <w:rFonts w:ascii="Times New Roman" w:hAnsi="Times New Roman"/>
+                <w:i w:val="0"/>
                 <w:color w:val="000000"/>
               </w:rPr>
               <w:t>Kế hoạch và kết quả kiểm thử mô hình bằng payload hợp lệ và không hợp lệ.</w:t>
@@ -2239,6 +2273,7 @@
             <w:r>
               <w:rPr>
                 <w:rFonts w:ascii="Times New Roman" w:hAnsi="Times New Roman"/>
+                <w:i w:val="0"/>
                 <w:color w:val="000000"/>
               </w:rPr>
               <w:t>Bảng test case, screenshot, log kiểm thử và video demo.</w:t>
@@ -2263,6 +2298,7 @@
             <w:r>
               <w:rPr>
                 <w:rFonts w:ascii="Times New Roman" w:hAnsi="Times New Roman"/>
+                <w:i w:val="0"/>
                 <w:color w:val="000000"/>
               </w:rPr>
               <w:t>Chương 4, Chương 5</w:t>
@@ -2508,12 +2544,12 @@
     <w:p>
       <w:pPr>
         <w:spacing w:line="312" w:lineRule="auto"/>
-        <w:jc w:val="both"/>
+        <w:jc w:val="left"/>
       </w:pPr>
       <w:r>
         <w:rPr>
           <w:rFonts w:cs="Times New Roman" w:ascii="Times New Roman" w:hAnsi="Times New Roman"/>
-          <w:i/>
+          <w:i w:val="0"/>
           <w:color w:val="000000"/>
           <w:sz w:val="26"/>
         </w:rPr>
@@ -2522,7 +2558,7 @@
       <w:r>
         <w:rPr>
           <w:rFonts w:cs="Times New Roman" w:ascii="Times New Roman" w:hAnsi="Times New Roman"/>
-          <w:i/>
+          <w:i w:val="0"/>
           <w:color w:val="000000"/>
           <w:sz w:val="26"/>
         </w:rPr>
@@ -2531,7 +2567,7 @@
       <w:r>
         <w:rPr>
           <w:rFonts w:cs="Times New Roman" w:ascii="Times New Roman" w:hAnsi="Times New Roman"/>
-          <w:i/>
+          <w:i w:val="0"/>
           <w:color w:val="000000"/>
           <w:sz w:val="26"/>
         </w:rPr>
@@ -2541,7 +2577,7 @@
       <w:r>
         <w:rPr>
           <w:rFonts w:cs="Times New Roman" w:ascii="Times New Roman" w:hAnsi="Times New Roman"/>
-          <w:i/>
+          <w:i w:val="0"/>
           <w:color w:val="000000"/>
           <w:sz w:val="26"/>
         </w:rPr>
@@ -2550,7 +2586,7 @@
       <w:r>
         <w:rPr>
           <w:rFonts w:cs="Times New Roman" w:ascii="Times New Roman" w:hAnsi="Times New Roman"/>
-          <w:i/>
+          <w:i w:val="0"/>
           <w:color w:val="000000"/>
           <w:sz w:val="26"/>
         </w:rPr>
@@ -2559,7 +2595,7 @@
       <w:r>
         <w:rPr>
           <w:rFonts w:cs="Times New Roman" w:ascii="Times New Roman" w:hAnsi="Times New Roman"/>
-          <w:i/>
+          <w:i w:val="0"/>
           <w:color w:val="000000"/>
           <w:sz w:val="26"/>
         </w:rPr>
@@ -2568,7 +2604,7 @@
       <w:r>
         <w:rPr>
           <w:rFonts w:cs="Times New Roman" w:ascii="Times New Roman" w:hAnsi="Times New Roman"/>
-          <w:i/>
+          <w:i w:val="0"/>
           <w:color w:val="000000"/>
           <w:sz w:val="26"/>
         </w:rPr>
@@ -2577,7 +2613,7 @@
       <w:r>
         <w:rPr>
           <w:rFonts w:cs="Times New Roman" w:ascii="Times New Roman" w:hAnsi="Times New Roman"/>
-          <w:i/>
+          <w:i w:val="0"/>
           <w:color w:val="000000"/>
           <w:sz w:val="26"/>
         </w:rPr>
@@ -2586,7 +2622,7 @@
       <w:r>
         <w:rPr>
           <w:rFonts w:cs="Times New Roman" w:ascii="Times New Roman" w:hAnsi="Times New Roman"/>
-          <w:i/>
+          <w:i w:val="0"/>
           <w:color w:val="000000"/>
           <w:sz w:val="26"/>
         </w:rPr>
@@ -2595,7 +2631,7 @@
       <w:r>
         <w:rPr>
           <w:rFonts w:cs="Times New Roman" w:ascii="Times New Roman" w:hAnsi="Times New Roman"/>
-          <w:i/>
+          <w:i w:val="0"/>
           <w:color w:val="000000"/>
           <w:sz w:val="26"/>
         </w:rPr>
@@ -2604,7 +2640,7 @@
       <w:r>
         <w:rPr>
           <w:rFonts w:cs="Times New Roman" w:ascii="Times New Roman" w:hAnsi="Times New Roman"/>
-          <w:i/>
+          <w:i w:val="0"/>
           <w:color w:val="000000"/>
           <w:sz w:val="26"/>
         </w:rPr>
@@ -2647,6 +2683,7 @@
               <w:rPr>
                 <w:rFonts w:ascii="Times New Roman" w:hAnsi="Times New Roman"/>
                 <w:b/>
+                <w:i w:val="0"/>
                 <w:color w:val="000000"/>
                 <w:sz w:val="24"/>
               </w:rPr>
@@ -2660,6 +2697,7 @@
             <w:r>
               <w:rPr>
                 <w:rFonts w:ascii="Times New Roman" w:hAnsi="Times New Roman"/>
+                <w:i w:val="0"/>
                 <w:color w:val="000000"/>
                 <w:sz w:val="20"/>
               </w:rPr>
@@ -2689,6 +2727,7 @@
             <w:r>
               <w:rPr>
                 <w:rFonts w:ascii="Times New Roman" w:hAnsi="Times New Roman"/>
+                <w:i w:val="0"/>
                 <w:color w:val="000000"/>
                 <w:sz w:val="28"/>
               </w:rPr>
@@ -2719,6 +2758,7 @@
               <w:rPr>
                 <w:rFonts w:ascii="Times New Roman" w:hAnsi="Times New Roman"/>
                 <w:b/>
+                <w:i w:val="0"/>
                 <w:color w:val="000000"/>
                 <w:sz w:val="24"/>
               </w:rPr>
@@ -2732,6 +2772,7 @@
             <w:r>
               <w:rPr>
                 <w:rFonts w:ascii="Times New Roman" w:hAnsi="Times New Roman"/>
+                <w:i w:val="0"/>
                 <w:color w:val="000000"/>
                 <w:sz w:val="20"/>
               </w:rPr>
@@ -2761,6 +2802,7 @@
             <w:r>
               <w:rPr>
                 <w:rFonts w:ascii="Times New Roman" w:hAnsi="Times New Roman"/>
+                <w:i w:val="0"/>
                 <w:color w:val="000000"/>
                 <w:sz w:val="28"/>
               </w:rPr>
@@ -2791,6 +2833,7 @@
               <w:rPr>
                 <w:rFonts w:ascii="Times New Roman" w:hAnsi="Times New Roman"/>
                 <w:b/>
+                <w:i w:val="0"/>
                 <w:color w:val="000000"/>
                 <w:sz w:val="24"/>
               </w:rPr>
@@ -2805,6 +2848,7 @@
             <w:r>
               <w:rPr>
                 <w:rFonts w:ascii="Times New Roman" w:hAnsi="Times New Roman"/>
+                <w:i w:val="0"/>
                 <w:color w:val="000000"/>
                 <w:sz w:val="20"/>
               </w:rPr>
@@ -2830,7 +2874,7 @@
     <w:p>
       <w:pPr>
         <w:spacing w:line="312" w:lineRule="auto"/>
-        <w:jc w:val="both"/>
+        <w:jc w:val="left"/>
       </w:pPr>
       <w:r>
         <w:rPr>
@@ -2895,6 +2939,7 @@
               <w:rPr>
                 <w:rFonts w:ascii="Times New Roman" w:hAnsi="Times New Roman"/>
                 <w:b/>
+                <w:i w:val="0"/>
                 <w:color w:val="000000"/>
               </w:rPr>
               <w:t>Khái niệm</w:t>
@@ -2922,6 +2967,7 @@
               <w:rPr>
                 <w:rFonts w:ascii="Times New Roman" w:hAnsi="Times New Roman"/>
                 <w:b/>
+                <w:i w:val="0"/>
                 <w:color w:val="000000"/>
               </w:rPr>
               <w:t>Áp dụng tại gateway</w:t>
@@ -2950,6 +2996,7 @@
               <w:rPr>
                 <w:rFonts w:ascii="Times New Roman" w:hAnsi="Times New Roman"/>
                 <w:b/>
+                <w:i w:val="0"/>
                 <w:color w:val="000000"/>
               </w:rPr>
               <w:t>Xác thực (Authentication)</w:t>
@@ -2974,6 +3021,7 @@
             <w:r>
               <w:rPr>
                 <w:rFonts w:ascii="Times New Roman" w:hAnsi="Times New Roman"/>
+                <w:i w:val="0"/>
                 <w:color w:val="000000"/>
               </w:rPr>
               <w:t>Gateway xác thực thiết bị qua token/API key; từ chối thiết bị không hợp lệ trước khi xử lý dữ liệu.</w:t>
@@ -3002,6 +3050,7 @@
               <w:rPr>
                 <w:rFonts w:ascii="Times New Roman" w:hAnsi="Times New Roman"/>
                 <w:b/>
+                <w:i w:val="0"/>
                 <w:color w:val="000000"/>
               </w:rPr>
               <w:t>Validation (Kiểm tra cấu trúc)</w:t>
@@ -3026,6 +3075,7 @@
             <w:r>
               <w:rPr>
                 <w:rFonts w:ascii="Times New Roman" w:hAnsi="Times New Roman"/>
+                <w:i w:val="0"/>
                 <w:color w:val="000000"/>
               </w:rPr>
               <w:t>Gateway kiểm tra schema payload, các trường bắt buộc và kiểu dữ liệu; từ chối payload sai cấu trúc.</w:t>
@@ -3054,6 +3104,7 @@
               <w:rPr>
                 <w:rFonts w:ascii="Times New Roman" w:hAnsi="Times New Roman"/>
                 <w:b/>
+                <w:i w:val="0"/>
                 <w:color w:val="000000"/>
               </w:rPr>
               <w:t>Filtering (Lọc dữ liệu)</w:t>
@@ -3078,6 +3129,7 @@
             <w:r>
               <w:rPr>
                 <w:rFonts w:ascii="Times New Roman" w:hAnsi="Times New Roman"/>
+                <w:i w:val="0"/>
                 <w:color w:val="000000"/>
               </w:rPr>
               <w:t>Gateway so sánh giá trị cảm biến với ngưỡng cho phép; từ chối dữ liệu vượt ngưỡng.</w:t>
@@ -3106,6 +3158,7 @@
               <w:rPr>
                 <w:rFonts w:ascii="Times New Roman" w:hAnsi="Times New Roman"/>
                 <w:b/>
+                <w:i w:val="0"/>
                 <w:color w:val="000000"/>
               </w:rPr>
               <w:t>Freshness (Tính mới)</w:t>
@@ -3130,6 +3183,7 @@
             <w:r>
               <w:rPr>
                 <w:rFonts w:ascii="Times New Roman" w:hAnsi="Times New Roman"/>
+                <w:i w:val="0"/>
                 <w:color w:val="000000"/>
               </w:rPr>
               <w:t>Gateway kiểm tra timestamp để đảm bảo dữ liệu không quá cũ (stale); từ chối dữ liệu hết hạn.</w:t>
@@ -3158,6 +3212,7 @@
               <w:rPr>
                 <w:rFonts w:ascii="Times New Roman" w:hAnsi="Times New Roman"/>
                 <w:b/>
+                <w:i w:val="0"/>
                 <w:color w:val="000000"/>
               </w:rPr>
               <w:t>Replay Protection (Chống phát lại)</w:t>
@@ -3182,6 +3237,7 @@
             <w:r>
               <w:rPr>
                 <w:rFonts w:ascii="Times New Roman" w:hAnsi="Times New Roman"/>
+                <w:i w:val="0"/>
                 <w:color w:val="000000"/>
               </w:rPr>
               <w:t>Gateway phát hiện gói tin trùng lặp dựa trên device ID + timestamp/nonce; từ chối gói lặp.</w:t>
@@ -3199,6 +3255,7 @@
               <w:rPr>
                 <w:rFonts w:ascii="Times New Roman" w:hAnsi="Times New Roman"/>
                 <w:b/>
+                <w:i w:val="0"/>
                 <w:color w:val="000000"/>
               </w:rPr>
               <w:t>Audit Logging (Ghi nhật ký)</w:t>
@@ -3213,6 +3270,7 @@
             <w:r>
               <w:rPr>
                 <w:rFonts w:ascii="Times New Roman" w:hAnsi="Times New Roman"/>
+                <w:i w:val="0"/>
                 <w:color w:val="000000"/>
               </w:rPr>
               <w:t>Gateway ghi nhận toàn bộ quyết định ACCEPT/REJECT kèm nguyên nhân, phục vụ truy vết và đánh giá.</w:t>
@@ -3316,7 +3374,7 @@
     </w:p>
     <w:p>
       <w:pPr>
-        <w:jc w:val="both"/>
+        <w:jc w:val="left"/>
       </w:pPr>
       <w:r>
         <w:rPr>
@@ -3364,6 +3422,7 @@
               <w:rPr>
                 <w:rFonts w:cs="Times New Roman" w:ascii="Times New Roman" w:hAnsi="Times New Roman"/>
                 <w:b/>
+                <w:i w:val="0"/>
                 <w:color w:val="000000"/>
                 <w:sz w:val="21"/>
               </w:rPr>
@@ -3392,6 +3451,7 @@
               <w:rPr>
                 <w:rFonts w:cs="Times New Roman" w:ascii="Times New Roman" w:hAnsi="Times New Roman"/>
                 <w:b/>
+                <w:i w:val="0"/>
                 <w:color w:val="000000"/>
               </w:rPr>
               <w:t>Mã đề tài</w:t>
@@ -3419,6 +3479,7 @@
               <w:rPr>
                 <w:rFonts w:cs="Times New Roman" w:ascii="Times New Roman" w:hAnsi="Times New Roman"/>
                 <w:b/>
+                <w:i w:val="0"/>
                 <w:color w:val="000000"/>
               </w:rPr>
               <w:t>Chương 2 phải tập trung</w:t>
@@ -3446,6 +3507,7 @@
               <w:rPr>
                 <w:rFonts w:cs="Times New Roman" w:ascii="Times New Roman" w:hAnsi="Times New Roman"/>
                 <w:b/>
+                <w:i w:val="0"/>
                 <w:color w:val="000000"/>
               </w:rPr>
               <w:t>Hình/bảng nên có</w:t>
@@ -3474,6 +3536,7 @@
             <w:r>
               <w:rPr>
                 <w:rFonts w:ascii="Times New Roman" w:hAnsi="Times New Roman"/>
+                <w:i w:val="0"/>
                 <w:color w:val="000000"/>
               </w:rPr>
               <w:t>☒ A</w:t>
@@ -3499,6 +3562,7 @@
             <w:r>
               <w:rPr>
                 <w:rFonts w:cs="Times New Roman" w:ascii="Times New Roman" w:hAnsi="Times New Roman"/>
+                <w:i w:val="0"/>
                 <w:color w:val="000000"/>
               </w:rPr>
               <w:t>01-10</w:t>
@@ -3523,6 +3587,7 @@
             <w:r>
               <w:rPr>
                 <w:rFonts w:cs="Times New Roman" w:ascii="Times New Roman" w:hAnsi="Times New Roman"/>
+                <w:i w:val="0"/>
                 <w:color w:val="000000"/>
               </w:rPr>
               <w:t>Kiến trúc IoT, bối cảnh ứng dụng, tài sản/dữ liệu và chuẩn đánh giá.</w:t>
@@ -3547,6 +3612,7 @@
             <w:r>
               <w:rPr>
                 <w:rFonts w:cs="Times New Roman" w:ascii="Times New Roman" w:hAnsi="Times New Roman"/>
+                <w:i w:val="0"/>
                 <w:color w:val="000000"/>
               </w:rPr>
               <w:t>Sơ đồ hệ thống; bảng tài sản-nguy cơ.</w:t>
@@ -3576,6 +3642,7 @@
               <w:rPr>
                 <w:rFonts w:cs="Times New Roman" w:ascii="Times New Roman" w:hAnsi="Times New Roman"/>
                 <w:b/>
+                <w:i w:val="0"/>
                 <w:color w:val="000000"/>
               </w:rPr>
               <w:t>□ B</w:t>
@@ -3601,6 +3668,7 @@
             <w:r>
               <w:rPr>
                 <w:rFonts w:cs="Times New Roman" w:ascii="Times New Roman" w:hAnsi="Times New Roman"/>
+                <w:i w:val="0"/>
                 <w:color w:val="000000"/>
               </w:rPr>
               <w:t>11-19, 49</w:t>
@@ -3625,6 +3693,7 @@
             <w:r>
               <w:rPr>
                 <w:rFonts w:cs="Times New Roman" w:ascii="Times New Roman" w:hAnsi="Times New Roman"/>
+                <w:i w:val="0"/>
                 <w:color w:val="000000"/>
               </w:rPr>
               <w:t>Đặc tính giao thức/mạng/API, cơ chế xác thực-mã hóa và cấu hình an toàn.</w:t>
@@ -3649,6 +3718,7 @@
             <w:r>
               <w:rPr>
                 <w:rFonts w:cs="Times New Roman" w:ascii="Times New Roman" w:hAnsi="Times New Roman"/>
+                <w:i w:val="0"/>
                 <w:color w:val="000000"/>
               </w:rPr>
               <w:t>Bảng so sánh; sơ đồ luồng; cấu hình mẫu.</w:t>
@@ -3678,6 +3748,7 @@
               <w:rPr>
                 <w:rFonts w:cs="Times New Roman" w:ascii="Times New Roman" w:hAnsi="Times New Roman"/>
                 <w:b/>
+                <w:i w:val="0"/>
                 <w:color w:val="000000"/>
               </w:rPr>
               <w:t>□ C</w:t>
@@ -3703,6 +3774,7 @@
             <w:r>
               <w:rPr>
                 <w:rFonts w:cs="Times New Roman" w:ascii="Times New Roman" w:hAnsi="Times New Roman"/>
+                <w:i w:val="0"/>
                 <w:color w:val="000000"/>
               </w:rPr>
               <w:t>20, 30, 31, 42, 45</w:t>
@@ -3727,6 +3799,7 @@
             <w:r>
               <w:rPr>
                 <w:rFonts w:cs="Times New Roman" w:ascii="Times New Roman" w:hAnsi="Times New Roman"/>
+                <w:i w:val="0"/>
                 <w:color w:val="000000"/>
               </w:rPr>
               <w:t>Firmware, boot/update, phần cứng, lưu trữ khóa và bề mặt thiết bị.</w:t>
@@ -3751,6 +3824,7 @@
             <w:r>
               <w:rPr>
                 <w:rFonts w:cs="Times New Roman" w:ascii="Times New Roman" w:hAnsi="Times New Roman"/>
+                <w:i w:val="0"/>
                 <w:color w:val="000000"/>
               </w:rPr>
               <w:t>Chuỗi boot/update; bảng điểm kiểm tra.</w:t>
@@ -3780,6 +3854,7 @@
               <w:rPr>
                 <w:rFonts w:cs="Times New Roman" w:ascii="Times New Roman" w:hAnsi="Times New Roman"/>
                 <w:b/>
+                <w:i w:val="0"/>
                 <w:color w:val="000000"/>
               </w:rPr>
               <w:lastRenderedPageBreak/>
@@ -3806,6 +3881,7 @@
             <w:r>
               <w:rPr>
                 <w:rFonts w:cs="Times New Roman" w:ascii="Times New Roman" w:hAnsi="Times New Roman"/>
+                <w:i w:val="0"/>
                 <w:color w:val="000000"/>
               </w:rPr>
               <w:t>21-29, 32</w:t>
@@ -3830,6 +3906,7 @@
             <w:r>
               <w:rPr>
                 <w:rFonts w:cs="Times New Roman" w:ascii="Times New Roman" w:hAnsi="Times New Roman"/>
+                <w:i w:val="0"/>
                 <w:color w:val="000000"/>
               </w:rPr>
               <w:t>Mô hình tấn công, điều kiện xảy ra, tác động, quyền riêng tư và phòng thủ nhiều lớp.</w:t>
@@ -3854,6 +3931,7 @@
             <w:r>
               <w:rPr>
                 <w:rFonts w:cs="Times New Roman" w:ascii="Times New Roman" w:hAnsi="Times New Roman"/>
+                <w:i w:val="0"/>
                 <w:color w:val="000000"/>
               </w:rPr>
               <w:t>Attack tree/DFD; bảng STRIDE/rủi ro.</w:t>
@@ -3883,6 +3961,7 @@
               <w:rPr>
                 <w:rFonts w:cs="Times New Roman" w:ascii="Times New Roman" w:hAnsi="Times New Roman"/>
                 <w:b/>
+                <w:i w:val="0"/>
                 <w:color w:val="000000"/>
               </w:rPr>
               <w:t>□ E</w:t>
@@ -3908,6 +3987,7 @@
             <w:r>
               <w:rPr>
                 <w:rFonts w:cs="Times New Roman" w:ascii="Times New Roman" w:hAnsi="Times New Roman"/>
+                <w:i w:val="0"/>
                 <w:color w:val="000000"/>
               </w:rPr>
               <w:t>33-34</w:t>
@@ -3932,6 +4012,7 @@
             <w:r>
               <w:rPr>
                 <w:rFonts w:cs="Times New Roman" w:ascii="Times New Roman" w:hAnsi="Times New Roman"/>
+                <w:i w:val="0"/>
                 <w:color w:val="000000"/>
               </w:rPr>
               <w:t>Lưu lượng IoT, bất thường, IDS, đặc trưng/rule và chỉ số đánh giá.</w:t>
@@ -3956,6 +4037,7 @@
             <w:r>
               <w:rPr>
                 <w:rFonts w:cs="Times New Roman" w:ascii="Times New Roman" w:hAnsi="Times New Roman"/>
+                <w:i w:val="0"/>
                 <w:color w:val="000000"/>
               </w:rPr>
               <w:t>Luồng phát hiện; bảng đặc trưng/chỉ số.</w:t>
@@ -3985,6 +4067,7 @@
               <w:rPr>
                 <w:rFonts w:cs="Times New Roman" w:ascii="Times New Roman" w:hAnsi="Times New Roman"/>
                 <w:b/>
+                <w:i w:val="0"/>
                 <w:color w:val="000000"/>
               </w:rPr>
               <w:t>□ F</w:t>
@@ -4010,6 +4093,7 @@
             <w:r>
               <w:rPr>
                 <w:rFonts w:cs="Times New Roman" w:ascii="Times New Roman" w:hAnsi="Times New Roman"/>
+                <w:i w:val="0"/>
                 <w:color w:val="000000"/>
               </w:rPr>
               <w:t>36-41, 43-44</w:t>
@@ -4034,6 +4118,7 @@
             <w:r>
               <w:rPr>
                 <w:rFonts w:cs="Times New Roman" w:ascii="Times New Roman" w:hAnsi="Times New Roman"/>
+                <w:i w:val="0"/>
                 <w:color w:val="000000"/>
               </w:rPr>
               <w:t>Thuật toán, khóa/chứng chỉ, xác thực, toàn vẹn và chi phí tài nguyên IoT.</w:t>
@@ -4058,6 +4143,7 @@
             <w:r>
               <w:rPr>
                 <w:rFonts w:cs="Times New Roman" w:ascii="Times New Roman" w:hAnsi="Times New Roman"/>
+                <w:i w:val="0"/>
                 <w:color w:val="000000"/>
               </w:rPr>
               <w:t>Sơ đồ vòng đời khóa; bảng so sánh.</w:t>
@@ -4087,6 +4173,7 @@
               <w:rPr>
                 <w:rFonts w:cs="Times New Roman" w:ascii="Times New Roman" w:hAnsi="Times New Roman"/>
                 <w:b/>
+                <w:i w:val="0"/>
                 <w:color w:val="000000"/>
               </w:rPr>
               <w:t>□ G</w:t>
@@ -4112,6 +4199,7 @@
             <w:r>
               <w:rPr>
                 <w:rFonts w:cs="Times New Roman" w:ascii="Times New Roman" w:hAnsi="Times New Roman"/>
+                <w:i w:val="0"/>
                 <w:color w:val="000000"/>
               </w:rPr>
               <w:t>35, 46-48, 50</w:t>
@@ -4136,6 +4224,7 @@
             <w:r>
               <w:rPr>
                 <w:rFonts w:cs="Times New Roman" w:ascii="Times New Roman" w:hAnsi="Times New Roman"/>
+                <w:i w:val="0"/>
                 <w:color w:val="000000"/>
               </w:rPr>
               <w:t>Quản trị rủi ro, chuẩn OWASP/ISVS/ISTG, policy, checklist và quy trình kiểm thử.</w:t>
@@ -4160,6 +4249,7 @@
             <w:r>
               <w:rPr>
                 <w:rFonts w:cs="Times New Roman" w:ascii="Times New Roman" w:hAnsi="Times New Roman"/>
+                <w:i w:val="0"/>
                 <w:color w:val="000000"/>
               </w:rPr>
               <w:t>Khung tiêu chí; quy trình; ma trận vai trò.</w:t>
@@ -4231,7 +4321,7 @@
     </w:p>
     <w:p>
       <w:pPr>
-        <w:jc w:val="both"/>
+        <w:jc w:val="left"/>
       </w:pPr>
       <w:r>
         <w:rPr>
@@ -4282,6 +4372,7 @@
               <w:rPr>
                 <w:rFonts w:cs="Times New Roman" w:ascii="Times New Roman" w:hAnsi="Times New Roman"/>
                 <w:b/>
+                <w:i w:val="0"/>
                 <w:color w:val="000000"/>
                 <w:sz w:val="20"/>
               </w:rPr>
@@ -4310,6 +4401,7 @@
               <w:rPr>
                 <w:rFonts w:cs="Times New Roman" w:ascii="Times New Roman" w:hAnsi="Times New Roman"/>
                 <w:b/>
+                <w:i w:val="0"/>
                 <w:color w:val="000000"/>
                 <w:sz w:val="20"/>
               </w:rPr>
@@ -4338,6 +4430,7 @@
               <w:rPr>
                 <w:rFonts w:cs="Times New Roman" w:ascii="Times New Roman" w:hAnsi="Times New Roman"/>
                 <w:b/>
+                <w:i w:val="0"/>
                 <w:color w:val="000000"/>
                 <w:sz w:val="20"/>
               </w:rPr>
@@ -4366,6 +4459,7 @@
               <w:rPr>
                 <w:rFonts w:cs="Times New Roman" w:ascii="Times New Roman" w:hAnsi="Times New Roman"/>
                 <w:b/>
+                <w:i w:val="0"/>
                 <w:color w:val="000000"/>
                 <w:sz w:val="20"/>
               </w:rPr>
@@ -4394,6 +4488,7 @@
               <w:rPr>
                 <w:rFonts w:cs="Times New Roman" w:ascii="Times New Roman" w:hAnsi="Times New Roman"/>
                 <w:b/>
+                <w:i w:val="0"/>
                 <w:color w:val="000000"/>
               </w:rPr>
               <w:t>Truy cập</w:t>
@@ -4420,6 +4515,7 @@
             <w:r>
               <w:rPr>
                 <w:rFonts w:ascii="Times New Roman" w:hAnsi="Times New Roman"/>
+                <w:i w:val="0"/>
                 <w:color w:val="000000"/>
               </w:rPr>
               <w:t>1</w:t>
@@ -4444,6 +4540,7 @@
             <w:r>
               <w:rPr>
                 <w:rFonts w:ascii="Times New Roman" w:hAnsi="Times New Roman"/>
+                <w:i w:val="0"/>
                 <w:color w:val="000000"/>
               </w:rPr>
               <w:t>Node-RED</w:t>
@@ -4468,6 +4565,7 @@
             <w:r>
               <w:rPr>
                 <w:rFonts w:ascii="Times New Roman" w:hAnsi="Times New Roman"/>
+                <w:i w:val="0"/>
                 <w:color w:val="000000"/>
               </w:rPr>
               <w:t>https://github.com/node-red/node-red</w:t>
@@ -4492,6 +4590,7 @@
             <w:r>
               <w:rPr>
                 <w:rFonts w:ascii="Times New Roman" w:hAnsi="Times New Roman"/>
+                <w:i w:val="0"/>
                 <w:color w:val="000000"/>
               </w:rPr>
               <w:t>Nền tảng flow-based programming để xây dựng mô hình gateway xử lý dữ liệu IoT theo luồng.</w:t>
@@ -4516,6 +4615,7 @@
             <w:r>
               <w:rPr>
                 <w:rFonts w:ascii="Times New Roman" w:hAnsi="Times New Roman"/>
+                <w:i w:val="0"/>
                 <w:color w:val="000000"/>
               </w:rPr>
               <w:t>13/07/2026</w:t>
@@ -4542,6 +4642,7 @@
             <w:r>
               <w:rPr>
                 <w:rFonts w:ascii="Times New Roman" w:hAnsi="Times New Roman"/>
+                <w:i w:val="0"/>
                 <w:color w:val="000000"/>
               </w:rPr>
               <w:t>2</w:t>
@@ -4566,6 +4667,7 @@
             <w:r>
               <w:rPr>
                 <w:rFonts w:ascii="Times New Roman" w:hAnsi="Times New Roman"/>
+                <w:i w:val="0"/>
                 <w:color w:val="000000"/>
               </w:rPr>
               <w:t>Node-RED Docker</w:t>
@@ -4590,6 +4692,7 @@
             <w:r>
               <w:rPr>
                 <w:rFonts w:ascii="Times New Roman" w:hAnsi="Times New Roman"/>
+                <w:i w:val="0"/>
                 <w:color w:val="000000"/>
               </w:rPr>
               <w:t>https://github.com/node-red/node-red-docker</w:t>
@@ -4614,6 +4717,7 @@
             <w:r>
               <w:rPr>
                 <w:rFonts w:ascii="Times New Roman" w:hAnsi="Times New Roman"/>
+                <w:i w:val="0"/>
                 <w:color w:val="000000"/>
               </w:rPr>
               <w:t>Triển khai Node-RED trong môi trường Docker để tái lập và cô lập mô hình thử nghiệm.</w:t>
@@ -4638,6 +4742,7 @@
             <w:r>
               <w:rPr>
                 <w:rFonts w:ascii="Times New Roman" w:hAnsi="Times New Roman"/>
+                <w:i w:val="0"/>
                 <w:color w:val="000000"/>
               </w:rPr>
               <w:t>13/07/2026</w:t>
@@ -4664,6 +4769,7 @@
             <w:r>
               <w:rPr>
                 <w:rFonts w:ascii="Times New Roman" w:hAnsi="Times New Roman"/>
+                <w:i w:val="0"/>
                 <w:color w:val="000000"/>
               </w:rPr>
               <w:t>3</w:t>
@@ -4688,6 +4794,7 @@
             <w:r>
               <w:rPr>
                 <w:rFonts w:ascii="Times New Roman" w:hAnsi="Times New Roman"/>
+                <w:i w:val="0"/>
                 <w:color w:val="000000"/>
               </w:rPr>
               <w:t>OWASP IoT Security Verification Standard (ISVS)</w:t>
@@ -4712,6 +4819,7 @@
             <w:r>
               <w:rPr>
                 <w:rFonts w:ascii="Times New Roman" w:hAnsi="Times New Roman"/>
+                <w:i w:val="0"/>
                 <w:color w:val="000000"/>
               </w:rPr>
               <w:t>https://github.com/OWASP/IoT-Security-Verification-Standard-ISVS</w:t>
@@ -4736,6 +4844,7 @@
             <w:r>
               <w:rPr>
                 <w:rFonts w:ascii="Times New Roman" w:hAnsi="Times New Roman"/>
+                <w:i w:val="0"/>
                 <w:color w:val="000000"/>
               </w:rPr>
               <w:t xml:space="preserve">Tham khảo yêu cầu và nguyên tắc đánh giá bảo mật IoT; sử dụng làm khung tham chiếu cho thiết kế rule/checklist </w:t>
@@ -4743,6 +4852,7 @@
             <w:r>
               <w:rPr>
                 <w:rFonts w:ascii="Times New Roman" w:hAnsi="Times New Roman"/>
+                <w:i w:val="0"/>
                 <w:color w:val="000000"/>
               </w:rPr>
               <w:lastRenderedPageBreak/>
@@ -4768,6 +4878,7 @@
             <w:r>
               <w:rPr>
                 <w:rFonts w:ascii="Times New Roman" w:hAnsi="Times New Roman"/>
+                <w:i w:val="0"/>
                 <w:color w:val="000000"/>
               </w:rPr>
               <w:lastRenderedPageBreak/>
@@ -4795,6 +4906,7 @@
             <w:r>
               <w:rPr>
                 <w:rFonts w:ascii="Times New Roman" w:hAnsi="Times New Roman"/>
+                <w:i w:val="0"/>
                 <w:color w:val="000000"/>
               </w:rPr>
               <w:t>4</w:t>
@@ -4819,6 +4931,7 @@
             <w:r>
               <w:rPr>
                 <w:rFonts w:ascii="Times New Roman" w:hAnsi="Times New Roman"/>
+                <w:i w:val="0"/>
                 <w:color w:val="000000"/>
               </w:rPr>
               <w:t>NISTIR 8259A – IoT Device Cybersecurity Capability Core Baseline</w:t>
@@ -4843,6 +4956,7 @@
             <w:r>
               <w:rPr>
                 <w:rFonts w:ascii="Times New Roman" w:hAnsi="Times New Roman"/>
+                <w:i w:val="0"/>
                 <w:color w:val="000000"/>
               </w:rPr>
               <w:t>https://nvlpubs.nist.gov/nistpubs/ir/2020/NIST.IR.8259A.pdf</w:t>
@@ -4867,6 +4981,7 @@
             <w:r>
               <w:rPr>
                 <w:rFonts w:ascii="Times New Roman" w:hAnsi="Times New Roman"/>
+                <w:i w:val="0"/>
                 <w:color w:val="000000"/>
               </w:rPr>
               <w:t>Tham khảo năng lực bảo mật cơ bản cho thiết bị IoT; tài liệu hiện hành tại ngày truy cập.</w:t>
@@ -4891,6 +5006,7 @@
             <w:r>
               <w:rPr>
                 <w:rFonts w:ascii="Times New Roman" w:hAnsi="Times New Roman"/>
+                <w:i w:val="0"/>
                 <w:color w:val="000000"/>
               </w:rPr>
               <w:t>13/07/2026</w:t>
@@ -4918,6 +5034,7 @@
             <w:r>
               <w:rPr>
                 <w:rFonts w:ascii="Times New Roman" w:hAnsi="Times New Roman"/>
+                <w:i w:val="0"/>
                 <w:color w:val="000000"/>
               </w:rPr>
               <w:t>5</w:t>
@@ -4943,6 +5060,7 @@
             <w:r>
               <w:rPr>
                 <w:rFonts w:ascii="Times New Roman" w:hAnsi="Times New Roman"/>
+                <w:i w:val="0"/>
                 <w:color w:val="000000"/>
               </w:rPr>
               <w:t>ETSI EN 303 645 – Cyber Security for Consumer Internet of Things</w:t>
@@ -4968,6 +5086,7 @@
             <w:r>
               <w:rPr>
                 <w:rFonts w:ascii="Times New Roman" w:hAnsi="Times New Roman"/>
+                <w:i w:val="0"/>
                 <w:color w:val="000000"/>
               </w:rPr>
               <w:t>https://www.etsi.org/deliver/etsi_en/303600_303699/303645/02.01.01_60/en_303645v020101p.pdf</w:t>
@@ -4993,6 +5112,7 @@
             <w:r>
               <w:rPr>
                 <w:rFonts w:ascii="Times New Roman" w:hAnsi="Times New Roman"/>
+                <w:i w:val="0"/>
                 <w:color w:val="000000"/>
               </w:rPr>
               <w:t>Tham khảo nguyên tắc bảo mật cho thiết bị IoT tiêu dùng; tài liệu hiện hành tại ngày truy cập.</w:t>
@@ -5017,6 +5137,7 @@
             <w:r>
               <w:rPr>
                 <w:rFonts w:ascii="Times New Roman" w:hAnsi="Times New Roman"/>
+                <w:i w:val="0"/>
                 <w:color w:val="000000"/>
               </w:rPr>
               <w:t>13/07/2026</w:t>
@@ -5074,7 +5195,7 @@
     </w:p>
     <w:p>
       <w:pPr>
-        <w:jc w:val="both"/>
+        <w:jc w:val="left"/>
       </w:pPr>
       <w:r>
         <w:rPr>
@@ -5087,7 +5208,7 @@
     </w:p>
     <w:p>
       <w:pPr>
-        <w:jc w:val="both"/>
+        <w:jc w:val="left"/>
       </w:pPr>
       <w:r>
         <w:rPr>
@@ -5100,7 +5221,7 @@
     </w:p>
     <w:p>
       <w:pPr>
-        <w:jc w:val="both"/>
+        <w:jc w:val="left"/>
       </w:pPr>
       <w:r>
         <w:rPr>
@@ -5113,7 +5234,7 @@
     </w:p>
     <w:p>
       <w:pPr>
-        <w:jc w:val="both"/>
+        <w:jc w:val="left"/>
       </w:pPr>
       <w:r>
         <w:rPr>
@@ -5127,7 +5248,7 @@
     </w:p>
     <w:p>
       <w:pPr>
-        <w:jc w:val="both"/>
+        <w:jc w:val="left"/>
       </w:pPr>
       <w:r>
         <w:rPr>
@@ -5186,12 +5307,12 @@
     <w:p>
       <w:pPr>
         <w:spacing w:line="312" w:lineRule="auto"/>
-        <w:jc w:val="both"/>
+        <w:jc w:val="left"/>
       </w:pPr>
       <w:r>
         <w:rPr>
           <w:rFonts w:cs="Times New Roman" w:ascii="Times New Roman" w:hAnsi="Times New Roman"/>
-          <w:i/>
+          <w:i w:val="0"/>
           <w:color w:val="000000"/>
           <w:sz w:val="26"/>
         </w:rPr>
@@ -5200,7 +5321,7 @@
       <w:r>
         <w:rPr>
           <w:rFonts w:cs="Times New Roman" w:ascii="Times New Roman" w:hAnsi="Times New Roman"/>
-          <w:i/>
+          <w:i w:val="0"/>
           <w:color w:val="000000"/>
           <w:sz w:val="26"/>
         </w:rPr>
@@ -5303,7 +5424,7 @@
     </w:p>
     <w:p>
       <w:pPr>
-        <w:jc w:val="both"/>
+        <w:jc w:val="left"/>
       </w:pPr>
       <w:r>
         <w:rPr>
@@ -5324,7 +5445,7 @@
     </w:p>
     <w:p>
       <w:pPr>
-        <w:jc w:val="both"/>
+        <w:jc w:val="left"/>
       </w:pPr>
       <w:r>
         <w:rPr>
@@ -5406,7 +5527,7 @@
     </w:p>
     <w:p>
       <w:pPr>
-        <w:jc w:val="both"/>
+        <w:jc w:val="left"/>
       </w:pPr>
       <w:r>
         <w:rPr>
@@ -5427,7 +5548,7 @@
     </w:p>
     <w:p>
       <w:pPr>
-        <w:jc w:val="both"/>
+        <w:jc w:val="left"/>
       </w:pPr>
       <w:r>
         <w:rPr>
@@ -5525,7 +5646,7 @@
     </w:p>
     <w:p>
       <w:pPr>
-        <w:jc w:val="both"/>
+        <w:jc w:val="left"/>
       </w:pPr>
       <w:r>
         <w:rPr>
@@ -5556,6 +5677,7 @@
             <w:r>
               <w:rPr>
                 <w:rFonts w:ascii="Times New Roman" w:hAnsi="Times New Roman"/>
+                <w:i w:val="0"/>
                 <w:color w:val="000000"/>
               </w:rPr>
               <w:t>Thành phần</w:t>
@@ -5570,6 +5692,7 @@
             <w:r>
               <w:rPr>
                 <w:rFonts w:ascii="Times New Roman" w:hAnsi="Times New Roman"/>
+                <w:i w:val="0"/>
                 <w:color w:val="000000"/>
               </w:rPr>
               <w:t>Công dụng</w:t>
@@ -5584,6 +5707,7 @@
             <w:r>
               <w:rPr>
                 <w:rFonts w:ascii="Times New Roman" w:hAnsi="Times New Roman"/>
+                <w:i w:val="0"/>
                 <w:color w:val="000000"/>
               </w:rPr>
               <w:t>Trạng thái</w:t>
@@ -5600,6 +5724,7 @@
             <w:r>
               <w:rPr>
                 <w:rFonts w:ascii="Times New Roman" w:hAnsi="Times New Roman"/>
+                <w:i w:val="0"/>
                 <w:color w:val="000000"/>
               </w:rPr>
               <w:t>Node-RED</w:t>
@@ -5614,6 +5739,7 @@
             <w:r>
               <w:rPr>
                 <w:rFonts w:ascii="Times New Roman" w:hAnsi="Times New Roman"/>
+                <w:i w:val="0"/>
                 <w:color w:val="000000"/>
               </w:rPr>
               <w:t>Xây dựng flow gateway bảo mật</w:t>
@@ -5628,6 +5754,7 @@
             <w:r>
               <w:rPr>
                 <w:rFonts w:ascii="Times New Roman" w:hAnsi="Times New Roman"/>
+                <w:i w:val="0"/>
                 <w:color w:val="000000"/>
               </w:rPr>
               <w:t>nodered/node-red:4.0.9</w:t>
@@ -5644,6 +5771,7 @@
             <w:r>
               <w:rPr>
                 <w:rFonts w:ascii="Times New Roman" w:hAnsi="Times New Roman"/>
+                <w:i w:val="0"/>
                 <w:color w:val="000000"/>
               </w:rPr>
               <w:t>Docker / Docker Compose</w:t>
@@ -5658,6 +5786,7 @@
             <w:r>
               <w:rPr>
                 <w:rFonts w:ascii="Times New Roman" w:hAnsi="Times New Roman"/>
+                <w:i w:val="0"/>
                 <w:color w:val="000000"/>
               </w:rPr>
               <w:t>Đóng gói và chạy môi trường nhất quán</w:t>
@@ -5672,6 +5801,7 @@
             <w:r>
               <w:rPr>
                 <w:rFonts w:ascii="Times New Roman" w:hAnsi="Times New Roman"/>
+                <w:i w:val="0"/>
                 <w:color w:val="000000"/>
               </w:rPr>
               <w:t>docker-compose.yml</w:t>
@@ -5688,6 +5818,7 @@
             <w:r>
               <w:rPr>
                 <w:rFonts w:ascii="Times New Roman" w:hAnsi="Times New Roman"/>
+                <w:i w:val="0"/>
                 <w:color w:val="000000"/>
               </w:rPr>
               <w:t>GitHub</w:t>
@@ -5702,6 +5833,7 @@
             <w:r>
               <w:rPr>
                 <w:rFonts w:ascii="Times New Roman" w:hAnsi="Times New Roman"/>
+                <w:i w:val="0"/>
                 <w:color w:val="000000"/>
               </w:rPr>
               <w:t>Quản lý mã nguồn và minh chứng</w:t>
@@ -5716,6 +5848,7 @@
             <w:r>
               <w:rPr>
                 <w:rFonts w:ascii="Times New Roman" w:hAnsi="Times New Roman"/>
+                <w:i w:val="0"/>
                 <w:color w:val="000000"/>
               </w:rPr>
               <w:t>https://github.com/dinhvaren/iot-gateway-security-lab</w:t>
@@ -5732,6 +5865,7 @@
             <w:r>
               <w:rPr>
                 <w:rFonts w:ascii="Times New Roman" w:hAnsi="Times New Roman"/>
+                <w:i w:val="0"/>
                 <w:color w:val="000000"/>
               </w:rPr>
               <w:t>Payload IoT giả lập</w:t>
@@ -5746,6 +5880,7 @@
             <w:r>
               <w:rPr>
                 <w:rFonts w:ascii="Times New Roman" w:hAnsi="Times New Roman"/>
+                <w:i w:val="0"/>
                 <w:color w:val="000000"/>
               </w:rPr>
               <w:t>Mô phỏng dữ liệu nhiệt độ và độ ẩm</w:t>
@@ -5760,6 +5895,7 @@
             <w:r>
               <w:rPr>
                 <w:rFonts w:ascii="Times New Roman" w:hAnsi="Times New Roman"/>
+                <w:i w:val="0"/>
                 <w:color w:val="000000"/>
               </w:rPr>
               <w:t>Dữ liệu thử nghiệm (Inject nodes trong flow)</w:t>
@@ -5776,6 +5912,7 @@
             <w:r>
               <w:rPr>
                 <w:rFonts w:ascii="Times New Roman" w:hAnsi="Times New Roman"/>
+                <w:i w:val="0"/>
                 <w:color w:val="000000"/>
               </w:rPr>
               <w:t>Cloud Sink giả lập</w:t>
@@ -5790,6 +5927,7 @@
             <w:r>
               <w:rPr>
                 <w:rFonts w:ascii="Times New Roman" w:hAnsi="Times New Roman"/>
+                <w:i w:val="0"/>
                 <w:color w:val="000000"/>
               </w:rPr>
               <w:t>Nhận dữ liệu được gateway chấp nhận</w:t>
@@ -5804,6 +5942,7 @@
             <w:r>
               <w:rPr>
                 <w:rFonts w:ascii="Times New Roman" w:hAnsi="Times New Roman"/>
+                <w:i w:val="0"/>
                 <w:color w:val="000000"/>
               </w:rPr>
               <w:t>Node-RED Debug node + HTTP endpoint</w:t>
@@ -5829,7 +5968,7 @@
     </w:p>
     <w:p>
       <w:pPr>
-        <w:jc w:val="both"/>
+        <w:jc w:val="left"/>
       </w:pPr>
       <w:r>
         <w:rPr>
@@ -5879,7 +6018,7 @@
     </w:p>
     <w:p>
       <w:pPr>
-        <w:jc w:val="both"/>
+        <w:jc w:val="left"/>
       </w:pPr>
       <w:r>
         <w:rPr>
@@ -5900,7 +6039,7 @@
     </w:p>
     <w:p>
       <w:pPr>
-        <w:jc w:val="both"/>
+        <w:jc w:val="left"/>
       </w:pPr>
       <w:r>
         <w:rPr>
@@ -5966,7 +6105,7 @@
     </w:p>
     <w:p>
       <w:pPr>
-        <w:jc w:val="both"/>
+        <w:jc w:val="left"/>
       </w:pPr>
       <w:r>
         <w:rPr>
@@ -5999,6 +6138,7 @@
             <w:r>
               <w:rPr>
                 <w:rFonts w:ascii="Times New Roman" w:hAnsi="Times New Roman"/>
+                <w:i w:val="0"/>
                 <w:color w:val="000000"/>
                 <w:sz w:val="20"/>
               </w:rPr>
@@ -6014,6 +6154,7 @@
             <w:r>
               <w:rPr>
                 <w:rFonts w:ascii="Times New Roman" w:hAnsi="Times New Roman"/>
+                <w:i w:val="0"/>
                 <w:color w:val="000000"/>
                 <w:sz w:val="20"/>
               </w:rPr>
@@ -6029,6 +6170,7 @@
             <w:r>
               <w:rPr>
                 <w:rFonts w:ascii="Times New Roman" w:hAnsi="Times New Roman"/>
+                <w:i w:val="0"/>
                 <w:color w:val="000000"/>
                 <w:sz w:val="20"/>
               </w:rPr>
@@ -6044,6 +6186,7 @@
             <w:r>
               <w:rPr>
                 <w:rFonts w:ascii="Times New Roman" w:hAnsi="Times New Roman"/>
+                <w:i w:val="0"/>
                 <w:color w:val="000000"/>
                 <w:sz w:val="20"/>
               </w:rPr>
@@ -6059,6 +6202,7 @@
             <w:r>
               <w:rPr>
                 <w:rFonts w:ascii="Times New Roman" w:hAnsi="Times New Roman"/>
+                <w:i w:val="0"/>
                 <w:color w:val="000000"/>
                 <w:sz w:val="20"/>
               </w:rPr>
@@ -6076,6 +6220,7 @@
             <w:r>
               <w:rPr>
                 <w:rFonts w:ascii="Times New Roman" w:hAnsi="Times New Roman"/>
+                <w:i w:val="0"/>
                 <w:color w:val="000000"/>
                 <w:sz w:val="20"/>
               </w:rPr>
@@ -6091,6 +6236,7 @@
             <w:r>
               <w:rPr>
                 <w:rFonts w:ascii="Times New Roman" w:hAnsi="Times New Roman"/>
+                <w:i w:val="0"/>
                 <w:color w:val="000000"/>
                 <w:sz w:val="20"/>
               </w:rPr>
@@ -6106,6 +6252,7 @@
             <w:r>
               <w:rPr>
                 <w:rFonts w:ascii="Times New Roman" w:hAnsi="Times New Roman"/>
+                <w:i w:val="0"/>
                 <w:color w:val="000000"/>
                 <w:sz w:val="20"/>
               </w:rPr>
@@ -6121,6 +6268,7 @@
             <w:r>
               <w:rPr>
                 <w:rFonts w:ascii="Times New Roman" w:hAnsi="Times New Roman"/>
+                <w:i w:val="0"/>
                 <w:color w:val="000000"/>
                 <w:sz w:val="20"/>
               </w:rPr>
@@ -6136,6 +6284,7 @@
             <w:r>
               <w:rPr>
                 <w:rFonts w:ascii="Times New Roman" w:hAnsi="Times New Roman"/>
+                <w:i w:val="0"/>
                 <w:color w:val="000000"/>
                 <w:sz w:val="20"/>
               </w:rPr>
@@ -6153,6 +6302,7 @@
             <w:r>
               <w:rPr>
                 <w:rFonts w:ascii="Times New Roman" w:hAnsi="Times New Roman"/>
+                <w:i w:val="0"/>
                 <w:color w:val="000000"/>
                 <w:sz w:val="20"/>
               </w:rPr>
@@ -6168,6 +6318,7 @@
             <w:r>
               <w:rPr>
                 <w:rFonts w:ascii="Times New Roman" w:hAnsi="Times New Roman"/>
+                <w:i w:val="0"/>
                 <w:color w:val="000000"/>
                 <w:sz w:val="20"/>
               </w:rPr>
@@ -6183,6 +6334,7 @@
             <w:r>
               <w:rPr>
                 <w:rFonts w:ascii="Times New Roman" w:hAnsi="Times New Roman"/>
+                <w:i w:val="0"/>
                 <w:color w:val="000000"/>
                 <w:sz w:val="20"/>
               </w:rPr>
@@ -6198,6 +6350,7 @@
             <w:r>
               <w:rPr>
                 <w:rFonts w:ascii="Times New Roman" w:hAnsi="Times New Roman"/>
+                <w:i w:val="0"/>
                 <w:color w:val="000000"/>
                 <w:sz w:val="20"/>
               </w:rPr>
@@ -6213,6 +6366,7 @@
             <w:r>
               <w:rPr>
                 <w:rFonts w:ascii="Times New Roman" w:hAnsi="Times New Roman"/>
+                <w:i w:val="0"/>
                 <w:color w:val="000000"/>
                 <w:sz w:val="20"/>
               </w:rPr>
@@ -6230,6 +6384,7 @@
             <w:r>
               <w:rPr>
                 <w:rFonts w:ascii="Times New Roman" w:hAnsi="Times New Roman"/>
+                <w:i w:val="0"/>
                 <w:color w:val="000000"/>
                 <w:sz w:val="20"/>
               </w:rPr>
@@ -6245,6 +6400,7 @@
             <w:r>
               <w:rPr>
                 <w:rFonts w:ascii="Times New Roman" w:hAnsi="Times New Roman"/>
+                <w:i w:val="0"/>
                 <w:color w:val="000000"/>
                 <w:sz w:val="20"/>
               </w:rPr>
@@ -6260,6 +6416,7 @@
             <w:r>
               <w:rPr>
                 <w:rFonts w:ascii="Times New Roman" w:hAnsi="Times New Roman"/>
+                <w:i w:val="0"/>
                 <w:color w:val="000000"/>
                 <w:sz w:val="20"/>
               </w:rPr>
@@ -6275,6 +6432,7 @@
             <w:r>
               <w:rPr>
                 <w:rFonts w:ascii="Times New Roman" w:hAnsi="Times New Roman"/>
+                <w:i w:val="0"/>
                 <w:color w:val="000000"/>
                 <w:sz w:val="20"/>
               </w:rPr>
@@ -6290,6 +6448,7 @@
             <w:r>
               <w:rPr>
                 <w:rFonts w:ascii="Times New Roman" w:hAnsi="Times New Roman"/>
+                <w:i w:val="0"/>
                 <w:color w:val="000000"/>
                 <w:sz w:val="20"/>
               </w:rPr>
@@ -6307,6 +6466,7 @@
             <w:r>
               <w:rPr>
                 <w:rFonts w:ascii="Times New Roman" w:hAnsi="Times New Roman"/>
+                <w:i w:val="0"/>
                 <w:color w:val="000000"/>
                 <w:sz w:val="20"/>
               </w:rPr>
@@ -6322,6 +6482,7 @@
             <w:r>
               <w:rPr>
                 <w:rFonts w:ascii="Times New Roman" w:hAnsi="Times New Roman"/>
+                <w:i w:val="0"/>
                 <w:color w:val="000000"/>
                 <w:sz w:val="20"/>
               </w:rPr>
@@ -6337,6 +6498,7 @@
             <w:r>
               <w:rPr>
                 <w:rFonts w:ascii="Times New Roman" w:hAnsi="Times New Roman"/>
+                <w:i w:val="0"/>
                 <w:color w:val="000000"/>
                 <w:sz w:val="20"/>
               </w:rPr>
@@ -6352,6 +6514,7 @@
             <w:r>
               <w:rPr>
                 <w:rFonts w:ascii="Times New Roman" w:hAnsi="Times New Roman"/>
+                <w:i w:val="0"/>
                 <w:color w:val="000000"/>
                 <w:sz w:val="20"/>
               </w:rPr>
@@ -6367,6 +6530,7 @@
             <w:r>
               <w:rPr>
                 <w:rFonts w:ascii="Times New Roman" w:hAnsi="Times New Roman"/>
+                <w:i w:val="0"/>
                 <w:color w:val="000000"/>
                 <w:sz w:val="20"/>
               </w:rPr>
@@ -6384,6 +6548,7 @@
             <w:r>
               <w:rPr>
                 <w:rFonts w:ascii="Times New Roman" w:hAnsi="Times New Roman"/>
+                <w:i w:val="0"/>
                 <w:color w:val="000000"/>
                 <w:sz w:val="20"/>
               </w:rPr>
@@ -6399,6 +6564,7 @@
             <w:r>
               <w:rPr>
                 <w:rFonts w:ascii="Times New Roman" w:hAnsi="Times New Roman"/>
+                <w:i w:val="0"/>
                 <w:color w:val="000000"/>
                 <w:sz w:val="20"/>
               </w:rPr>
@@ -6414,6 +6580,7 @@
             <w:r>
               <w:rPr>
                 <w:rFonts w:ascii="Times New Roman" w:hAnsi="Times New Roman"/>
+                <w:i w:val="0"/>
                 <w:color w:val="000000"/>
                 <w:sz w:val="20"/>
               </w:rPr>
@@ -6429,6 +6596,7 @@
             <w:r>
               <w:rPr>
                 <w:rFonts w:ascii="Times New Roman" w:hAnsi="Times New Roman"/>
+                <w:i w:val="0"/>
                 <w:color w:val="000000"/>
                 <w:sz w:val="20"/>
               </w:rPr>
@@ -6444,6 +6612,7 @@
             <w:r>
               <w:rPr>
                 <w:rFonts w:ascii="Times New Roman" w:hAnsi="Times New Roman"/>
+                <w:i w:val="0"/>
                 <w:color w:val="000000"/>
                 <w:sz w:val="20"/>
               </w:rPr>
@@ -6461,6 +6630,7 @@
             <w:r>
               <w:rPr>
                 <w:rFonts w:ascii="Times New Roman" w:hAnsi="Times New Roman"/>
+                <w:i w:val="0"/>
                 <w:color w:val="000000"/>
                 <w:sz w:val="20"/>
               </w:rPr>
@@ -6476,6 +6646,7 @@
             <w:r>
               <w:rPr>
                 <w:rFonts w:ascii="Times New Roman" w:hAnsi="Times New Roman"/>
+                <w:i w:val="0"/>
                 <w:color w:val="000000"/>
                 <w:sz w:val="20"/>
               </w:rPr>
@@ -6491,6 +6662,7 @@
             <w:r>
               <w:rPr>
                 <w:rFonts w:ascii="Times New Roman" w:hAnsi="Times New Roman"/>
+                <w:i w:val="0"/>
                 <w:color w:val="000000"/>
                 <w:sz w:val="20"/>
               </w:rPr>
@@ -6506,6 +6678,7 @@
             <w:r>
               <w:rPr>
                 <w:rFonts w:ascii="Times New Roman" w:hAnsi="Times New Roman"/>
+                <w:i w:val="0"/>
                 <w:color w:val="000000"/>
                 <w:sz w:val="20"/>
               </w:rPr>
@@ -6521,6 +6694,7 @@
             <w:r>
               <w:rPr>
                 <w:rFonts w:ascii="Times New Roman" w:hAnsi="Times New Roman"/>
+                <w:i w:val="0"/>
                 <w:color w:val="000000"/>
                 <w:sz w:val="20"/>
               </w:rPr>
@@ -6538,6 +6712,7 @@
             <w:r>
               <w:rPr>
                 <w:rFonts w:ascii="Times New Roman" w:hAnsi="Times New Roman"/>
+                <w:i w:val="0"/>
                 <w:color w:val="000000"/>
                 <w:sz w:val="20"/>
               </w:rPr>
@@ -6553,6 +6728,7 @@
             <w:r>
               <w:rPr>
                 <w:rFonts w:ascii="Times New Roman" w:hAnsi="Times New Roman"/>
+                <w:i w:val="0"/>
                 <w:color w:val="000000"/>
                 <w:sz w:val="20"/>
               </w:rPr>
@@ -6568,6 +6744,7 @@
             <w:r>
               <w:rPr>
                 <w:rFonts w:ascii="Times New Roman" w:hAnsi="Times New Roman"/>
+                <w:i w:val="0"/>
                 <w:color w:val="000000"/>
                 <w:sz w:val="20"/>
               </w:rPr>
@@ -6583,6 +6760,7 @@
             <w:r>
               <w:rPr>
                 <w:rFonts w:ascii="Times New Roman" w:hAnsi="Times New Roman"/>
+                <w:i w:val="0"/>
                 <w:color w:val="000000"/>
                 <w:sz w:val="20"/>
               </w:rPr>
@@ -6598,6 +6776,7 @@
             <w:r>
               <w:rPr>
                 <w:rFonts w:ascii="Times New Roman" w:hAnsi="Times New Roman"/>
+                <w:i w:val="0"/>
                 <w:color w:val="000000"/>
                 <w:sz w:val="20"/>
               </w:rPr>
@@ -6615,6 +6794,7 @@
             <w:r>
               <w:rPr>
                 <w:rFonts w:ascii="Times New Roman" w:hAnsi="Times New Roman"/>
+                <w:i w:val="0"/>
                 <w:color w:val="000000"/>
                 <w:sz w:val="20"/>
               </w:rPr>
@@ -6630,6 +6810,7 @@
             <w:r>
               <w:rPr>
                 <w:rFonts w:ascii="Times New Roman" w:hAnsi="Times New Roman"/>
+                <w:i w:val="0"/>
                 <w:color w:val="000000"/>
                 <w:sz w:val="20"/>
               </w:rPr>
@@ -6645,6 +6826,7 @@
             <w:r>
               <w:rPr>
                 <w:rFonts w:ascii="Times New Roman" w:hAnsi="Times New Roman"/>
+                <w:i w:val="0"/>
                 <w:color w:val="000000"/>
                 <w:sz w:val="20"/>
               </w:rPr>
@@ -6660,6 +6842,7 @@
             <w:r>
               <w:rPr>
                 <w:rFonts w:ascii="Times New Roman" w:hAnsi="Times New Roman"/>
+                <w:i w:val="0"/>
                 <w:color w:val="000000"/>
                 <w:sz w:val="20"/>
               </w:rPr>
@@ -6675,6 +6858,7 @@
             <w:r>
               <w:rPr>
                 <w:rFonts w:ascii="Times New Roman" w:hAnsi="Times New Roman"/>
+                <w:i w:val="0"/>
                 <w:color w:val="000000"/>
                 <w:sz w:val="20"/>
               </w:rPr>
@@ -6701,7 +6885,7 @@
     </w:p>
     <w:p>
       <w:pPr>
-        <w:jc w:val="both"/>
+        <w:jc w:val="left"/>
       </w:pPr>
       <w:r>
         <w:rPr>
@@ -6722,7 +6906,7 @@
     </w:p>
     <w:p>
       <w:pPr>
-        <w:jc w:val="both"/>
+        <w:jc w:val="left"/>
       </w:pPr>
       <w:r>
         <w:rPr>
@@ -6748,7 +6932,7 @@
     </w:p>
     <w:p>
       <w:pPr>
-        <w:jc w:val="both"/>
+        <w:jc w:val="left"/>
       </w:pPr>
       <w:r>
         <w:rPr>
@@ -6774,7 +6958,7 @@
     </w:p>
     <w:p>
       <w:pPr>
-        <w:jc w:val="both"/>
+        <w:jc w:val="left"/>
       </w:pPr>
       <w:r>
         <w:rPr>
@@ -6825,6 +7009,7 @@
               <w:rPr>
                 <w:rFonts w:ascii="Times New Roman" w:hAnsi="Times New Roman"/>
                 <w:b/>
+                <w:i w:val="0"/>
                 <w:color w:val="000000"/>
                 <w:sz w:val="22"/>
               </w:rPr>
@@ -6844,6 +7029,7 @@
               <w:rPr>
                 <w:rFonts w:ascii="Times New Roman" w:hAnsi="Times New Roman"/>
                 <w:b/>
+                <w:i w:val="0"/>
                 <w:color w:val="000000"/>
                 <w:sz w:val="22"/>
               </w:rPr>
@@ -6863,6 +7049,7 @@
               <w:rPr>
                 <w:rFonts w:ascii="Times New Roman" w:hAnsi="Times New Roman"/>
                 <w:b/>
+                <w:i w:val="0"/>
                 <w:color w:val="000000"/>
                 <w:sz w:val="22"/>
               </w:rPr>
@@ -6882,6 +7069,7 @@
               <w:rPr>
                 <w:rFonts w:ascii="Times New Roman" w:hAnsi="Times New Roman"/>
                 <w:b/>
+                <w:i w:val="0"/>
                 <w:color w:val="000000"/>
                 <w:sz w:val="22"/>
               </w:rPr>
@@ -6902,6 +7090,7 @@
             <w:r>
               <w:rPr>
                 <w:rFonts w:ascii="Times New Roman" w:hAnsi="Times New Roman"/>
+                <w:i w:val="0"/>
                 <w:color w:val="000000"/>
                 <w:sz w:val="22"/>
               </w:rPr>
@@ -6920,6 +7109,7 @@
             <w:r>
               <w:rPr>
                 <w:rFonts w:ascii="Times New Roman" w:hAnsi="Times New Roman"/>
+                <w:i w:val="0"/>
                 <w:color w:val="000000"/>
                 <w:sz w:val="22"/>
               </w:rPr>
@@ -6938,6 +7128,7 @@
             <w:r>
               <w:rPr>
                 <w:rFonts w:ascii="Times New Roman" w:hAnsi="Times New Roman"/>
+                <w:i w:val="0"/>
                 <w:color w:val="000000"/>
                 <w:sz w:val="22"/>
               </w:rPr>
@@ -6956,6 +7147,7 @@
             <w:r>
               <w:rPr>
                 <w:rFonts w:ascii="Times New Roman" w:hAnsi="Times New Roman"/>
+                <w:i w:val="0"/>
                 <w:color w:val="000000"/>
                 <w:sz w:val="22"/>
               </w:rPr>
@@ -6976,6 +7168,7 @@
             <w:r>
               <w:rPr>
                 <w:rFonts w:ascii="Times New Roman" w:hAnsi="Times New Roman"/>
+                <w:i w:val="0"/>
                 <w:color w:val="000000"/>
                 <w:sz w:val="22"/>
               </w:rPr>
@@ -6994,6 +7187,7 @@
             <w:r>
               <w:rPr>
                 <w:rFonts w:ascii="Times New Roman" w:hAnsi="Times New Roman"/>
+                <w:i w:val="0"/>
                 <w:color w:val="000000"/>
                 <w:sz w:val="22"/>
               </w:rPr>
@@ -7012,6 +7206,7 @@
             <w:r>
               <w:rPr>
                 <w:rFonts w:ascii="Times New Roman" w:hAnsi="Times New Roman"/>
+                <w:i w:val="0"/>
                 <w:color w:val="000000"/>
                 <w:sz w:val="22"/>
               </w:rPr>
@@ -7030,6 +7225,7 @@
             <w:r>
               <w:rPr>
                 <w:rFonts w:ascii="Times New Roman" w:hAnsi="Times New Roman"/>
+                <w:i w:val="0"/>
                 <w:color w:val="000000"/>
                 <w:sz w:val="22"/>
               </w:rPr>
@@ -7050,6 +7246,7 @@
             <w:r>
               <w:rPr>
                 <w:rFonts w:ascii="Times New Roman" w:hAnsi="Times New Roman"/>
+                <w:i w:val="0"/>
                 <w:color w:val="000000"/>
                 <w:sz w:val="22"/>
               </w:rPr>
@@ -7068,6 +7265,7 @@
             <w:r>
               <w:rPr>
                 <w:rFonts w:ascii="Times New Roman" w:hAnsi="Times New Roman"/>
+                <w:i w:val="0"/>
                 <w:color w:val="000000"/>
                 <w:sz w:val="22"/>
               </w:rPr>
@@ -7086,6 +7284,7 @@
             <w:r>
               <w:rPr>
                 <w:rFonts w:ascii="Times New Roman" w:hAnsi="Times New Roman"/>
+                <w:i w:val="0"/>
                 <w:color w:val="000000"/>
                 <w:sz w:val="22"/>
               </w:rPr>
@@ -7104,6 +7303,7 @@
             <w:r>
               <w:rPr>
                 <w:rFonts w:ascii="Times New Roman" w:hAnsi="Times New Roman"/>
+                <w:i w:val="0"/>
                 <w:color w:val="000000"/>
                 <w:sz w:val="22"/>
               </w:rPr>
@@ -7124,6 +7324,7 @@
             <w:r>
               <w:rPr>
                 <w:rFonts w:ascii="Times New Roman" w:hAnsi="Times New Roman"/>
+                <w:i w:val="0"/>
                 <w:color w:val="000000"/>
                 <w:sz w:val="22"/>
               </w:rPr>
@@ -7142,6 +7343,7 @@
             <w:r>
               <w:rPr>
                 <w:rFonts w:ascii="Times New Roman" w:hAnsi="Times New Roman"/>
+                <w:i w:val="0"/>
                 <w:color w:val="000000"/>
                 <w:sz w:val="22"/>
               </w:rPr>
@@ -7160,6 +7362,7 @@
             <w:r>
               <w:rPr>
                 <w:rFonts w:ascii="Times New Roman" w:hAnsi="Times New Roman"/>
+                <w:i w:val="0"/>
                 <w:color w:val="000000"/>
                 <w:sz w:val="22"/>
               </w:rPr>
@@ -7178,6 +7381,7 @@
             <w:r>
               <w:rPr>
                 <w:rFonts w:ascii="Times New Roman" w:hAnsi="Times New Roman"/>
+                <w:i w:val="0"/>
                 <w:color w:val="000000"/>
                 <w:sz w:val="22"/>
               </w:rPr>
@@ -7198,6 +7402,7 @@
             <w:r>
               <w:rPr>
                 <w:rFonts w:ascii="Times New Roman" w:hAnsi="Times New Roman"/>
+                <w:i w:val="0"/>
                 <w:color w:val="000000"/>
                 <w:sz w:val="22"/>
               </w:rPr>
@@ -7216,6 +7421,7 @@
             <w:r>
               <w:rPr>
                 <w:rFonts w:ascii="Times New Roman" w:hAnsi="Times New Roman"/>
+                <w:i w:val="0"/>
                 <w:color w:val="000000"/>
                 <w:sz w:val="22"/>
               </w:rPr>
@@ -7234,6 +7440,7 @@
             <w:r>
               <w:rPr>
                 <w:rFonts w:ascii="Times New Roman" w:hAnsi="Times New Roman"/>
+                <w:i w:val="0"/>
                 <w:color w:val="000000"/>
                 <w:sz w:val="22"/>
               </w:rPr>
@@ -7252,6 +7459,7 @@
             <w:r>
               <w:rPr>
                 <w:rFonts w:ascii="Times New Roman" w:hAnsi="Times New Roman"/>
+                <w:i w:val="0"/>
                 <w:color w:val="000000"/>
                 <w:sz w:val="22"/>
               </w:rPr>
@@ -7272,6 +7480,7 @@
             <w:r>
               <w:rPr>
                 <w:rFonts w:ascii="Times New Roman" w:hAnsi="Times New Roman"/>
+                <w:i w:val="0"/>
                 <w:color w:val="000000"/>
                 <w:sz w:val="22"/>
               </w:rPr>
@@ -7290,6 +7499,7 @@
             <w:r>
               <w:rPr>
                 <w:rFonts w:ascii="Times New Roman" w:hAnsi="Times New Roman"/>
+                <w:i w:val="0"/>
                 <w:color w:val="000000"/>
                 <w:sz w:val="22"/>
               </w:rPr>
@@ -7308,6 +7518,7 @@
             <w:r>
               <w:rPr>
                 <w:rFonts w:ascii="Times New Roman" w:hAnsi="Times New Roman"/>
+                <w:i w:val="0"/>
                 <w:color w:val="000000"/>
                 <w:sz w:val="22"/>
               </w:rPr>
@@ -7326,6 +7537,7 @@
             <w:r>
               <w:rPr>
                 <w:rFonts w:ascii="Times New Roman" w:hAnsi="Times New Roman"/>
+                <w:i w:val="0"/>
                 <w:color w:val="000000"/>
                 <w:sz w:val="22"/>
               </w:rPr>
@@ -7346,6 +7558,7 @@
             <w:r>
               <w:rPr>
                 <w:rFonts w:ascii="Times New Roman" w:hAnsi="Times New Roman"/>
+                <w:i w:val="0"/>
                 <w:color w:val="000000"/>
                 <w:sz w:val="22"/>
               </w:rPr>
@@ -7364,6 +7577,7 @@
             <w:r>
               <w:rPr>
                 <w:rFonts w:ascii="Times New Roman" w:hAnsi="Times New Roman"/>
+                <w:i w:val="0"/>
                 <w:color w:val="000000"/>
                 <w:sz w:val="22"/>
               </w:rPr>
@@ -7382,6 +7596,7 @@
             <w:r>
               <w:rPr>
                 <w:rFonts w:ascii="Times New Roman" w:hAnsi="Times New Roman"/>
+                <w:i w:val="0"/>
                 <w:color w:val="000000"/>
                 <w:sz w:val="22"/>
               </w:rPr>
@@ -7400,6 +7615,7 @@
             <w:r>
               <w:rPr>
                 <w:rFonts w:ascii="Times New Roman" w:hAnsi="Times New Roman"/>
+                <w:i w:val="0"/>
                 <w:color w:val="000000"/>
                 <w:sz w:val="22"/>
               </w:rPr>
@@ -7424,7 +7640,7 @@
     </w:p>
     <w:p>
       <w:pPr>
-        <w:jc w:val="both"/>
+        <w:jc w:val="left"/>
       </w:pPr>
       <w:r>
         <w:rPr>
@@ -7450,7 +7666,7 @@
     </w:p>
     <w:p>
       <w:pPr>
-        <w:jc w:val="both"/>
+        <w:jc w:val="left"/>
       </w:pPr>
       <w:r>
         <w:rPr>
@@ -7476,7 +7692,7 @@
     </w:p>
     <w:p>
       <w:pPr>
-        <w:jc w:val="both"/>
+        <w:jc w:val="left"/>
       </w:pPr>
       <w:r>
         <w:rPr>
@@ -7530,7 +7746,7 @@
     </w:p>
     <w:p>
       <w:pPr>
-        <w:jc w:val="both"/>
+        <w:jc w:val="left"/>
       </w:pPr>
       <w:r>
         <w:rPr>
@@ -7556,7 +7772,7 @@
     </w:p>
     <w:p>
       <w:pPr>
-        <w:jc w:val="both"/>
+        <w:jc w:val="left"/>
       </w:pPr>
       <w:r>
         <w:rPr>
@@ -7582,7 +7798,7 @@
     </w:p>
     <w:p>
       <w:pPr>
-        <w:jc w:val="both"/>
+        <w:jc w:val="left"/>
       </w:pPr>
       <w:r>
         <w:rPr>
@@ -7608,7 +7824,7 @@
     </w:p>
     <w:p>
       <w:pPr>
-        <w:jc w:val="both"/>
+        <w:jc w:val="left"/>
       </w:pPr>
       <w:r>
         <w:rPr>
@@ -7659,6 +7875,7 @@
               <w:rPr>
                 <w:rFonts w:ascii="Times New Roman" w:hAnsi="Times New Roman"/>
                 <w:b/>
+                <w:i w:val="0"/>
                 <w:color w:val="000000"/>
                 <w:sz w:val="22"/>
               </w:rPr>
@@ -7678,6 +7895,7 @@
               <w:rPr>
                 <w:rFonts w:ascii="Times New Roman" w:hAnsi="Times New Roman"/>
                 <w:b/>
+                <w:i w:val="0"/>
                 <w:color w:val="000000"/>
                 <w:sz w:val="22"/>
               </w:rPr>
@@ -7697,6 +7915,7 @@
               <w:rPr>
                 <w:rFonts w:ascii="Times New Roman" w:hAnsi="Times New Roman"/>
                 <w:b/>
+                <w:i w:val="0"/>
                 <w:color w:val="000000"/>
                 <w:sz w:val="22"/>
               </w:rPr>
@@ -7716,6 +7935,7 @@
               <w:rPr>
                 <w:rFonts w:ascii="Times New Roman" w:hAnsi="Times New Roman"/>
                 <w:b/>
+                <w:i w:val="0"/>
                 <w:color w:val="000000"/>
                 <w:sz w:val="22"/>
               </w:rPr>
@@ -7735,6 +7955,7 @@
               <w:rPr>
                 <w:rFonts w:ascii="Times New Roman" w:hAnsi="Times New Roman"/>
                 <w:b/>
+                <w:i w:val="0"/>
                 <w:color w:val="000000"/>
                 <w:sz w:val="22"/>
               </w:rPr>
@@ -7755,6 +7976,7 @@
             <w:r>
               <w:rPr>
                 <w:rFonts w:ascii="Times New Roman" w:hAnsi="Times New Roman"/>
+                <w:i w:val="0"/>
                 <w:color w:val="000000"/>
                 <w:sz w:val="22"/>
               </w:rPr>
@@ -7773,6 +7995,7 @@
             <w:r>
               <w:rPr>
                 <w:rFonts w:ascii="Times New Roman" w:hAnsi="Times New Roman"/>
+                <w:i w:val="0"/>
                 <w:color w:val="000000"/>
                 <w:sz w:val="22"/>
               </w:rPr>
@@ -7791,6 +8014,7 @@
             <w:r>
               <w:rPr>
                 <w:rFonts w:ascii="Times New Roman" w:hAnsi="Times New Roman"/>
+                <w:i w:val="0"/>
                 <w:color w:val="000000"/>
                 <w:sz w:val="22"/>
               </w:rPr>
@@ -7809,6 +8033,7 @@
             <w:r>
               <w:rPr>
                 <w:rFonts w:ascii="Times New Roman" w:hAnsi="Times New Roman"/>
+                <w:i w:val="0"/>
                 <w:color w:val="000000"/>
                 <w:sz w:val="22"/>
               </w:rPr>
@@ -7827,6 +8052,7 @@
             <w:r>
               <w:rPr>
                 <w:rFonts w:ascii="Times New Roman" w:hAnsi="Times New Roman"/>
+                <w:i w:val="0"/>
                 <w:color w:val="000000"/>
                 <w:sz w:val="22"/>
               </w:rPr>
@@ -7847,6 +8073,7 @@
             <w:r>
               <w:rPr>
                 <w:rFonts w:ascii="Times New Roman" w:hAnsi="Times New Roman"/>
+                <w:i w:val="0"/>
                 <w:color w:val="000000"/>
                 <w:sz w:val="22"/>
               </w:rPr>
@@ -7865,6 +8092,7 @@
             <w:r>
               <w:rPr>
                 <w:rFonts w:ascii="Times New Roman" w:hAnsi="Times New Roman"/>
+                <w:i w:val="0"/>
                 <w:color w:val="000000"/>
                 <w:sz w:val="22"/>
               </w:rPr>
@@ -7883,6 +8111,7 @@
             <w:r>
               <w:rPr>
                 <w:rFonts w:ascii="Times New Roman" w:hAnsi="Times New Roman"/>
+                <w:i w:val="0"/>
                 <w:color w:val="000000"/>
                 <w:sz w:val="22"/>
               </w:rPr>
@@ -7901,6 +8130,7 @@
             <w:r>
               <w:rPr>
                 <w:rFonts w:ascii="Times New Roman" w:hAnsi="Times New Roman"/>
+                <w:i w:val="0"/>
                 <w:color w:val="000000"/>
                 <w:sz w:val="22"/>
               </w:rPr>
@@ -7919,6 +8149,7 @@
             <w:r>
               <w:rPr>
                 <w:rFonts w:ascii="Times New Roman" w:hAnsi="Times New Roman"/>
+                <w:i w:val="0"/>
                 <w:color w:val="000000"/>
                 <w:sz w:val="22"/>
               </w:rPr>
@@ -7939,6 +8170,7 @@
             <w:r>
               <w:rPr>
                 <w:rFonts w:ascii="Times New Roman" w:hAnsi="Times New Roman"/>
+                <w:i w:val="0"/>
                 <w:color w:val="000000"/>
                 <w:sz w:val="22"/>
               </w:rPr>
@@ -7957,6 +8189,7 @@
             <w:r>
               <w:rPr>
                 <w:rFonts w:ascii="Times New Roman" w:hAnsi="Times New Roman"/>
+                <w:i w:val="0"/>
                 <w:color w:val="000000"/>
                 <w:sz w:val="22"/>
               </w:rPr>
@@ -7975,6 +8208,7 @@
             <w:r>
               <w:rPr>
                 <w:rFonts w:ascii="Times New Roman" w:hAnsi="Times New Roman"/>
+                <w:i w:val="0"/>
                 <w:color w:val="000000"/>
                 <w:sz w:val="22"/>
               </w:rPr>
@@ -7993,6 +8227,7 @@
             <w:r>
               <w:rPr>
                 <w:rFonts w:ascii="Times New Roman" w:hAnsi="Times New Roman"/>
+                <w:i w:val="0"/>
                 <w:color w:val="000000"/>
                 <w:sz w:val="22"/>
               </w:rPr>
@@ -8011,6 +8246,7 @@
             <w:r>
               <w:rPr>
                 <w:rFonts w:ascii="Times New Roman" w:hAnsi="Times New Roman"/>
+                <w:i w:val="0"/>
                 <w:color w:val="000000"/>
                 <w:sz w:val="22"/>
               </w:rPr>
@@ -8031,6 +8267,7 @@
             <w:r>
               <w:rPr>
                 <w:rFonts w:ascii="Times New Roman" w:hAnsi="Times New Roman"/>
+                <w:i w:val="0"/>
                 <w:color w:val="000000"/>
                 <w:sz w:val="22"/>
               </w:rPr>
@@ -8049,6 +8286,7 @@
             <w:r>
               <w:rPr>
                 <w:rFonts w:ascii="Times New Roman" w:hAnsi="Times New Roman"/>
+                <w:i w:val="0"/>
                 <w:color w:val="000000"/>
                 <w:sz w:val="22"/>
               </w:rPr>
@@ -8067,6 +8305,7 @@
             <w:r>
               <w:rPr>
                 <w:rFonts w:ascii="Times New Roman" w:hAnsi="Times New Roman"/>
+                <w:i w:val="0"/>
                 <w:color w:val="000000"/>
                 <w:sz w:val="22"/>
               </w:rPr>
@@ -8085,6 +8324,7 @@
             <w:r>
               <w:rPr>
                 <w:rFonts w:ascii="Times New Roman" w:hAnsi="Times New Roman"/>
+                <w:i w:val="0"/>
                 <w:color w:val="000000"/>
                 <w:sz w:val="22"/>
               </w:rPr>
@@ -8103,6 +8343,7 @@
             <w:r>
               <w:rPr>
                 <w:rFonts w:ascii="Times New Roman" w:hAnsi="Times New Roman"/>
+                <w:i w:val="0"/>
                 <w:color w:val="000000"/>
                 <w:sz w:val="22"/>
               </w:rPr>
@@ -8123,6 +8364,7 @@
             <w:r>
               <w:rPr>
                 <w:rFonts w:ascii="Times New Roman" w:hAnsi="Times New Roman"/>
+                <w:i w:val="0"/>
                 <w:color w:val="000000"/>
                 <w:sz w:val="22"/>
               </w:rPr>
@@ -8141,6 +8383,7 @@
             <w:r>
               <w:rPr>
                 <w:rFonts w:ascii="Times New Roman" w:hAnsi="Times New Roman"/>
+                <w:i w:val="0"/>
                 <w:color w:val="000000"/>
                 <w:sz w:val="22"/>
               </w:rPr>
@@ -8159,6 +8402,7 @@
             <w:r>
               <w:rPr>
                 <w:rFonts w:ascii="Times New Roman" w:hAnsi="Times New Roman"/>
+                <w:i w:val="0"/>
                 <w:color w:val="000000"/>
                 <w:sz w:val="22"/>
               </w:rPr>
@@ -8177,6 +8421,7 @@
             <w:r>
               <w:rPr>
                 <w:rFonts w:ascii="Times New Roman" w:hAnsi="Times New Roman"/>
+                <w:i w:val="0"/>
                 <w:color w:val="000000"/>
                 <w:sz w:val="22"/>
               </w:rPr>
@@ -8195,6 +8440,7 @@
             <w:r>
               <w:rPr>
                 <w:rFonts w:ascii="Times New Roman" w:hAnsi="Times New Roman"/>
+                <w:i w:val="0"/>
                 <w:color w:val="000000"/>
                 <w:sz w:val="22"/>
               </w:rPr>
@@ -8215,6 +8461,7 @@
             <w:r>
               <w:rPr>
                 <w:rFonts w:ascii="Times New Roman" w:hAnsi="Times New Roman"/>
+                <w:i w:val="0"/>
                 <w:color w:val="000000"/>
                 <w:sz w:val="22"/>
               </w:rPr>
@@ -8233,6 +8480,7 @@
             <w:r>
               <w:rPr>
                 <w:rFonts w:ascii="Times New Roman" w:hAnsi="Times New Roman"/>
+                <w:i w:val="0"/>
                 <w:color w:val="000000"/>
                 <w:sz w:val="22"/>
               </w:rPr>
@@ -8251,6 +8499,7 @@
             <w:r>
               <w:rPr>
                 <w:rFonts w:ascii="Times New Roman" w:hAnsi="Times New Roman"/>
+                <w:i w:val="0"/>
                 <w:color w:val="000000"/>
                 <w:sz w:val="22"/>
               </w:rPr>
@@ -8269,6 +8518,7 @@
             <w:r>
               <w:rPr>
                 <w:rFonts w:ascii="Times New Roman" w:hAnsi="Times New Roman"/>
+                <w:i w:val="0"/>
                 <w:color w:val="000000"/>
                 <w:sz w:val="22"/>
               </w:rPr>
@@ -8287,6 +8537,7 @@
             <w:r>
               <w:rPr>
                 <w:rFonts w:ascii="Times New Roman" w:hAnsi="Times New Roman"/>
+                <w:i w:val="0"/>
                 <w:color w:val="000000"/>
                 <w:sz w:val="22"/>
               </w:rPr>
@@ -8307,6 +8558,7 @@
             <w:r>
               <w:rPr>
                 <w:rFonts w:ascii="Times New Roman" w:hAnsi="Times New Roman"/>
+                <w:i w:val="0"/>
                 <w:color w:val="000000"/>
                 <w:sz w:val="22"/>
               </w:rPr>
@@ -8325,6 +8577,7 @@
             <w:r>
               <w:rPr>
                 <w:rFonts w:ascii="Times New Roman" w:hAnsi="Times New Roman"/>
+                <w:i w:val="0"/>
                 <w:color w:val="000000"/>
                 <w:sz w:val="22"/>
               </w:rPr>
@@ -8343,6 +8596,7 @@
             <w:r>
               <w:rPr>
                 <w:rFonts w:ascii="Times New Roman" w:hAnsi="Times New Roman"/>
+                <w:i w:val="0"/>
                 <w:color w:val="000000"/>
                 <w:sz w:val="22"/>
               </w:rPr>
@@ -8361,6 +8615,7 @@
             <w:r>
               <w:rPr>
                 <w:rFonts w:ascii="Times New Roman" w:hAnsi="Times New Roman"/>
+                <w:i w:val="0"/>
                 <w:color w:val="000000"/>
                 <w:sz w:val="22"/>
               </w:rPr>
@@ -8379,6 +8634,7 @@
             <w:r>
               <w:rPr>
                 <w:rFonts w:ascii="Times New Roman" w:hAnsi="Times New Roman"/>
+                <w:i w:val="0"/>
                 <w:color w:val="000000"/>
                 <w:sz w:val="22"/>
               </w:rPr>
@@ -8399,6 +8655,7 @@
             <w:r>
               <w:rPr>
                 <w:rFonts w:ascii="Times New Roman" w:hAnsi="Times New Roman"/>
+                <w:i w:val="0"/>
                 <w:color w:val="000000"/>
                 <w:sz w:val="22"/>
               </w:rPr>
@@ -8417,6 +8674,7 @@
             <w:r>
               <w:rPr>
                 <w:rFonts w:ascii="Times New Roman" w:hAnsi="Times New Roman"/>
+                <w:i w:val="0"/>
                 <w:color w:val="000000"/>
                 <w:sz w:val="22"/>
               </w:rPr>
@@ -8435,6 +8693,7 @@
             <w:r>
               <w:rPr>
                 <w:rFonts w:ascii="Times New Roman" w:hAnsi="Times New Roman"/>
+                <w:i w:val="0"/>
                 <w:color w:val="000000"/>
                 <w:sz w:val="22"/>
               </w:rPr>
@@ -8453,6 +8712,7 @@
             <w:r>
               <w:rPr>
                 <w:rFonts w:ascii="Times New Roman" w:hAnsi="Times New Roman"/>
+                <w:i w:val="0"/>
                 <w:color w:val="000000"/>
                 <w:sz w:val="22"/>
               </w:rPr>
@@ -8471,6 +8731,7 @@
             <w:r>
               <w:rPr>
                 <w:rFonts w:ascii="Times New Roman" w:hAnsi="Times New Roman"/>
+                <w:i w:val="0"/>
                 <w:color w:val="000000"/>
                 <w:sz w:val="22"/>
               </w:rPr>
@@ -8495,7 +8756,7 @@
     </w:p>
     <w:p>
       <w:pPr>
-        <w:jc w:val="both"/>
+        <w:jc w:val="left"/>
       </w:pPr>
       <w:r>
         <w:rPr>
@@ -8508,7 +8769,7 @@
     </w:p>
     <w:p>
       <w:pPr>
-        <w:jc w:val="both"/>
+        <w:jc w:val="left"/>
       </w:pPr>
       <w:r>
         <w:rPr>
@@ -8521,7 +8782,7 @@
     </w:p>
     <w:p>
       <w:pPr>
-        <w:jc w:val="both"/>
+        <w:jc w:val="left"/>
       </w:pPr>
       <w:r>
         <w:rPr>
@@ -8547,7 +8808,7 @@
     </w:p>
     <w:p>
       <w:pPr>
-        <w:jc w:val="both"/>
+        <w:jc w:val="left"/>
       </w:pPr>
       <w:r>
         <w:rPr>
@@ -8573,7 +8834,7 @@
     </w:p>
     <w:p>
       <w:pPr>
-        <w:jc w:val="both"/>
+        <w:jc w:val="left"/>
       </w:pPr>
       <w:r>
         <w:rPr>
@@ -8599,7 +8860,7 @@
     </w:p>
     <w:p>
       <w:pPr>
-        <w:jc w:val="both"/>
+        <w:jc w:val="left"/>
       </w:pPr>
       <w:r>
         <w:rPr>
@@ -8612,7 +8873,7 @@
     </w:p>
     <w:p>
       <w:pPr>
-        <w:jc w:val="both"/>
+        <w:jc w:val="left"/>
       </w:pPr>
       <w:r>
         <w:rPr>
@@ -8651,7 +8912,7 @@
     </w:p>
     <w:p>
       <w:pPr>
-        <w:jc w:val="both"/>
+        <w:jc w:val="left"/>
       </w:pPr>
       <w:r>
         <w:rPr>
@@ -8664,7 +8925,7 @@
     </w:p>
     <w:p>
       <w:pPr>
-        <w:jc w:val="both"/>
+        <w:jc w:val="left"/>
       </w:pPr>
       <w:r>
         <w:rPr>
@@ -8690,7 +8951,7 @@
     </w:p>
     <w:p>
       <w:pPr>
-        <w:jc w:val="both"/>
+        <w:jc w:val="left"/>
       </w:pPr>
       <w:r>
         <w:rPr>
@@ -8716,7 +8977,7 @@
     </w:p>
     <w:p>
       <w:pPr>
-        <w:jc w:val="both"/>
+        <w:jc w:val="left"/>
       </w:pPr>
       <w:r>
         <w:rPr>
@@ -8742,7 +9003,7 @@
     </w:p>
     <w:p>
       <w:pPr>
-        <w:jc w:val="both"/>
+        <w:jc w:val="left"/>
       </w:pPr>
       <w:r>
         <w:rPr>
@@ -8768,7 +9029,7 @@
     </w:p>
     <w:p>
       <w:pPr>
-        <w:jc w:val="both"/>
+        <w:jc w:val="left"/>
       </w:pPr>
       <w:r>
         <w:rPr>
@@ -8794,7 +9055,7 @@
     </w:p>
     <w:p>
       <w:pPr>
-        <w:jc w:val="both"/>
+        <w:jc w:val="left"/>
       </w:pPr>
       <w:r>
         <w:rPr>
@@ -8873,6 +9134,7 @@
               <w:rPr>
                 <w:rFonts w:ascii="Times New Roman" w:hAnsi="Times New Roman"/>
                 <w:b/>
+                <w:i w:val="0"/>
                 <w:color w:val="000000"/>
                 <w:sz w:val="22"/>
               </w:rPr>
@@ -8892,6 +9154,7 @@
               <w:rPr>
                 <w:rFonts w:ascii="Times New Roman" w:hAnsi="Times New Roman"/>
                 <w:b/>
+                <w:i w:val="0"/>
                 <w:color w:val="000000"/>
                 <w:sz w:val="22"/>
               </w:rPr>
@@ -8911,6 +9174,7 @@
               <w:rPr>
                 <w:rFonts w:ascii="Times New Roman" w:hAnsi="Times New Roman"/>
                 <w:b/>
+                <w:i w:val="0"/>
                 <w:color w:val="000000"/>
                 <w:sz w:val="22"/>
               </w:rPr>
@@ -8930,6 +9194,7 @@
               <w:rPr>
                 <w:rFonts w:ascii="Times New Roman" w:hAnsi="Times New Roman"/>
                 <w:b/>
+                <w:i w:val="0"/>
                 <w:color w:val="000000"/>
                 <w:sz w:val="22"/>
               </w:rPr>
@@ -8949,6 +9214,7 @@
               <w:rPr>
                 <w:rFonts w:ascii="Times New Roman" w:hAnsi="Times New Roman"/>
                 <w:b/>
+                <w:i w:val="0"/>
                 <w:color w:val="000000"/>
                 <w:sz w:val="22"/>
               </w:rPr>
@@ -8968,6 +9234,7 @@
               <w:rPr>
                 <w:rFonts w:ascii="Times New Roman" w:hAnsi="Times New Roman"/>
                 <w:b/>
+                <w:i w:val="0"/>
                 <w:color w:val="000000"/>
                 <w:sz w:val="22"/>
               </w:rPr>
@@ -8988,6 +9255,7 @@
             <w:r>
               <w:rPr>
                 <w:rFonts w:ascii="Times New Roman" w:hAnsi="Times New Roman"/>
+                <w:i w:val="0"/>
                 <w:color w:val="000000"/>
                 <w:sz w:val="22"/>
               </w:rPr>
@@ -9006,6 +9274,7 @@
             <w:r>
               <w:rPr>
                 <w:rFonts w:ascii="Times New Roman" w:hAnsi="Times New Roman"/>
+                <w:i w:val="0"/>
                 <w:color w:val="000000"/>
                 <w:sz w:val="22"/>
               </w:rPr>
@@ -9024,6 +9293,7 @@
             <w:r>
               <w:rPr>
                 <w:rFonts w:ascii="Times New Roman" w:hAnsi="Times New Roman"/>
+                <w:i w:val="0"/>
                 <w:color w:val="000000"/>
                 <w:sz w:val="22"/>
               </w:rPr>
@@ -9042,6 +9312,7 @@
             <w:r>
               <w:rPr>
                 <w:rFonts w:ascii="Times New Roman" w:hAnsi="Times New Roman"/>
+                <w:i w:val="0"/>
                 <w:color w:val="000000"/>
                 <w:sz w:val="22"/>
               </w:rPr>
@@ -9060,6 +9331,7 @@
             <w:r>
               <w:rPr>
                 <w:rFonts w:ascii="Times New Roman" w:hAnsi="Times New Roman"/>
+                <w:i w:val="0"/>
                 <w:color w:val="000000"/>
                 <w:sz w:val="22"/>
               </w:rPr>
@@ -9078,6 +9350,7 @@
             <w:r>
               <w:rPr>
                 <w:rFonts w:ascii="Times New Roman" w:hAnsi="Times New Roman"/>
+                <w:i w:val="0"/>
                 <w:color w:val="000000"/>
                 <w:sz w:val="22"/>
               </w:rPr>
@@ -9098,6 +9371,7 @@
             <w:r>
               <w:rPr>
                 <w:rFonts w:ascii="Times New Roman" w:hAnsi="Times New Roman"/>
+                <w:i w:val="0"/>
                 <w:color w:val="000000"/>
                 <w:sz w:val="22"/>
               </w:rPr>
@@ -9116,6 +9390,7 @@
             <w:r>
               <w:rPr>
                 <w:rFonts w:ascii="Times New Roman" w:hAnsi="Times New Roman"/>
+                <w:i w:val="0"/>
                 <w:color w:val="000000"/>
                 <w:sz w:val="22"/>
               </w:rPr>
@@ -9134,6 +9409,7 @@
             <w:r>
               <w:rPr>
                 <w:rFonts w:ascii="Times New Roman" w:hAnsi="Times New Roman"/>
+                <w:i w:val="0"/>
                 <w:color w:val="000000"/>
                 <w:sz w:val="22"/>
               </w:rPr>
@@ -9152,6 +9428,7 @@
             <w:r>
               <w:rPr>
                 <w:rFonts w:ascii="Times New Roman" w:hAnsi="Times New Roman"/>
+                <w:i w:val="0"/>
                 <w:color w:val="000000"/>
                 <w:sz w:val="22"/>
               </w:rPr>
@@ -9170,6 +9447,7 @@
             <w:r>
               <w:rPr>
                 <w:rFonts w:ascii="Times New Roman" w:hAnsi="Times New Roman"/>
+                <w:i w:val="0"/>
                 <w:color w:val="000000"/>
                 <w:sz w:val="22"/>
               </w:rPr>
@@ -9188,6 +9466,7 @@
             <w:r>
               <w:rPr>
                 <w:rFonts w:ascii="Times New Roman" w:hAnsi="Times New Roman"/>
+                <w:i w:val="0"/>
                 <w:color w:val="000000"/>
                 <w:sz w:val="22"/>
               </w:rPr>
@@ -9208,6 +9487,7 @@
             <w:r>
               <w:rPr>
                 <w:rFonts w:ascii="Times New Roman" w:hAnsi="Times New Roman"/>
+                <w:i w:val="0"/>
                 <w:color w:val="000000"/>
                 <w:sz w:val="22"/>
               </w:rPr>
@@ -9226,6 +9506,7 @@
             <w:r>
               <w:rPr>
                 <w:rFonts w:ascii="Times New Roman" w:hAnsi="Times New Roman"/>
+                <w:i w:val="0"/>
                 <w:color w:val="000000"/>
                 <w:sz w:val="22"/>
               </w:rPr>
@@ -9244,6 +9525,7 @@
             <w:r>
               <w:rPr>
                 <w:rFonts w:ascii="Times New Roman" w:hAnsi="Times New Roman"/>
+                <w:i w:val="0"/>
                 <w:color w:val="000000"/>
                 <w:sz w:val="22"/>
               </w:rPr>
@@ -9262,6 +9544,7 @@
             <w:r>
               <w:rPr>
                 <w:rFonts w:ascii="Times New Roman" w:hAnsi="Times New Roman"/>
+                <w:i w:val="0"/>
                 <w:color w:val="000000"/>
                 <w:sz w:val="22"/>
               </w:rPr>
@@ -9280,6 +9563,7 @@
             <w:r>
               <w:rPr>
                 <w:rFonts w:ascii="Times New Roman" w:hAnsi="Times New Roman"/>
+                <w:i w:val="0"/>
                 <w:color w:val="000000"/>
                 <w:sz w:val="22"/>
               </w:rPr>
@@ -9298,6 +9582,7 @@
             <w:r>
               <w:rPr>
                 <w:rFonts w:ascii="Times New Roman" w:hAnsi="Times New Roman"/>
+                <w:i w:val="0"/>
                 <w:color w:val="000000"/>
                 <w:sz w:val="22"/>
               </w:rPr>
@@ -9318,6 +9603,7 @@
             <w:r>
               <w:rPr>
                 <w:rFonts w:ascii="Times New Roman" w:hAnsi="Times New Roman"/>
+                <w:i w:val="0"/>
                 <w:color w:val="000000"/>
                 <w:sz w:val="22"/>
               </w:rPr>
@@ -9336,6 +9622,7 @@
             <w:r>
               <w:rPr>
                 <w:rFonts w:ascii="Times New Roman" w:hAnsi="Times New Roman"/>
+                <w:i w:val="0"/>
                 <w:color w:val="000000"/>
                 <w:sz w:val="22"/>
               </w:rPr>
@@ -9354,6 +9641,7 @@
             <w:r>
               <w:rPr>
                 <w:rFonts w:ascii="Times New Roman" w:hAnsi="Times New Roman"/>
+                <w:i w:val="0"/>
                 <w:color w:val="000000"/>
                 <w:sz w:val="22"/>
               </w:rPr>
@@ -9372,6 +9660,7 @@
             <w:r>
               <w:rPr>
                 <w:rFonts w:ascii="Times New Roman" w:hAnsi="Times New Roman"/>
+                <w:i w:val="0"/>
                 <w:color w:val="000000"/>
                 <w:sz w:val="22"/>
               </w:rPr>
@@ -9390,6 +9679,7 @@
             <w:r>
               <w:rPr>
                 <w:rFonts w:ascii="Times New Roman" w:hAnsi="Times New Roman"/>
+                <w:i w:val="0"/>
                 <w:color w:val="000000"/>
                 <w:sz w:val="22"/>
               </w:rPr>
@@ -9408,6 +9698,7 @@
             <w:r>
               <w:rPr>
                 <w:rFonts w:ascii="Times New Roman" w:hAnsi="Times New Roman"/>
+                <w:i w:val="0"/>
                 <w:color w:val="000000"/>
                 <w:sz w:val="22"/>
               </w:rPr>
@@ -9428,6 +9719,7 @@
             <w:r>
               <w:rPr>
                 <w:rFonts w:ascii="Times New Roman" w:hAnsi="Times New Roman"/>
+                <w:i w:val="0"/>
                 <w:color w:val="000000"/>
                 <w:sz w:val="22"/>
               </w:rPr>
@@ -9446,6 +9738,7 @@
             <w:r>
               <w:rPr>
                 <w:rFonts w:ascii="Times New Roman" w:hAnsi="Times New Roman"/>
+                <w:i w:val="0"/>
                 <w:color w:val="000000"/>
                 <w:sz w:val="22"/>
               </w:rPr>
@@ -9464,6 +9757,7 @@
             <w:r>
               <w:rPr>
                 <w:rFonts w:ascii="Times New Roman" w:hAnsi="Times New Roman"/>
+                <w:i w:val="0"/>
                 <w:color w:val="000000"/>
                 <w:sz w:val="22"/>
               </w:rPr>
@@ -9482,6 +9776,7 @@
             <w:r>
               <w:rPr>
                 <w:rFonts w:ascii="Times New Roman" w:hAnsi="Times New Roman"/>
+                <w:i w:val="0"/>
                 <w:color w:val="000000"/>
                 <w:sz w:val="22"/>
               </w:rPr>
@@ -9500,6 +9795,7 @@
             <w:r>
               <w:rPr>
                 <w:rFonts w:ascii="Times New Roman" w:hAnsi="Times New Roman"/>
+                <w:i w:val="0"/>
                 <w:color w:val="000000"/>
                 <w:sz w:val="22"/>
               </w:rPr>
@@ -9518,6 +9814,7 @@
             <w:r>
               <w:rPr>
                 <w:rFonts w:ascii="Times New Roman" w:hAnsi="Times New Roman"/>
+                <w:i w:val="0"/>
                 <w:color w:val="000000"/>
                 <w:sz w:val="22"/>
               </w:rPr>
@@ -9538,6 +9835,7 @@
             <w:r>
               <w:rPr>
                 <w:rFonts w:ascii="Times New Roman" w:hAnsi="Times New Roman"/>
+                <w:i w:val="0"/>
                 <w:color w:val="000000"/>
                 <w:sz w:val="22"/>
               </w:rPr>
@@ -9556,6 +9854,7 @@
             <w:r>
               <w:rPr>
                 <w:rFonts w:ascii="Times New Roman" w:hAnsi="Times New Roman"/>
+                <w:i w:val="0"/>
                 <w:color w:val="000000"/>
                 <w:sz w:val="22"/>
               </w:rPr>
@@ -9574,6 +9873,7 @@
             <w:r>
               <w:rPr>
                 <w:rFonts w:ascii="Times New Roman" w:hAnsi="Times New Roman"/>
+                <w:i w:val="0"/>
                 <w:color w:val="000000"/>
                 <w:sz w:val="22"/>
               </w:rPr>
@@ -9592,6 +9892,7 @@
             <w:r>
               <w:rPr>
                 <w:rFonts w:ascii="Times New Roman" w:hAnsi="Times New Roman"/>
+                <w:i w:val="0"/>
                 <w:color w:val="000000"/>
                 <w:sz w:val="22"/>
               </w:rPr>
@@ -9610,6 +9911,7 @@
             <w:r>
               <w:rPr>
                 <w:rFonts w:ascii="Times New Roman" w:hAnsi="Times New Roman"/>
+                <w:i w:val="0"/>
                 <w:color w:val="000000"/>
                 <w:sz w:val="22"/>
               </w:rPr>
@@ -9628,6 +9930,7 @@
             <w:r>
               <w:rPr>
                 <w:rFonts w:ascii="Times New Roman" w:hAnsi="Times New Roman"/>
+                <w:i w:val="0"/>
                 <w:color w:val="000000"/>
                 <w:sz w:val="22"/>
               </w:rPr>
@@ -9648,6 +9951,7 @@
             <w:r>
               <w:rPr>
                 <w:rFonts w:ascii="Times New Roman" w:hAnsi="Times New Roman"/>
+                <w:i w:val="0"/>
                 <w:color w:val="000000"/>
                 <w:sz w:val="22"/>
               </w:rPr>
@@ -9666,6 +9970,7 @@
             <w:r>
               <w:rPr>
                 <w:rFonts w:ascii="Times New Roman" w:hAnsi="Times New Roman"/>
+                <w:i w:val="0"/>
                 <w:color w:val="000000"/>
                 <w:sz w:val="22"/>
               </w:rPr>
@@ -9684,6 +9989,7 @@
             <w:r>
               <w:rPr>
                 <w:rFonts w:ascii="Times New Roman" w:hAnsi="Times New Roman"/>
+                <w:i w:val="0"/>
                 <w:color w:val="000000"/>
                 <w:sz w:val="22"/>
               </w:rPr>
@@ -9702,6 +10008,7 @@
             <w:r>
               <w:rPr>
                 <w:rFonts w:ascii="Times New Roman" w:hAnsi="Times New Roman"/>
+                <w:i w:val="0"/>
                 <w:color w:val="000000"/>
                 <w:sz w:val="22"/>
               </w:rPr>
@@ -9720,6 +10027,7 @@
             <w:r>
               <w:rPr>
                 <w:rFonts w:ascii="Times New Roman" w:hAnsi="Times New Roman"/>
+                <w:i w:val="0"/>
                 <w:color w:val="000000"/>
                 <w:sz w:val="22"/>
               </w:rPr>
@@ -9738,6 +10046,7 @@
             <w:r>
               <w:rPr>
                 <w:rFonts w:ascii="Times New Roman" w:hAnsi="Times New Roman"/>
+                <w:i w:val="0"/>
                 <w:color w:val="000000"/>
                 <w:sz w:val="22"/>
               </w:rPr>
@@ -9758,6 +10067,7 @@
             <w:r>
               <w:rPr>
                 <w:rFonts w:ascii="Times New Roman" w:hAnsi="Times New Roman"/>
+                <w:i w:val="0"/>
                 <w:color w:val="000000"/>
                 <w:sz w:val="22"/>
               </w:rPr>
@@ -9776,6 +10086,7 @@
             <w:r>
               <w:rPr>
                 <w:rFonts w:ascii="Times New Roman" w:hAnsi="Times New Roman"/>
+                <w:i w:val="0"/>
                 <w:color w:val="000000"/>
                 <w:sz w:val="22"/>
               </w:rPr>
@@ -9794,6 +10105,7 @@
             <w:r>
               <w:rPr>
                 <w:rFonts w:ascii="Times New Roman" w:hAnsi="Times New Roman"/>
+                <w:i w:val="0"/>
                 <w:color w:val="000000"/>
                 <w:sz w:val="22"/>
               </w:rPr>
@@ -9812,6 +10124,7 @@
             <w:r>
               <w:rPr>
                 <w:rFonts w:ascii="Times New Roman" w:hAnsi="Times New Roman"/>
+                <w:i w:val="0"/>
                 <w:color w:val="000000"/>
                 <w:sz w:val="22"/>
               </w:rPr>
@@ -9830,6 +10143,7 @@
             <w:r>
               <w:rPr>
                 <w:rFonts w:ascii="Times New Roman" w:hAnsi="Times New Roman"/>
+                <w:i w:val="0"/>
                 <w:color w:val="000000"/>
                 <w:sz w:val="22"/>
               </w:rPr>
@@ -9848,6 +10162,7 @@
             <w:r>
               <w:rPr>
                 <w:rFonts w:ascii="Times New Roman" w:hAnsi="Times New Roman"/>
+                <w:i w:val="0"/>
                 <w:color w:val="000000"/>
                 <w:sz w:val="22"/>
               </w:rPr>
@@ -9915,7 +10230,7 @@
     </w:p>
     <w:p>
       <w:pPr>
-        <w:jc w:val="both"/>
+        <w:jc w:val="left"/>
       </w:pPr>
       <w:r>
         <w:rPr>
@@ -9928,7 +10243,7 @@
     </w:p>
     <w:p>
       <w:pPr>
-        <w:jc w:val="both"/>
+        <w:jc w:val="left"/>
       </w:pPr>
       <w:r>
         <w:rPr>
@@ -9941,7 +10256,7 @@
     </w:p>
     <w:p>
       <w:pPr>
-        <w:jc w:val="both"/>
+        <w:jc w:val="left"/>
       </w:pPr>
       <w:r>
         <w:rPr>
@@ -9967,7 +10282,7 @@
     </w:p>
     <w:p>
       <w:pPr>
-        <w:jc w:val="both"/>
+        <w:jc w:val="left"/>
       </w:pPr>
       <w:r>
         <w:rPr>
@@ -9993,7 +10308,7 @@
     </w:p>
     <w:p>
       <w:pPr>
-        <w:jc w:val="both"/>
+        <w:jc w:val="left"/>
       </w:pPr>
       <w:r>
         <w:rPr>
@@ -10019,7 +10334,7 @@
     </w:p>
     <w:p>
       <w:pPr>
-        <w:jc w:val="both"/>
+        <w:jc w:val="left"/>
       </w:pPr>
       <w:r>
         <w:rPr>
@@ -10070,6 +10385,7 @@
               <w:rPr>
                 <w:rFonts w:ascii="Times New Roman" w:hAnsi="Times New Roman"/>
                 <w:b/>
+                <w:i w:val="0"/>
                 <w:color w:val="000000"/>
                 <w:sz w:val="22"/>
               </w:rPr>
@@ -10089,6 +10405,7 @@
               <w:rPr>
                 <w:rFonts w:ascii="Times New Roman" w:hAnsi="Times New Roman"/>
                 <w:b/>
+                <w:i w:val="0"/>
                 <w:color w:val="000000"/>
                 <w:sz w:val="22"/>
               </w:rPr>
@@ -10108,6 +10425,7 @@
               <w:rPr>
                 <w:rFonts w:ascii="Times New Roman" w:hAnsi="Times New Roman"/>
                 <w:b/>
+                <w:i w:val="0"/>
                 <w:color w:val="000000"/>
                 <w:sz w:val="22"/>
               </w:rPr>
@@ -10127,6 +10445,7 @@
               <w:rPr>
                 <w:rFonts w:ascii="Times New Roman" w:hAnsi="Times New Roman"/>
                 <w:b/>
+                <w:i w:val="0"/>
                 <w:color w:val="000000"/>
                 <w:sz w:val="22"/>
               </w:rPr>
@@ -10146,6 +10465,7 @@
               <w:rPr>
                 <w:rFonts w:ascii="Times New Roman" w:hAnsi="Times New Roman"/>
                 <w:b/>
+                <w:i w:val="0"/>
                 <w:color w:val="000000"/>
                 <w:sz w:val="22"/>
               </w:rPr>
@@ -10165,6 +10485,7 @@
               <w:rPr>
                 <w:rFonts w:ascii="Times New Roman" w:hAnsi="Times New Roman"/>
                 <w:b/>
+                <w:i w:val="0"/>
                 <w:color w:val="000000"/>
                 <w:sz w:val="22"/>
               </w:rPr>
@@ -10185,6 +10506,7 @@
             <w:r>
               <w:rPr>
                 <w:rFonts w:ascii="Times New Roman" w:hAnsi="Times New Roman"/>
+                <w:i w:val="0"/>
                 <w:color w:val="000000"/>
                 <w:sz w:val="22"/>
               </w:rPr>
@@ -10203,6 +10525,7 @@
             <w:r>
               <w:rPr>
                 <w:rFonts w:ascii="Times New Roman" w:hAnsi="Times New Roman"/>
+                <w:i w:val="0"/>
                 <w:color w:val="000000"/>
                 <w:sz w:val="22"/>
               </w:rPr>
@@ -10221,6 +10544,7 @@
             <w:r>
               <w:rPr>
                 <w:rFonts w:ascii="Times New Roman" w:hAnsi="Times New Roman"/>
+                <w:i w:val="0"/>
                 <w:color w:val="000000"/>
                 <w:sz w:val="22"/>
               </w:rPr>
@@ -10239,6 +10563,7 @@
             <w:r>
               <w:rPr>
                 <w:rFonts w:ascii="Times New Roman" w:hAnsi="Times New Roman"/>
+                <w:i w:val="0"/>
                 <w:color w:val="000000"/>
                 <w:sz w:val="22"/>
               </w:rPr>
@@ -10257,6 +10582,7 @@
             <w:r>
               <w:rPr>
                 <w:rFonts w:ascii="Times New Roman" w:hAnsi="Times New Roman"/>
+                <w:i w:val="0"/>
                 <w:color w:val="000000"/>
                 <w:sz w:val="22"/>
               </w:rPr>
@@ -10275,6 +10601,7 @@
             <w:r>
               <w:rPr>
                 <w:rFonts w:ascii="Times New Roman" w:hAnsi="Times New Roman"/>
+                <w:i w:val="0"/>
                 <w:color w:val="000000"/>
                 <w:sz w:val="22"/>
               </w:rPr>
@@ -10295,6 +10622,7 @@
             <w:r>
               <w:rPr>
                 <w:rFonts w:ascii="Times New Roman" w:hAnsi="Times New Roman"/>
+                <w:i w:val="0"/>
                 <w:color w:val="000000"/>
                 <w:sz w:val="22"/>
               </w:rPr>
@@ -10313,6 +10641,7 @@
             <w:r>
               <w:rPr>
                 <w:rFonts w:ascii="Times New Roman" w:hAnsi="Times New Roman"/>
+                <w:i w:val="0"/>
                 <w:color w:val="000000"/>
                 <w:sz w:val="22"/>
               </w:rPr>
@@ -10331,6 +10660,7 @@
             <w:r>
               <w:rPr>
                 <w:rFonts w:ascii="Times New Roman" w:hAnsi="Times New Roman"/>
+                <w:i w:val="0"/>
                 <w:color w:val="000000"/>
                 <w:sz w:val="22"/>
               </w:rPr>
@@ -10349,6 +10679,7 @@
             <w:r>
               <w:rPr>
                 <w:rFonts w:ascii="Times New Roman" w:hAnsi="Times New Roman"/>
+                <w:i w:val="0"/>
                 <w:color w:val="000000"/>
                 <w:sz w:val="22"/>
               </w:rPr>
@@ -10367,6 +10698,7 @@
             <w:r>
               <w:rPr>
                 <w:rFonts w:ascii="Times New Roman" w:hAnsi="Times New Roman"/>
+                <w:i w:val="0"/>
                 <w:color w:val="000000"/>
                 <w:sz w:val="22"/>
               </w:rPr>
@@ -10385,6 +10717,7 @@
             <w:r>
               <w:rPr>
                 <w:rFonts w:ascii="Times New Roman" w:hAnsi="Times New Roman"/>
+                <w:i w:val="0"/>
                 <w:color w:val="000000"/>
                 <w:sz w:val="22"/>
               </w:rPr>
@@ -10405,6 +10738,7 @@
             <w:r>
               <w:rPr>
                 <w:rFonts w:ascii="Times New Roman" w:hAnsi="Times New Roman"/>
+                <w:i w:val="0"/>
                 <w:color w:val="000000"/>
                 <w:sz w:val="22"/>
               </w:rPr>
@@ -10423,6 +10757,7 @@
             <w:r>
               <w:rPr>
                 <w:rFonts w:ascii="Times New Roman" w:hAnsi="Times New Roman"/>
+                <w:i w:val="0"/>
                 <w:color w:val="000000"/>
                 <w:sz w:val="22"/>
               </w:rPr>
@@ -10441,6 +10776,7 @@
             <w:r>
               <w:rPr>
                 <w:rFonts w:ascii="Times New Roman" w:hAnsi="Times New Roman"/>
+                <w:i w:val="0"/>
                 <w:color w:val="000000"/>
                 <w:sz w:val="22"/>
               </w:rPr>
@@ -10459,6 +10795,7 @@
             <w:r>
               <w:rPr>
                 <w:rFonts w:ascii="Times New Roman" w:hAnsi="Times New Roman"/>
+                <w:i w:val="0"/>
                 <w:color w:val="000000"/>
                 <w:sz w:val="22"/>
               </w:rPr>
@@ -10477,6 +10814,7 @@
             <w:r>
               <w:rPr>
                 <w:rFonts w:ascii="Times New Roman" w:hAnsi="Times New Roman"/>
+                <w:i w:val="0"/>
                 <w:color w:val="000000"/>
                 <w:sz w:val="22"/>
               </w:rPr>
@@ -10495,6 +10833,7 @@
             <w:r>
               <w:rPr>
                 <w:rFonts w:ascii="Times New Roman" w:hAnsi="Times New Roman"/>
+                <w:i w:val="0"/>
                 <w:color w:val="000000"/>
                 <w:sz w:val="22"/>
               </w:rPr>
@@ -10515,6 +10854,7 @@
             <w:r>
               <w:rPr>
                 <w:rFonts w:ascii="Times New Roman" w:hAnsi="Times New Roman"/>
+                <w:i w:val="0"/>
                 <w:color w:val="000000"/>
                 <w:sz w:val="22"/>
               </w:rPr>
@@ -10533,6 +10873,7 @@
             <w:r>
               <w:rPr>
                 <w:rFonts w:ascii="Times New Roman" w:hAnsi="Times New Roman"/>
+                <w:i w:val="0"/>
                 <w:color w:val="000000"/>
                 <w:sz w:val="22"/>
               </w:rPr>
@@ -10551,6 +10892,7 @@
             <w:r>
               <w:rPr>
                 <w:rFonts w:ascii="Times New Roman" w:hAnsi="Times New Roman"/>
+                <w:i w:val="0"/>
                 <w:color w:val="000000"/>
                 <w:sz w:val="22"/>
               </w:rPr>
@@ -10569,6 +10911,7 @@
             <w:r>
               <w:rPr>
                 <w:rFonts w:ascii="Times New Roman" w:hAnsi="Times New Roman"/>
+                <w:i w:val="0"/>
                 <w:color w:val="000000"/>
                 <w:sz w:val="22"/>
               </w:rPr>
@@ -10587,6 +10930,7 @@
             <w:r>
               <w:rPr>
                 <w:rFonts w:ascii="Times New Roman" w:hAnsi="Times New Roman"/>
+                <w:i w:val="0"/>
                 <w:color w:val="000000"/>
                 <w:sz w:val="22"/>
               </w:rPr>
@@ -10605,6 +10949,7 @@
             <w:r>
               <w:rPr>
                 <w:rFonts w:ascii="Times New Roman" w:hAnsi="Times New Roman"/>
+                <w:i w:val="0"/>
                 <w:color w:val="000000"/>
                 <w:sz w:val="22"/>
               </w:rPr>
@@ -10625,6 +10970,7 @@
             <w:r>
               <w:rPr>
                 <w:rFonts w:ascii="Times New Roman" w:hAnsi="Times New Roman"/>
+                <w:i w:val="0"/>
                 <w:color w:val="000000"/>
                 <w:sz w:val="22"/>
               </w:rPr>
@@ -10643,6 +10989,7 @@
             <w:r>
               <w:rPr>
                 <w:rFonts w:ascii="Times New Roman" w:hAnsi="Times New Roman"/>
+                <w:i w:val="0"/>
                 <w:color w:val="000000"/>
                 <w:sz w:val="22"/>
               </w:rPr>
@@ -10661,6 +11008,7 @@
             <w:r>
               <w:rPr>
                 <w:rFonts w:ascii="Times New Roman" w:hAnsi="Times New Roman"/>
+                <w:i w:val="0"/>
                 <w:color w:val="000000"/>
                 <w:sz w:val="22"/>
               </w:rPr>
@@ -10679,6 +11027,7 @@
             <w:r>
               <w:rPr>
                 <w:rFonts w:ascii="Times New Roman" w:hAnsi="Times New Roman"/>
+                <w:i w:val="0"/>
                 <w:color w:val="000000"/>
                 <w:sz w:val="22"/>
               </w:rPr>
@@ -10697,6 +11046,7 @@
             <w:r>
               <w:rPr>
                 <w:rFonts w:ascii="Times New Roman" w:hAnsi="Times New Roman"/>
+                <w:i w:val="0"/>
                 <w:color w:val="000000"/>
                 <w:sz w:val="22"/>
               </w:rPr>
@@ -10715,6 +11065,7 @@
             <w:r>
               <w:rPr>
                 <w:rFonts w:ascii="Times New Roman" w:hAnsi="Times New Roman"/>
+                <w:i w:val="0"/>
                 <w:color w:val="000000"/>
                 <w:sz w:val="22"/>
               </w:rPr>
@@ -10735,6 +11086,7 @@
             <w:r>
               <w:rPr>
                 <w:rFonts w:ascii="Times New Roman" w:hAnsi="Times New Roman"/>
+                <w:i w:val="0"/>
                 <w:color w:val="000000"/>
                 <w:sz w:val="22"/>
               </w:rPr>
@@ -10753,6 +11105,7 @@
             <w:r>
               <w:rPr>
                 <w:rFonts w:ascii="Times New Roman" w:hAnsi="Times New Roman"/>
+                <w:i w:val="0"/>
                 <w:color w:val="000000"/>
                 <w:sz w:val="22"/>
               </w:rPr>
@@ -10771,6 +11124,7 @@
             <w:r>
               <w:rPr>
                 <w:rFonts w:ascii="Times New Roman" w:hAnsi="Times New Roman"/>
+                <w:i w:val="0"/>
                 <w:color w:val="000000"/>
                 <w:sz w:val="22"/>
               </w:rPr>
@@ -10789,6 +11143,7 @@
             <w:r>
               <w:rPr>
                 <w:rFonts w:ascii="Times New Roman" w:hAnsi="Times New Roman"/>
+                <w:i w:val="0"/>
                 <w:color w:val="000000"/>
                 <w:sz w:val="22"/>
               </w:rPr>
@@ -10807,6 +11162,7 @@
             <w:r>
               <w:rPr>
                 <w:rFonts w:ascii="Times New Roman" w:hAnsi="Times New Roman"/>
+                <w:i w:val="0"/>
                 <w:color w:val="000000"/>
                 <w:sz w:val="22"/>
               </w:rPr>
@@ -10825,6 +11181,7 @@
             <w:r>
               <w:rPr>
                 <w:rFonts w:ascii="Times New Roman" w:hAnsi="Times New Roman"/>
+                <w:i w:val="0"/>
                 <w:color w:val="000000"/>
                 <w:sz w:val="22"/>
               </w:rPr>
@@ -10845,6 +11202,7 @@
             <w:r>
               <w:rPr>
                 <w:rFonts w:ascii="Times New Roman" w:hAnsi="Times New Roman"/>
+                <w:i w:val="0"/>
                 <w:color w:val="000000"/>
                 <w:sz w:val="22"/>
               </w:rPr>
@@ -10863,6 +11221,7 @@
             <w:r>
               <w:rPr>
                 <w:rFonts w:ascii="Times New Roman" w:hAnsi="Times New Roman"/>
+                <w:i w:val="0"/>
                 <w:color w:val="000000"/>
                 <w:sz w:val="22"/>
               </w:rPr>
@@ -10881,6 +11240,7 @@
             <w:r>
               <w:rPr>
                 <w:rFonts w:ascii="Times New Roman" w:hAnsi="Times New Roman"/>
+                <w:i w:val="0"/>
                 <w:color w:val="000000"/>
                 <w:sz w:val="22"/>
               </w:rPr>
@@ -10899,6 +11259,7 @@
             <w:r>
               <w:rPr>
                 <w:rFonts w:ascii="Times New Roman" w:hAnsi="Times New Roman"/>
+                <w:i w:val="0"/>
                 <w:color w:val="000000"/>
                 <w:sz w:val="22"/>
               </w:rPr>
@@ -10917,6 +11278,7 @@
             <w:r>
               <w:rPr>
                 <w:rFonts w:ascii="Times New Roman" w:hAnsi="Times New Roman"/>
+                <w:i w:val="0"/>
                 <w:color w:val="000000"/>
                 <w:sz w:val="22"/>
               </w:rPr>
@@ -10935,6 +11297,7 @@
             <w:r>
               <w:rPr>
                 <w:rFonts w:ascii="Times New Roman" w:hAnsi="Times New Roman"/>
+                <w:i w:val="0"/>
                 <w:color w:val="000000"/>
                 <w:sz w:val="22"/>
               </w:rPr>
@@ -10959,7 +11322,7 @@
     </w:p>
     <w:p>
       <w:pPr>
-        <w:jc w:val="both"/>
+        <w:jc w:val="left"/>
       </w:pPr>
       <w:r>
         <w:rPr>
@@ -11010,6 +11373,7 @@
               <w:rPr>
                 <w:rFonts w:ascii="Times New Roman" w:hAnsi="Times New Roman"/>
                 <w:b/>
+                <w:i w:val="0"/>
                 <w:color w:val="000000"/>
                 <w:sz w:val="22"/>
               </w:rPr>
@@ -11029,6 +11393,7 @@
               <w:rPr>
                 <w:rFonts w:ascii="Times New Roman" w:hAnsi="Times New Roman"/>
                 <w:b/>
+                <w:i w:val="0"/>
                 <w:color w:val="000000"/>
                 <w:sz w:val="22"/>
               </w:rPr>
@@ -11048,6 +11413,7 @@
               <w:rPr>
                 <w:rFonts w:ascii="Times New Roman" w:hAnsi="Times New Roman"/>
                 <w:b/>
+                <w:i w:val="0"/>
                 <w:color w:val="000000"/>
                 <w:sz w:val="22"/>
               </w:rPr>
@@ -11067,6 +11433,7 @@
               <w:rPr>
                 <w:rFonts w:ascii="Times New Roman" w:hAnsi="Times New Roman"/>
                 <w:b/>
+                <w:i w:val="0"/>
                 <w:color w:val="000000"/>
                 <w:sz w:val="22"/>
               </w:rPr>
@@ -11086,6 +11453,7 @@
               <w:rPr>
                 <w:rFonts w:ascii="Times New Roman" w:hAnsi="Times New Roman"/>
                 <w:b/>
+                <w:i w:val="0"/>
                 <w:color w:val="000000"/>
                 <w:sz w:val="22"/>
               </w:rPr>
@@ -11105,6 +11473,7 @@
               <w:rPr>
                 <w:rFonts w:ascii="Times New Roman" w:hAnsi="Times New Roman"/>
                 <w:b/>
+                <w:i w:val="0"/>
                 <w:color w:val="000000"/>
                 <w:sz w:val="22"/>
               </w:rPr>
@@ -11125,6 +11494,7 @@
             <w:r>
               <w:rPr>
                 <w:rFonts w:ascii="Times New Roman" w:hAnsi="Times New Roman"/>
+                <w:i w:val="0"/>
                 <w:color w:val="000000"/>
                 <w:sz w:val="22"/>
               </w:rPr>
@@ -11143,6 +11513,7 @@
             <w:r>
               <w:rPr>
                 <w:rFonts w:ascii="Times New Roman" w:hAnsi="Times New Roman"/>
+                <w:i w:val="0"/>
                 <w:color w:val="000000"/>
                 <w:sz w:val="22"/>
               </w:rPr>
@@ -11161,6 +11532,7 @@
             <w:r>
               <w:rPr>
                 <w:rFonts w:ascii="Times New Roman" w:hAnsi="Times New Roman"/>
+                <w:i w:val="0"/>
                 <w:color w:val="000000"/>
                 <w:sz w:val="22"/>
               </w:rPr>
@@ -11179,6 +11551,7 @@
             <w:r>
               <w:rPr>
                 <w:rFonts w:ascii="Times New Roman" w:hAnsi="Times New Roman"/>
+                <w:i w:val="0"/>
                 <w:color w:val="000000"/>
                 <w:sz w:val="22"/>
               </w:rPr>
@@ -11197,6 +11570,7 @@
             <w:r>
               <w:rPr>
                 <w:rFonts w:ascii="Times New Roman" w:hAnsi="Times New Roman"/>
+                <w:i w:val="0"/>
                 <w:color w:val="000000"/>
                 <w:sz w:val="22"/>
               </w:rPr>
@@ -11215,6 +11589,7 @@
             <w:r>
               <w:rPr>
                 <w:rFonts w:ascii="Times New Roman" w:hAnsi="Times New Roman"/>
+                <w:i w:val="0"/>
                 <w:color w:val="000000"/>
                 <w:sz w:val="22"/>
               </w:rPr>
@@ -11235,6 +11610,7 @@
             <w:r>
               <w:rPr>
                 <w:rFonts w:ascii="Times New Roman" w:hAnsi="Times New Roman"/>
+                <w:i w:val="0"/>
                 <w:color w:val="000000"/>
                 <w:sz w:val="22"/>
               </w:rPr>
@@ -11253,6 +11629,7 @@
             <w:r>
               <w:rPr>
                 <w:rFonts w:ascii="Times New Roman" w:hAnsi="Times New Roman"/>
+                <w:i w:val="0"/>
                 <w:color w:val="000000"/>
                 <w:sz w:val="22"/>
               </w:rPr>
@@ -11271,6 +11648,7 @@
             <w:r>
               <w:rPr>
                 <w:rFonts w:ascii="Times New Roman" w:hAnsi="Times New Roman"/>
+                <w:i w:val="0"/>
                 <w:color w:val="000000"/>
                 <w:sz w:val="22"/>
               </w:rPr>
@@ -11289,6 +11667,7 @@
             <w:r>
               <w:rPr>
                 <w:rFonts w:ascii="Times New Roman" w:hAnsi="Times New Roman"/>
+                <w:i w:val="0"/>
                 <w:color w:val="000000"/>
                 <w:sz w:val="22"/>
               </w:rPr>
@@ -11307,6 +11686,7 @@
             <w:r>
               <w:rPr>
                 <w:rFonts w:ascii="Times New Roman" w:hAnsi="Times New Roman"/>
+                <w:i w:val="0"/>
                 <w:color w:val="000000"/>
                 <w:sz w:val="22"/>
               </w:rPr>
@@ -11325,6 +11705,7 @@
             <w:r>
               <w:rPr>
                 <w:rFonts w:ascii="Times New Roman" w:hAnsi="Times New Roman"/>
+                <w:i w:val="0"/>
                 <w:color w:val="000000"/>
                 <w:sz w:val="22"/>
               </w:rPr>
@@ -11345,6 +11726,7 @@
             <w:r>
               <w:rPr>
                 <w:rFonts w:ascii="Times New Roman" w:hAnsi="Times New Roman"/>
+                <w:i w:val="0"/>
                 <w:color w:val="000000"/>
                 <w:sz w:val="22"/>
               </w:rPr>
@@ -11363,6 +11745,7 @@
             <w:r>
               <w:rPr>
                 <w:rFonts w:ascii="Times New Roman" w:hAnsi="Times New Roman"/>
+                <w:i w:val="0"/>
                 <w:color w:val="000000"/>
                 <w:sz w:val="22"/>
               </w:rPr>
@@ -11381,6 +11764,7 @@
             <w:r>
               <w:rPr>
                 <w:rFonts w:ascii="Times New Roman" w:hAnsi="Times New Roman"/>
+                <w:i w:val="0"/>
                 <w:color w:val="000000"/>
                 <w:sz w:val="22"/>
               </w:rPr>
@@ -11399,6 +11783,7 @@
             <w:r>
               <w:rPr>
                 <w:rFonts w:ascii="Times New Roman" w:hAnsi="Times New Roman"/>
+                <w:i w:val="0"/>
                 <w:color w:val="000000"/>
                 <w:sz w:val="22"/>
               </w:rPr>
@@ -11417,6 +11802,7 @@
             <w:r>
               <w:rPr>
                 <w:rFonts w:ascii="Times New Roman" w:hAnsi="Times New Roman"/>
+                <w:i w:val="0"/>
                 <w:color w:val="000000"/>
                 <w:sz w:val="22"/>
               </w:rPr>
@@ -11435,6 +11821,7 @@
             <w:r>
               <w:rPr>
                 <w:rFonts w:ascii="Times New Roman" w:hAnsi="Times New Roman"/>
+                <w:i w:val="0"/>
                 <w:color w:val="000000"/>
                 <w:sz w:val="22"/>
               </w:rPr>
@@ -11455,6 +11842,7 @@
             <w:r>
               <w:rPr>
                 <w:rFonts w:ascii="Times New Roman" w:hAnsi="Times New Roman"/>
+                <w:i w:val="0"/>
                 <w:color w:val="000000"/>
                 <w:sz w:val="22"/>
               </w:rPr>
@@ -11473,6 +11861,7 @@
             <w:r>
               <w:rPr>
                 <w:rFonts w:ascii="Times New Roman" w:hAnsi="Times New Roman"/>
+                <w:i w:val="0"/>
                 <w:color w:val="000000"/>
                 <w:sz w:val="22"/>
               </w:rPr>
@@ -11491,6 +11880,7 @@
             <w:r>
               <w:rPr>
                 <w:rFonts w:ascii="Times New Roman" w:hAnsi="Times New Roman"/>
+                <w:i w:val="0"/>
                 <w:color w:val="000000"/>
                 <w:sz w:val="22"/>
               </w:rPr>
@@ -11509,6 +11899,7 @@
             <w:r>
               <w:rPr>
                 <w:rFonts w:ascii="Times New Roman" w:hAnsi="Times New Roman"/>
+                <w:i w:val="0"/>
                 <w:color w:val="000000"/>
                 <w:sz w:val="22"/>
               </w:rPr>
@@ -11527,6 +11918,7 @@
             <w:r>
               <w:rPr>
                 <w:rFonts w:ascii="Times New Roman" w:hAnsi="Times New Roman"/>
+                <w:i w:val="0"/>
                 <w:color w:val="000000"/>
                 <w:sz w:val="22"/>
               </w:rPr>
@@ -11545,6 +11937,7 @@
             <w:r>
               <w:rPr>
                 <w:rFonts w:ascii="Times New Roman" w:hAnsi="Times New Roman"/>
+                <w:i w:val="0"/>
                 <w:color w:val="000000"/>
                 <w:sz w:val="22"/>
               </w:rPr>
@@ -11565,6 +11958,7 @@
             <w:r>
               <w:rPr>
                 <w:rFonts w:ascii="Times New Roman" w:hAnsi="Times New Roman"/>
+                <w:i w:val="0"/>
                 <w:color w:val="000000"/>
                 <w:sz w:val="22"/>
               </w:rPr>
@@ -11583,6 +11977,7 @@
             <w:r>
               <w:rPr>
                 <w:rFonts w:ascii="Times New Roman" w:hAnsi="Times New Roman"/>
+                <w:i w:val="0"/>
                 <w:color w:val="000000"/>
                 <w:sz w:val="22"/>
               </w:rPr>
@@ -11601,6 +11996,7 @@
             <w:r>
               <w:rPr>
                 <w:rFonts w:ascii="Times New Roman" w:hAnsi="Times New Roman"/>
+                <w:i w:val="0"/>
                 <w:color w:val="000000"/>
                 <w:sz w:val="22"/>
               </w:rPr>
@@ -11619,6 +12015,7 @@
             <w:r>
               <w:rPr>
                 <w:rFonts w:ascii="Times New Roman" w:hAnsi="Times New Roman"/>
+                <w:i w:val="0"/>
                 <w:color w:val="000000"/>
                 <w:sz w:val="22"/>
               </w:rPr>
@@ -11637,6 +12034,7 @@
             <w:r>
               <w:rPr>
                 <w:rFonts w:ascii="Times New Roman" w:hAnsi="Times New Roman"/>
+                <w:i w:val="0"/>
                 <w:color w:val="000000"/>
                 <w:sz w:val="22"/>
               </w:rPr>
@@ -11655,6 +12053,7 @@
             <w:r>
               <w:rPr>
                 <w:rFonts w:ascii="Times New Roman" w:hAnsi="Times New Roman"/>
+                <w:i w:val="0"/>
                 <w:color w:val="000000"/>
                 <w:sz w:val="22"/>
               </w:rPr>
@@ -11675,6 +12074,7 @@
             <w:r>
               <w:rPr>
                 <w:rFonts w:ascii="Times New Roman" w:hAnsi="Times New Roman"/>
+                <w:i w:val="0"/>
                 <w:color w:val="000000"/>
                 <w:sz w:val="22"/>
               </w:rPr>
@@ -11693,6 +12093,7 @@
             <w:r>
               <w:rPr>
                 <w:rFonts w:ascii="Times New Roman" w:hAnsi="Times New Roman"/>
+                <w:i w:val="0"/>
                 <w:color w:val="000000"/>
                 <w:sz w:val="22"/>
               </w:rPr>
@@ -11711,6 +12112,7 @@
             <w:r>
               <w:rPr>
                 <w:rFonts w:ascii="Times New Roman" w:hAnsi="Times New Roman"/>
+                <w:i w:val="0"/>
                 <w:color w:val="000000"/>
                 <w:sz w:val="22"/>
               </w:rPr>
@@ -11729,6 +12131,7 @@
             <w:r>
               <w:rPr>
                 <w:rFonts w:ascii="Times New Roman" w:hAnsi="Times New Roman"/>
+                <w:i w:val="0"/>
                 <w:color w:val="000000"/>
                 <w:sz w:val="22"/>
               </w:rPr>
@@ -11747,6 +12150,7 @@
             <w:r>
               <w:rPr>
                 <w:rFonts w:ascii="Times New Roman" w:hAnsi="Times New Roman"/>
+                <w:i w:val="0"/>
                 <w:color w:val="000000"/>
                 <w:sz w:val="22"/>
               </w:rPr>
@@ -11765,6 +12169,7 @@
             <w:r>
               <w:rPr>
                 <w:rFonts w:ascii="Times New Roman" w:hAnsi="Times New Roman"/>
+                <w:i w:val="0"/>
                 <w:color w:val="000000"/>
                 <w:sz w:val="22"/>
               </w:rPr>
@@ -11785,6 +12190,7 @@
             <w:r>
               <w:rPr>
                 <w:rFonts w:ascii="Times New Roman" w:hAnsi="Times New Roman"/>
+                <w:i w:val="0"/>
                 <w:color w:val="000000"/>
                 <w:sz w:val="22"/>
               </w:rPr>
@@ -11803,6 +12209,7 @@
             <w:r>
               <w:rPr>
                 <w:rFonts w:ascii="Times New Roman" w:hAnsi="Times New Roman"/>
+                <w:i w:val="0"/>
                 <w:color w:val="000000"/>
                 <w:sz w:val="22"/>
               </w:rPr>
@@ -11821,6 +12228,7 @@
             <w:r>
               <w:rPr>
                 <w:rFonts w:ascii="Times New Roman" w:hAnsi="Times New Roman"/>
+                <w:i w:val="0"/>
                 <w:color w:val="000000"/>
                 <w:sz w:val="22"/>
               </w:rPr>
@@ -11839,6 +12247,7 @@
             <w:r>
               <w:rPr>
                 <w:rFonts w:ascii="Times New Roman" w:hAnsi="Times New Roman"/>
+                <w:i w:val="0"/>
                 <w:color w:val="000000"/>
                 <w:sz w:val="22"/>
               </w:rPr>
@@ -11857,6 +12266,7 @@
             <w:r>
               <w:rPr>
                 <w:rFonts w:ascii="Times New Roman" w:hAnsi="Times New Roman"/>
+                <w:i w:val="0"/>
                 <w:color w:val="000000"/>
                 <w:sz w:val="22"/>
               </w:rPr>
@@ -11875,6 +12285,7 @@
             <w:r>
               <w:rPr>
                 <w:rFonts w:ascii="Times New Roman" w:hAnsi="Times New Roman"/>
+                <w:i w:val="0"/>
                 <w:color w:val="000000"/>
                 <w:sz w:val="22"/>
               </w:rPr>
@@ -11895,6 +12306,7 @@
             <w:r>
               <w:rPr>
                 <w:rFonts w:ascii="Times New Roman" w:hAnsi="Times New Roman"/>
+                <w:i w:val="0"/>
                 <w:color w:val="000000"/>
                 <w:sz w:val="22"/>
               </w:rPr>
@@ -11913,6 +12325,7 @@
             <w:r>
               <w:rPr>
                 <w:rFonts w:ascii="Times New Roman" w:hAnsi="Times New Roman"/>
+                <w:i w:val="0"/>
                 <w:color w:val="000000"/>
                 <w:sz w:val="22"/>
               </w:rPr>
@@ -11931,6 +12344,7 @@
             <w:r>
               <w:rPr>
                 <w:rFonts w:ascii="Times New Roman" w:hAnsi="Times New Roman"/>
+                <w:i w:val="0"/>
                 <w:color w:val="000000"/>
                 <w:sz w:val="22"/>
               </w:rPr>
@@ -11949,6 +12363,7 @@
             <w:r>
               <w:rPr>
                 <w:rFonts w:ascii="Times New Roman" w:hAnsi="Times New Roman"/>
+                <w:i w:val="0"/>
                 <w:color w:val="000000"/>
                 <w:sz w:val="22"/>
               </w:rPr>
@@ -11967,6 +12382,7 @@
             <w:r>
               <w:rPr>
                 <w:rFonts w:ascii="Times New Roman" w:hAnsi="Times New Roman"/>
+                <w:i w:val="0"/>
                 <w:color w:val="000000"/>
                 <w:sz w:val="22"/>
               </w:rPr>
@@ -11985,6 +12401,7 @@
             <w:r>
               <w:rPr>
                 <w:rFonts w:ascii="Times New Roman" w:hAnsi="Times New Roman"/>
+                <w:i w:val="0"/>
                 <w:color w:val="000000"/>
                 <w:sz w:val="22"/>
               </w:rPr>
@@ -12009,7 +12426,7 @@
     </w:p>
     <w:p>
       <w:pPr>
-        <w:jc w:val="both"/>
+        <w:jc w:val="left"/>
       </w:pPr>
       <w:r>
         <w:rPr>
@@ -12060,6 +12477,7 @@
               <w:rPr>
                 <w:rFonts w:ascii="Times New Roman" w:hAnsi="Times New Roman"/>
                 <w:b/>
+                <w:i w:val="0"/>
                 <w:color w:val="000000"/>
                 <w:sz w:val="22"/>
               </w:rPr>
@@ -12079,6 +12497,7 @@
               <w:rPr>
                 <w:rFonts w:ascii="Times New Roman" w:hAnsi="Times New Roman"/>
                 <w:b/>
+                <w:i w:val="0"/>
                 <w:color w:val="000000"/>
                 <w:sz w:val="22"/>
               </w:rPr>
@@ -12098,6 +12517,7 @@
               <w:rPr>
                 <w:rFonts w:ascii="Times New Roman" w:hAnsi="Times New Roman"/>
                 <w:b/>
+                <w:i w:val="0"/>
                 <w:color w:val="000000"/>
                 <w:sz w:val="22"/>
               </w:rPr>
@@ -12117,6 +12537,7 @@
               <w:rPr>
                 <w:rFonts w:ascii="Times New Roman" w:hAnsi="Times New Roman"/>
                 <w:b/>
+                <w:i w:val="0"/>
                 <w:color w:val="000000"/>
                 <w:sz w:val="22"/>
               </w:rPr>
@@ -12136,6 +12557,7 @@
               <w:rPr>
                 <w:rFonts w:ascii="Times New Roman" w:hAnsi="Times New Roman"/>
                 <w:b/>
+                <w:i w:val="0"/>
                 <w:color w:val="000000"/>
                 <w:sz w:val="22"/>
               </w:rPr>
@@ -12155,6 +12577,7 @@
               <w:rPr>
                 <w:rFonts w:ascii="Times New Roman" w:hAnsi="Times New Roman"/>
                 <w:b/>
+                <w:i w:val="0"/>
                 <w:color w:val="000000"/>
                 <w:sz w:val="22"/>
               </w:rPr>
@@ -12174,6 +12597,7 @@
               <w:rPr>
                 <w:rFonts w:ascii="Times New Roman" w:hAnsi="Times New Roman"/>
                 <w:b/>
+                <w:i w:val="0"/>
                 <w:color w:val="000000"/>
                 <w:sz w:val="22"/>
               </w:rPr>
@@ -12193,6 +12617,7 @@
               <w:rPr>
                 <w:rFonts w:ascii="Times New Roman" w:hAnsi="Times New Roman"/>
                 <w:b/>
+                <w:i w:val="0"/>
                 <w:color w:val="000000"/>
                 <w:sz w:val="22"/>
               </w:rPr>
@@ -12213,6 +12638,7 @@
             <w:r>
               <w:rPr>
                 <w:rFonts w:ascii="Times New Roman" w:hAnsi="Times New Roman"/>
+                <w:i w:val="0"/>
                 <w:color w:val="000000"/>
                 <w:sz w:val="22"/>
               </w:rPr>
@@ -12231,6 +12657,7 @@
             <w:r>
               <w:rPr>
                 <w:rFonts w:ascii="Times New Roman" w:hAnsi="Times New Roman"/>
+                <w:i w:val="0"/>
                 <w:color w:val="000000"/>
                 <w:sz w:val="22"/>
               </w:rPr>
@@ -12249,6 +12676,7 @@
             <w:r>
               <w:rPr>
                 <w:rFonts w:ascii="Times New Roman" w:hAnsi="Times New Roman"/>
+                <w:i w:val="0"/>
                 <w:color w:val="000000"/>
                 <w:sz w:val="22"/>
               </w:rPr>
@@ -12267,6 +12695,7 @@
             <w:r>
               <w:rPr>
                 <w:rFonts w:ascii="Times New Roman" w:hAnsi="Times New Roman"/>
+                <w:i w:val="0"/>
                 <w:color w:val="000000"/>
                 <w:sz w:val="22"/>
               </w:rPr>
@@ -12285,6 +12714,7 @@
             <w:r>
               <w:rPr>
                 <w:rFonts w:ascii="Times New Roman" w:hAnsi="Times New Roman"/>
+                <w:i w:val="0"/>
                 <w:color w:val="000000"/>
                 <w:sz w:val="22"/>
               </w:rPr>
@@ -12303,6 +12733,7 @@
             <w:r>
               <w:rPr>
                 <w:rFonts w:ascii="Times New Roman" w:hAnsi="Times New Roman"/>
+                <w:i w:val="0"/>
                 <w:color w:val="000000"/>
                 <w:sz w:val="22"/>
               </w:rPr>
@@ -12321,6 +12752,7 @@
             <w:r>
               <w:rPr>
                 <w:rFonts w:ascii="Times New Roman" w:hAnsi="Times New Roman"/>
+                <w:i w:val="0"/>
                 <w:color w:val="000000"/>
                 <w:sz w:val="22"/>
               </w:rPr>
@@ -12339,6 +12771,7 @@
             <w:r>
               <w:rPr>
                 <w:rFonts w:ascii="Times New Roman" w:hAnsi="Times New Roman"/>
+                <w:i w:val="0"/>
                 <w:color w:val="000000"/>
                 <w:sz w:val="22"/>
               </w:rPr>
@@ -12359,6 +12792,7 @@
             <w:r>
               <w:rPr>
                 <w:rFonts w:ascii="Times New Roman" w:hAnsi="Times New Roman"/>
+                <w:i w:val="0"/>
                 <w:color w:val="000000"/>
                 <w:sz w:val="22"/>
               </w:rPr>
@@ -12377,6 +12811,7 @@
             <w:r>
               <w:rPr>
                 <w:rFonts w:ascii="Times New Roman" w:hAnsi="Times New Roman"/>
+                <w:i w:val="0"/>
                 <w:color w:val="000000"/>
                 <w:sz w:val="22"/>
               </w:rPr>
@@ -12395,6 +12830,7 @@
             <w:r>
               <w:rPr>
                 <w:rFonts w:ascii="Times New Roman" w:hAnsi="Times New Roman"/>
+                <w:i w:val="0"/>
                 <w:color w:val="000000"/>
                 <w:sz w:val="22"/>
               </w:rPr>
@@ -12413,6 +12849,7 @@
             <w:r>
               <w:rPr>
                 <w:rFonts w:ascii="Times New Roman" w:hAnsi="Times New Roman"/>
+                <w:i w:val="0"/>
                 <w:color w:val="000000"/>
                 <w:sz w:val="22"/>
               </w:rPr>
@@ -12431,6 +12868,7 @@
             <w:r>
               <w:rPr>
                 <w:rFonts w:ascii="Times New Roman" w:hAnsi="Times New Roman"/>
+                <w:i w:val="0"/>
                 <w:color w:val="000000"/>
                 <w:sz w:val="22"/>
               </w:rPr>
@@ -12449,6 +12887,7 @@
             <w:r>
               <w:rPr>
                 <w:rFonts w:ascii="Times New Roman" w:hAnsi="Times New Roman"/>
+                <w:i w:val="0"/>
                 <w:color w:val="000000"/>
                 <w:sz w:val="22"/>
               </w:rPr>
@@ -12467,6 +12906,7 @@
             <w:r>
               <w:rPr>
                 <w:rFonts w:ascii="Times New Roman" w:hAnsi="Times New Roman"/>
+                <w:i w:val="0"/>
                 <w:color w:val="000000"/>
                 <w:sz w:val="22"/>
               </w:rPr>
@@ -12485,6 +12925,7 @@
             <w:r>
               <w:rPr>
                 <w:rFonts w:ascii="Times New Roman" w:hAnsi="Times New Roman"/>
+                <w:i w:val="0"/>
                 <w:color w:val="000000"/>
                 <w:sz w:val="22"/>
               </w:rPr>
@@ -12505,6 +12946,7 @@
             <w:r>
               <w:rPr>
                 <w:rFonts w:ascii="Times New Roman" w:hAnsi="Times New Roman"/>
+                <w:i w:val="0"/>
                 <w:color w:val="000000"/>
                 <w:sz w:val="22"/>
               </w:rPr>
@@ -12523,6 +12965,7 @@
             <w:r>
               <w:rPr>
                 <w:rFonts w:ascii="Times New Roman" w:hAnsi="Times New Roman"/>
+                <w:i w:val="0"/>
                 <w:color w:val="000000"/>
                 <w:sz w:val="22"/>
               </w:rPr>
@@ -12541,6 +12984,7 @@
             <w:r>
               <w:rPr>
                 <w:rFonts w:ascii="Times New Roman" w:hAnsi="Times New Roman"/>
+                <w:i w:val="0"/>
                 <w:color w:val="000000"/>
                 <w:sz w:val="22"/>
               </w:rPr>
@@ -12559,6 +13003,7 @@
             <w:r>
               <w:rPr>
                 <w:rFonts w:ascii="Times New Roman" w:hAnsi="Times New Roman"/>
+                <w:i w:val="0"/>
                 <w:color w:val="000000"/>
                 <w:sz w:val="22"/>
               </w:rPr>
@@ -12577,6 +13022,7 @@
             <w:r>
               <w:rPr>
                 <w:rFonts w:ascii="Times New Roman" w:hAnsi="Times New Roman"/>
+                <w:i w:val="0"/>
                 <w:color w:val="000000"/>
                 <w:sz w:val="22"/>
               </w:rPr>
@@ -12595,6 +13041,7 @@
             <w:r>
               <w:rPr>
                 <w:rFonts w:ascii="Times New Roman" w:hAnsi="Times New Roman"/>
+                <w:i w:val="0"/>
                 <w:color w:val="000000"/>
                 <w:sz w:val="22"/>
               </w:rPr>
@@ -12613,6 +13060,7 @@
             <w:r>
               <w:rPr>
                 <w:rFonts w:ascii="Times New Roman" w:hAnsi="Times New Roman"/>
+                <w:i w:val="0"/>
                 <w:color w:val="000000"/>
                 <w:sz w:val="22"/>
               </w:rPr>
@@ -12631,6 +13079,7 @@
             <w:r>
               <w:rPr>
                 <w:rFonts w:ascii="Times New Roman" w:hAnsi="Times New Roman"/>
+                <w:i w:val="0"/>
                 <w:color w:val="000000"/>
                 <w:sz w:val="22"/>
               </w:rPr>
@@ -12651,6 +13100,7 @@
             <w:r>
               <w:rPr>
                 <w:rFonts w:ascii="Times New Roman" w:hAnsi="Times New Roman"/>
+                <w:i w:val="0"/>
                 <w:color w:val="000000"/>
                 <w:sz w:val="22"/>
               </w:rPr>
@@ -12669,6 +13119,7 @@
             <w:r>
               <w:rPr>
                 <w:rFonts w:ascii="Times New Roman" w:hAnsi="Times New Roman"/>
+                <w:i w:val="0"/>
                 <w:color w:val="000000"/>
                 <w:sz w:val="22"/>
               </w:rPr>
@@ -12687,6 +13138,7 @@
             <w:r>
               <w:rPr>
                 <w:rFonts w:ascii="Times New Roman" w:hAnsi="Times New Roman"/>
+                <w:i w:val="0"/>
                 <w:color w:val="000000"/>
                 <w:sz w:val="22"/>
               </w:rPr>
@@ -12705,6 +13157,7 @@
             <w:r>
               <w:rPr>
                 <w:rFonts w:ascii="Times New Roman" w:hAnsi="Times New Roman"/>
+                <w:i w:val="0"/>
                 <w:color w:val="000000"/>
                 <w:sz w:val="22"/>
               </w:rPr>
@@ -12723,6 +13176,7 @@
             <w:r>
               <w:rPr>
                 <w:rFonts w:ascii="Times New Roman" w:hAnsi="Times New Roman"/>
+                <w:i w:val="0"/>
                 <w:color w:val="000000"/>
                 <w:sz w:val="22"/>
               </w:rPr>
@@ -12741,6 +13195,7 @@
             <w:r>
               <w:rPr>
                 <w:rFonts w:ascii="Times New Roman" w:hAnsi="Times New Roman"/>
+                <w:i w:val="0"/>
                 <w:color w:val="000000"/>
                 <w:sz w:val="22"/>
               </w:rPr>
@@ -12759,6 +13214,7 @@
             <w:r>
               <w:rPr>
                 <w:rFonts w:ascii="Times New Roman" w:hAnsi="Times New Roman"/>
+                <w:i w:val="0"/>
                 <w:color w:val="000000"/>
                 <w:sz w:val="22"/>
               </w:rPr>
@@ -12777,6 +13233,7 @@
             <w:r>
               <w:rPr>
                 <w:rFonts w:ascii="Times New Roman" w:hAnsi="Times New Roman"/>
+                <w:i w:val="0"/>
                 <w:color w:val="000000"/>
                 <w:sz w:val="22"/>
               </w:rPr>
@@ -12797,6 +13254,7 @@
             <w:r>
               <w:rPr>
                 <w:rFonts w:ascii="Times New Roman" w:hAnsi="Times New Roman"/>
+                <w:i w:val="0"/>
                 <w:color w:val="000000"/>
                 <w:sz w:val="22"/>
               </w:rPr>
@@ -12815,6 +13273,7 @@
             <w:r>
               <w:rPr>
                 <w:rFonts w:ascii="Times New Roman" w:hAnsi="Times New Roman"/>
+                <w:i w:val="0"/>
                 <w:color w:val="000000"/>
                 <w:sz w:val="22"/>
               </w:rPr>
@@ -12833,6 +13292,7 @@
             <w:r>
               <w:rPr>
                 <w:rFonts w:ascii="Times New Roman" w:hAnsi="Times New Roman"/>
+                <w:i w:val="0"/>
                 <w:color w:val="000000"/>
                 <w:sz w:val="22"/>
               </w:rPr>
@@ -12851,6 +13311,7 @@
             <w:r>
               <w:rPr>
                 <w:rFonts w:ascii="Times New Roman" w:hAnsi="Times New Roman"/>
+                <w:i w:val="0"/>
                 <w:color w:val="000000"/>
                 <w:sz w:val="22"/>
               </w:rPr>
@@ -12869,6 +13330,7 @@
             <w:r>
               <w:rPr>
                 <w:rFonts w:ascii="Times New Roman" w:hAnsi="Times New Roman"/>
+                <w:i w:val="0"/>
                 <w:color w:val="000000"/>
                 <w:sz w:val="22"/>
               </w:rPr>
@@ -12887,6 +13349,7 @@
             <w:r>
               <w:rPr>
                 <w:rFonts w:ascii="Times New Roman" w:hAnsi="Times New Roman"/>
+                <w:i w:val="0"/>
                 <w:color w:val="000000"/>
                 <w:sz w:val="22"/>
               </w:rPr>
@@ -12905,6 +13368,7 @@
             <w:r>
               <w:rPr>
                 <w:rFonts w:ascii="Times New Roman" w:hAnsi="Times New Roman"/>
+                <w:i w:val="0"/>
                 <w:color w:val="000000"/>
                 <w:sz w:val="22"/>
               </w:rPr>
@@ -12923,6 +13387,7 @@
             <w:r>
               <w:rPr>
                 <w:rFonts w:ascii="Times New Roman" w:hAnsi="Times New Roman"/>
+                <w:i w:val="0"/>
                 <w:color w:val="000000"/>
                 <w:sz w:val="22"/>
               </w:rPr>
@@ -12943,6 +13408,7 @@
             <w:r>
               <w:rPr>
                 <w:rFonts w:ascii="Times New Roman" w:hAnsi="Times New Roman"/>
+                <w:i w:val="0"/>
                 <w:color w:val="000000"/>
                 <w:sz w:val="22"/>
               </w:rPr>
@@ -12961,6 +13427,7 @@
             <w:r>
               <w:rPr>
                 <w:rFonts w:ascii="Times New Roman" w:hAnsi="Times New Roman"/>
+                <w:i w:val="0"/>
                 <w:color w:val="000000"/>
                 <w:sz w:val="22"/>
               </w:rPr>
@@ -12979,6 +13446,7 @@
             <w:r>
               <w:rPr>
                 <w:rFonts w:ascii="Times New Roman" w:hAnsi="Times New Roman"/>
+                <w:i w:val="0"/>
                 <w:color w:val="000000"/>
                 <w:sz w:val="22"/>
               </w:rPr>
@@ -12997,6 +13465,7 @@
             <w:r>
               <w:rPr>
                 <w:rFonts w:ascii="Times New Roman" w:hAnsi="Times New Roman"/>
+                <w:i w:val="0"/>
                 <w:color w:val="000000"/>
                 <w:sz w:val="22"/>
               </w:rPr>
@@ -13015,6 +13484,7 @@
             <w:r>
               <w:rPr>
                 <w:rFonts w:ascii="Times New Roman" w:hAnsi="Times New Roman"/>
+                <w:i w:val="0"/>
                 <w:color w:val="000000"/>
                 <w:sz w:val="22"/>
               </w:rPr>
@@ -13033,6 +13503,7 @@
             <w:r>
               <w:rPr>
                 <w:rFonts w:ascii="Times New Roman" w:hAnsi="Times New Roman"/>
+                <w:i w:val="0"/>
                 <w:color w:val="000000"/>
                 <w:sz w:val="22"/>
               </w:rPr>
@@ -13051,6 +13522,7 @@
             <w:r>
               <w:rPr>
                 <w:rFonts w:ascii="Times New Roman" w:hAnsi="Times New Roman"/>
+                <w:i w:val="0"/>
                 <w:color w:val="000000"/>
                 <w:sz w:val="22"/>
               </w:rPr>
@@ -13069,6 +13541,7 @@
             <w:r>
               <w:rPr>
                 <w:rFonts w:ascii="Times New Roman" w:hAnsi="Times New Roman"/>
+                <w:i w:val="0"/>
                 <w:color w:val="000000"/>
                 <w:sz w:val="22"/>
               </w:rPr>
@@ -13089,6 +13562,7 @@
             <w:r>
               <w:rPr>
                 <w:rFonts w:ascii="Times New Roman" w:hAnsi="Times New Roman"/>
+                <w:i w:val="0"/>
                 <w:color w:val="000000"/>
                 <w:sz w:val="22"/>
               </w:rPr>
@@ -13107,6 +13581,7 @@
             <w:r>
               <w:rPr>
                 <w:rFonts w:ascii="Times New Roman" w:hAnsi="Times New Roman"/>
+                <w:i w:val="0"/>
                 <w:color w:val="000000"/>
                 <w:sz w:val="22"/>
               </w:rPr>
@@ -13125,6 +13600,7 @@
             <w:r>
               <w:rPr>
                 <w:rFonts w:ascii="Times New Roman" w:hAnsi="Times New Roman"/>
+                <w:i w:val="0"/>
                 <w:color w:val="000000"/>
                 <w:sz w:val="22"/>
               </w:rPr>
@@ -13143,6 +13619,7 @@
             <w:r>
               <w:rPr>
                 <w:rFonts w:ascii="Times New Roman" w:hAnsi="Times New Roman"/>
+                <w:i w:val="0"/>
                 <w:color w:val="000000"/>
                 <w:sz w:val="22"/>
               </w:rPr>
@@ -13161,6 +13638,7 @@
             <w:r>
               <w:rPr>
                 <w:rFonts w:ascii="Times New Roman" w:hAnsi="Times New Roman"/>
+                <w:i w:val="0"/>
                 <w:color w:val="000000"/>
                 <w:sz w:val="22"/>
               </w:rPr>
@@ -13179,6 +13657,7 @@
             <w:r>
               <w:rPr>
                 <w:rFonts w:ascii="Times New Roman" w:hAnsi="Times New Roman"/>
+                <w:i w:val="0"/>
                 <w:color w:val="000000"/>
                 <w:sz w:val="22"/>
               </w:rPr>
@@ -13197,6 +13676,7 @@
             <w:r>
               <w:rPr>
                 <w:rFonts w:ascii="Times New Roman" w:hAnsi="Times New Roman"/>
+                <w:i w:val="0"/>
                 <w:color w:val="000000"/>
                 <w:sz w:val="22"/>
               </w:rPr>
@@ -13215,6 +13695,7 @@
             <w:r>
               <w:rPr>
                 <w:rFonts w:ascii="Times New Roman" w:hAnsi="Times New Roman"/>
+                <w:i w:val="0"/>
                 <w:color w:val="000000"/>
                 <w:sz w:val="22"/>
               </w:rPr>
@@ -13235,6 +13716,7 @@
             <w:r>
               <w:rPr>
                 <w:rFonts w:ascii="Times New Roman" w:hAnsi="Times New Roman"/>
+                <w:i w:val="0"/>
                 <w:color w:val="000000"/>
                 <w:sz w:val="22"/>
               </w:rPr>
@@ -13253,6 +13735,7 @@
             <w:r>
               <w:rPr>
                 <w:rFonts w:ascii="Times New Roman" w:hAnsi="Times New Roman"/>
+                <w:i w:val="0"/>
                 <w:color w:val="000000"/>
                 <w:sz w:val="22"/>
               </w:rPr>
@@ -13271,6 +13754,7 @@
             <w:r>
               <w:rPr>
                 <w:rFonts w:ascii="Times New Roman" w:hAnsi="Times New Roman"/>
+                <w:i w:val="0"/>
                 <w:color w:val="000000"/>
                 <w:sz w:val="22"/>
               </w:rPr>
@@ -13289,6 +13773,7 @@
             <w:r>
               <w:rPr>
                 <w:rFonts w:ascii="Times New Roman" w:hAnsi="Times New Roman"/>
+                <w:i w:val="0"/>
                 <w:color w:val="000000"/>
                 <w:sz w:val="22"/>
               </w:rPr>
@@ -13307,6 +13792,7 @@
             <w:r>
               <w:rPr>
                 <w:rFonts w:ascii="Times New Roman" w:hAnsi="Times New Roman"/>
+                <w:i w:val="0"/>
                 <w:color w:val="000000"/>
                 <w:sz w:val="22"/>
               </w:rPr>
@@ -13325,6 +13811,7 @@
             <w:r>
               <w:rPr>
                 <w:rFonts w:ascii="Times New Roman" w:hAnsi="Times New Roman"/>
+                <w:i w:val="0"/>
                 <w:color w:val="000000"/>
                 <w:sz w:val="22"/>
               </w:rPr>
@@ -13343,6 +13830,7 @@
             <w:r>
               <w:rPr>
                 <w:rFonts w:ascii="Times New Roman" w:hAnsi="Times New Roman"/>
+                <w:i w:val="0"/>
                 <w:color w:val="000000"/>
                 <w:sz w:val="22"/>
               </w:rPr>
@@ -13361,6 +13849,7 @@
             <w:r>
               <w:rPr>
                 <w:rFonts w:ascii="Times New Roman" w:hAnsi="Times New Roman"/>
+                <w:i w:val="0"/>
                 <w:color w:val="000000"/>
                 <w:sz w:val="22"/>
               </w:rPr>
@@ -13385,7 +13874,7 @@
     </w:p>
     <w:p>
       <w:pPr>
-        <w:jc w:val="both"/>
+        <w:jc w:val="left"/>
       </w:pPr>
       <w:r>
         <w:rPr>
@@ -13436,6 +13925,7 @@
               <w:rPr>
                 <w:rFonts w:ascii="Times New Roman" w:hAnsi="Times New Roman"/>
                 <w:b/>
+                <w:i w:val="0"/>
                 <w:color w:val="000000"/>
                 <w:sz w:val="22"/>
               </w:rPr>
@@ -13455,6 +13945,7 @@
               <w:rPr>
                 <w:rFonts w:ascii="Times New Roman" w:hAnsi="Times New Roman"/>
                 <w:b/>
+                <w:i w:val="0"/>
                 <w:color w:val="000000"/>
                 <w:sz w:val="22"/>
               </w:rPr>
@@ -13474,6 +13965,7 @@
               <w:rPr>
                 <w:rFonts w:ascii="Times New Roman" w:hAnsi="Times New Roman"/>
                 <w:b/>
+                <w:i w:val="0"/>
                 <w:color w:val="000000"/>
                 <w:sz w:val="22"/>
               </w:rPr>
@@ -13493,6 +13985,7 @@
               <w:rPr>
                 <w:rFonts w:ascii="Times New Roman" w:hAnsi="Times New Roman"/>
                 <w:b/>
+                <w:i w:val="0"/>
                 <w:color w:val="000000"/>
                 <w:sz w:val="22"/>
               </w:rPr>
@@ -13512,6 +14005,7 @@
               <w:rPr>
                 <w:rFonts w:ascii="Times New Roman" w:hAnsi="Times New Roman"/>
                 <w:b/>
+                <w:i w:val="0"/>
                 <w:color w:val="000000"/>
                 <w:sz w:val="22"/>
               </w:rPr>
@@ -13532,6 +14026,7 @@
             <w:r>
               <w:rPr>
                 <w:rFonts w:ascii="Times New Roman" w:hAnsi="Times New Roman"/>
+                <w:i w:val="0"/>
                 <w:color w:val="000000"/>
                 <w:sz w:val="22"/>
               </w:rPr>
@@ -13550,6 +14045,7 @@
             <w:r>
               <w:rPr>
                 <w:rFonts w:ascii="Times New Roman" w:hAnsi="Times New Roman"/>
+                <w:i w:val="0"/>
                 <w:color w:val="000000"/>
                 <w:sz w:val="22"/>
               </w:rPr>
@@ -13568,6 +14064,7 @@
             <w:r>
               <w:rPr>
                 <w:rFonts w:ascii="Times New Roman" w:hAnsi="Times New Roman"/>
+                <w:i w:val="0"/>
                 <w:color w:val="000000"/>
                 <w:sz w:val="22"/>
               </w:rPr>
@@ -13586,6 +14083,7 @@
             <w:r>
               <w:rPr>
                 <w:rFonts w:ascii="Times New Roman" w:hAnsi="Times New Roman"/>
+                <w:i w:val="0"/>
                 <w:color w:val="000000"/>
                 <w:sz w:val="22"/>
               </w:rPr>
@@ -13604,6 +14102,7 @@
             <w:r>
               <w:rPr>
                 <w:rFonts w:ascii="Times New Roman" w:hAnsi="Times New Roman"/>
+                <w:i w:val="0"/>
                 <w:color w:val="000000"/>
                 <w:sz w:val="22"/>
               </w:rPr>
@@ -13624,6 +14123,7 @@
             <w:r>
               <w:rPr>
                 <w:rFonts w:ascii="Times New Roman" w:hAnsi="Times New Roman"/>
+                <w:i w:val="0"/>
                 <w:color w:val="000000"/>
                 <w:sz w:val="22"/>
               </w:rPr>
@@ -13642,6 +14142,7 @@
             <w:r>
               <w:rPr>
                 <w:rFonts w:ascii="Times New Roman" w:hAnsi="Times New Roman"/>
+                <w:i w:val="0"/>
                 <w:color w:val="000000"/>
                 <w:sz w:val="22"/>
               </w:rPr>
@@ -13660,6 +14161,7 @@
             <w:r>
               <w:rPr>
                 <w:rFonts w:ascii="Times New Roman" w:hAnsi="Times New Roman"/>
+                <w:i w:val="0"/>
                 <w:color w:val="000000"/>
                 <w:sz w:val="22"/>
               </w:rPr>
@@ -13678,6 +14180,7 @@
             <w:r>
               <w:rPr>
                 <w:rFonts w:ascii="Times New Roman" w:hAnsi="Times New Roman"/>
+                <w:i w:val="0"/>
                 <w:color w:val="000000"/>
                 <w:sz w:val="22"/>
               </w:rPr>
@@ -13696,6 +14199,7 @@
             <w:r>
               <w:rPr>
                 <w:rFonts w:ascii="Times New Roman" w:hAnsi="Times New Roman"/>
+                <w:i w:val="0"/>
                 <w:color w:val="000000"/>
                 <w:sz w:val="22"/>
               </w:rPr>
@@ -13716,6 +14220,7 @@
             <w:r>
               <w:rPr>
                 <w:rFonts w:ascii="Times New Roman" w:hAnsi="Times New Roman"/>
+                <w:i w:val="0"/>
                 <w:color w:val="000000"/>
                 <w:sz w:val="22"/>
               </w:rPr>
@@ -13734,6 +14239,7 @@
             <w:r>
               <w:rPr>
                 <w:rFonts w:ascii="Times New Roman" w:hAnsi="Times New Roman"/>
+                <w:i w:val="0"/>
                 <w:color w:val="000000"/>
                 <w:sz w:val="22"/>
               </w:rPr>
@@ -13752,6 +14258,7 @@
             <w:r>
               <w:rPr>
                 <w:rFonts w:ascii="Times New Roman" w:hAnsi="Times New Roman"/>
+                <w:i w:val="0"/>
                 <w:color w:val="000000"/>
                 <w:sz w:val="22"/>
               </w:rPr>
@@ -13770,6 +14277,7 @@
             <w:r>
               <w:rPr>
                 <w:rFonts w:ascii="Times New Roman" w:hAnsi="Times New Roman"/>
+                <w:i w:val="0"/>
                 <w:color w:val="000000"/>
                 <w:sz w:val="22"/>
               </w:rPr>
@@ -13788,6 +14296,7 @@
             <w:r>
               <w:rPr>
                 <w:rFonts w:ascii="Times New Roman" w:hAnsi="Times New Roman"/>
+                <w:i w:val="0"/>
                 <w:color w:val="000000"/>
                 <w:sz w:val="22"/>
               </w:rPr>
@@ -13808,6 +14317,7 @@
             <w:r>
               <w:rPr>
                 <w:rFonts w:ascii="Times New Roman" w:hAnsi="Times New Roman"/>
+                <w:i w:val="0"/>
                 <w:color w:val="000000"/>
                 <w:sz w:val="22"/>
               </w:rPr>
@@ -13826,6 +14336,7 @@
             <w:r>
               <w:rPr>
                 <w:rFonts w:ascii="Times New Roman" w:hAnsi="Times New Roman"/>
+                <w:i w:val="0"/>
                 <w:color w:val="000000"/>
                 <w:sz w:val="22"/>
               </w:rPr>
@@ -13844,6 +14355,7 @@
             <w:r>
               <w:rPr>
                 <w:rFonts w:ascii="Times New Roman" w:hAnsi="Times New Roman"/>
+                <w:i w:val="0"/>
                 <w:color w:val="000000"/>
                 <w:sz w:val="22"/>
               </w:rPr>
@@ -13862,6 +14374,7 @@
             <w:r>
               <w:rPr>
                 <w:rFonts w:ascii="Times New Roman" w:hAnsi="Times New Roman"/>
+                <w:i w:val="0"/>
                 <w:color w:val="000000"/>
                 <w:sz w:val="22"/>
               </w:rPr>
@@ -13880,6 +14393,7 @@
             <w:r>
               <w:rPr>
                 <w:rFonts w:ascii="Times New Roman" w:hAnsi="Times New Roman"/>
+                <w:i w:val="0"/>
                 <w:color w:val="000000"/>
                 <w:sz w:val="22"/>
               </w:rPr>
@@ -13900,6 +14414,7 @@
             <w:r>
               <w:rPr>
                 <w:rFonts w:ascii="Times New Roman" w:hAnsi="Times New Roman"/>
+                <w:i w:val="0"/>
                 <w:color w:val="000000"/>
                 <w:sz w:val="22"/>
               </w:rPr>
@@ -13918,6 +14433,7 @@
             <w:r>
               <w:rPr>
                 <w:rFonts w:ascii="Times New Roman" w:hAnsi="Times New Roman"/>
+                <w:i w:val="0"/>
                 <w:color w:val="000000"/>
                 <w:sz w:val="22"/>
               </w:rPr>
@@ -13936,6 +14452,7 @@
             <w:r>
               <w:rPr>
                 <w:rFonts w:ascii="Times New Roman" w:hAnsi="Times New Roman"/>
+                <w:i w:val="0"/>
                 <w:color w:val="000000"/>
                 <w:sz w:val="22"/>
               </w:rPr>
@@ -13954,6 +14471,7 @@
             <w:r>
               <w:rPr>
                 <w:rFonts w:ascii="Times New Roman" w:hAnsi="Times New Roman"/>
+                <w:i w:val="0"/>
                 <w:color w:val="000000"/>
                 <w:sz w:val="22"/>
               </w:rPr>
@@ -13972,6 +14490,7 @@
             <w:r>
               <w:rPr>
                 <w:rFonts w:ascii="Times New Roman" w:hAnsi="Times New Roman"/>
+                <w:i w:val="0"/>
                 <w:color w:val="000000"/>
                 <w:sz w:val="22"/>
               </w:rPr>
@@ -13992,6 +14511,7 @@
             <w:r>
               <w:rPr>
                 <w:rFonts w:ascii="Times New Roman" w:hAnsi="Times New Roman"/>
+                <w:i w:val="0"/>
                 <w:color w:val="000000"/>
                 <w:sz w:val="22"/>
               </w:rPr>
@@ -14010,6 +14530,7 @@
             <w:r>
               <w:rPr>
                 <w:rFonts w:ascii="Times New Roman" w:hAnsi="Times New Roman"/>
+                <w:i w:val="0"/>
                 <w:color w:val="000000"/>
                 <w:sz w:val="22"/>
               </w:rPr>
@@ -14028,6 +14549,7 @@
             <w:r>
               <w:rPr>
                 <w:rFonts w:ascii="Times New Roman" w:hAnsi="Times New Roman"/>
+                <w:i w:val="0"/>
                 <w:color w:val="000000"/>
                 <w:sz w:val="22"/>
               </w:rPr>
@@ -14046,6 +14568,7 @@
             <w:r>
               <w:rPr>
                 <w:rFonts w:ascii="Times New Roman" w:hAnsi="Times New Roman"/>
+                <w:i w:val="0"/>
                 <w:color w:val="000000"/>
                 <w:sz w:val="22"/>
               </w:rPr>
@@ -14064,6 +14587,7 @@
             <w:r>
               <w:rPr>
                 <w:rFonts w:ascii="Times New Roman" w:hAnsi="Times New Roman"/>
+                <w:i w:val="0"/>
                 <w:color w:val="000000"/>
                 <w:sz w:val="22"/>
               </w:rPr>
@@ -14084,6 +14608,7 @@
             <w:r>
               <w:rPr>
                 <w:rFonts w:ascii="Times New Roman" w:hAnsi="Times New Roman"/>
+                <w:i w:val="0"/>
                 <w:color w:val="000000"/>
                 <w:sz w:val="22"/>
               </w:rPr>
@@ -14102,6 +14627,7 @@
             <w:r>
               <w:rPr>
                 <w:rFonts w:ascii="Times New Roman" w:hAnsi="Times New Roman"/>
+                <w:i w:val="0"/>
                 <w:color w:val="000000"/>
                 <w:sz w:val="22"/>
               </w:rPr>
@@ -14120,6 +14646,7 @@
             <w:r>
               <w:rPr>
                 <w:rFonts w:ascii="Times New Roman" w:hAnsi="Times New Roman"/>
+                <w:i w:val="0"/>
                 <w:color w:val="000000"/>
                 <w:sz w:val="22"/>
               </w:rPr>
@@ -14138,6 +14665,7 @@
             <w:r>
               <w:rPr>
                 <w:rFonts w:ascii="Times New Roman" w:hAnsi="Times New Roman"/>
+                <w:i w:val="0"/>
                 <w:color w:val="000000"/>
                 <w:sz w:val="22"/>
               </w:rPr>
@@ -14156,6 +14684,7 @@
             <w:r>
               <w:rPr>
                 <w:rFonts w:ascii="Times New Roman" w:hAnsi="Times New Roman"/>
+                <w:i w:val="0"/>
                 <w:color w:val="000000"/>
                 <w:sz w:val="22"/>
               </w:rPr>
@@ -14176,6 +14705,7 @@
             <w:r>
               <w:rPr>
                 <w:rFonts w:ascii="Times New Roman" w:hAnsi="Times New Roman"/>
+                <w:i w:val="0"/>
                 <w:color w:val="000000"/>
                 <w:sz w:val="22"/>
               </w:rPr>
@@ -14194,6 +14724,7 @@
             <w:r>
               <w:rPr>
                 <w:rFonts w:ascii="Times New Roman" w:hAnsi="Times New Roman"/>
+                <w:i w:val="0"/>
                 <w:color w:val="000000"/>
                 <w:sz w:val="22"/>
               </w:rPr>
@@ -14212,6 +14743,7 @@
             <w:r>
               <w:rPr>
                 <w:rFonts w:ascii="Times New Roman" w:hAnsi="Times New Roman"/>
+                <w:i w:val="0"/>
                 <w:color w:val="000000"/>
                 <w:sz w:val="22"/>
               </w:rPr>
@@ -14230,6 +14762,7 @@
             <w:r>
               <w:rPr>
                 <w:rFonts w:ascii="Times New Roman" w:hAnsi="Times New Roman"/>
+                <w:i w:val="0"/>
                 <w:color w:val="000000"/>
                 <w:sz w:val="22"/>
               </w:rPr>
@@ -14248,6 +14781,7 @@
             <w:r>
               <w:rPr>
                 <w:rFonts w:ascii="Times New Roman" w:hAnsi="Times New Roman"/>
+                <w:i w:val="0"/>
                 <w:color w:val="000000"/>
                 <w:sz w:val="22"/>
               </w:rPr>
@@ -14268,6 +14802,7 @@
             <w:r>
               <w:rPr>
                 <w:rFonts w:ascii="Times New Roman" w:hAnsi="Times New Roman"/>
+                <w:i w:val="0"/>
                 <w:color w:val="000000"/>
                 <w:sz w:val="22"/>
               </w:rPr>
@@ -14286,6 +14821,7 @@
             <w:r>
               <w:rPr>
                 <w:rFonts w:ascii="Times New Roman" w:hAnsi="Times New Roman"/>
+                <w:i w:val="0"/>
                 <w:color w:val="000000"/>
                 <w:sz w:val="22"/>
               </w:rPr>
@@ -14304,6 +14840,7 @@
             <w:r>
               <w:rPr>
                 <w:rFonts w:ascii="Times New Roman" w:hAnsi="Times New Roman"/>
+                <w:i w:val="0"/>
                 <w:color w:val="000000"/>
                 <w:sz w:val="22"/>
               </w:rPr>
@@ -14322,6 +14859,7 @@
             <w:r>
               <w:rPr>
                 <w:rFonts w:ascii="Times New Roman" w:hAnsi="Times New Roman"/>
+                <w:i w:val="0"/>
                 <w:color w:val="000000"/>
                 <w:sz w:val="22"/>
               </w:rPr>
@@ -14340,6 +14878,7 @@
             <w:r>
               <w:rPr>
                 <w:rFonts w:ascii="Times New Roman" w:hAnsi="Times New Roman"/>
+                <w:i w:val="0"/>
                 <w:color w:val="000000"/>
                 <w:sz w:val="22"/>
               </w:rPr>
@@ -14360,6 +14899,7 @@
             <w:r>
               <w:rPr>
                 <w:rFonts w:ascii="Times New Roman" w:hAnsi="Times New Roman"/>
+                <w:i w:val="0"/>
                 <w:color w:val="000000"/>
                 <w:sz w:val="22"/>
               </w:rPr>
@@ -14378,6 +14918,7 @@
             <w:r>
               <w:rPr>
                 <w:rFonts w:ascii="Times New Roman" w:hAnsi="Times New Roman"/>
+                <w:i w:val="0"/>
                 <w:color w:val="000000"/>
                 <w:sz w:val="22"/>
               </w:rPr>
@@ -14396,6 +14937,7 @@
             <w:r>
               <w:rPr>
                 <w:rFonts w:ascii="Times New Roman" w:hAnsi="Times New Roman"/>
+                <w:i w:val="0"/>
                 <w:color w:val="000000"/>
                 <w:sz w:val="22"/>
               </w:rPr>
@@ -14414,6 +14956,7 @@
             <w:r>
               <w:rPr>
                 <w:rFonts w:ascii="Times New Roman" w:hAnsi="Times New Roman"/>
+                <w:i w:val="0"/>
                 <w:color w:val="000000"/>
                 <w:sz w:val="22"/>
               </w:rPr>
@@ -14432,6 +14975,7 @@
             <w:r>
               <w:rPr>
                 <w:rFonts w:ascii="Times New Roman" w:hAnsi="Times New Roman"/>
+                <w:i w:val="0"/>
                 <w:color w:val="000000"/>
                 <w:sz w:val="22"/>
               </w:rPr>
@@ -14456,7 +15000,7 @@
     </w:p>
     <w:p>
       <w:pPr>
-        <w:jc w:val="both"/>
+        <w:jc w:val="left"/>
       </w:pPr>
       <w:r>
         <w:rPr>
@@ -14507,6 +15051,7 @@
               <w:rPr>
                 <w:rFonts w:ascii="Times New Roman" w:hAnsi="Times New Roman"/>
                 <w:b/>
+                <w:i w:val="0"/>
                 <w:color w:val="000000"/>
                 <w:sz w:val="22"/>
               </w:rPr>
@@ -14526,6 +15071,7 @@
               <w:rPr>
                 <w:rFonts w:ascii="Times New Roman" w:hAnsi="Times New Roman"/>
                 <w:b/>
+                <w:i w:val="0"/>
                 <w:color w:val="000000"/>
                 <w:sz w:val="22"/>
               </w:rPr>
@@ -14545,6 +15091,7 @@
               <w:rPr>
                 <w:rFonts w:ascii="Times New Roman" w:hAnsi="Times New Roman"/>
                 <w:b/>
+                <w:i w:val="0"/>
                 <w:color w:val="000000"/>
                 <w:sz w:val="22"/>
               </w:rPr>
@@ -14564,6 +15111,7 @@
               <w:rPr>
                 <w:rFonts w:ascii="Times New Roman" w:hAnsi="Times New Roman"/>
                 <w:b/>
+                <w:i w:val="0"/>
                 <w:color w:val="000000"/>
                 <w:sz w:val="22"/>
               </w:rPr>
@@ -14583,6 +15131,7 @@
               <w:rPr>
                 <w:rFonts w:ascii="Times New Roman" w:hAnsi="Times New Roman"/>
                 <w:b/>
+                <w:i w:val="0"/>
                 <w:color w:val="000000"/>
                 <w:sz w:val="22"/>
               </w:rPr>
@@ -14602,6 +15151,7 @@
               <w:rPr>
                 <w:rFonts w:ascii="Times New Roman" w:hAnsi="Times New Roman"/>
                 <w:b/>
+                <w:i w:val="0"/>
                 <w:color w:val="000000"/>
                 <w:sz w:val="22"/>
               </w:rPr>
@@ -14622,6 +15172,7 @@
             <w:r>
               <w:rPr>
                 <w:rFonts w:ascii="Times New Roman" w:hAnsi="Times New Roman"/>
+                <w:i w:val="0"/>
                 <w:color w:val="000000"/>
                 <w:sz w:val="22"/>
               </w:rPr>
@@ -14640,6 +15191,7 @@
             <w:r>
               <w:rPr>
                 <w:rFonts w:ascii="Times New Roman" w:hAnsi="Times New Roman"/>
+                <w:i w:val="0"/>
                 <w:color w:val="000000"/>
                 <w:sz w:val="22"/>
               </w:rPr>
@@ -14658,6 +15210,7 @@
             <w:r>
               <w:rPr>
                 <w:rFonts w:ascii="Times New Roman" w:hAnsi="Times New Roman"/>
+                <w:i w:val="0"/>
                 <w:color w:val="000000"/>
                 <w:sz w:val="22"/>
               </w:rPr>
@@ -14676,6 +15229,7 @@
             <w:r>
               <w:rPr>
                 <w:rFonts w:ascii="Times New Roman" w:hAnsi="Times New Roman"/>
+                <w:i w:val="0"/>
                 <w:color w:val="000000"/>
                 <w:sz w:val="22"/>
               </w:rPr>
@@ -14694,6 +15248,7 @@
             <w:r>
               <w:rPr>
                 <w:rFonts w:ascii="Times New Roman" w:hAnsi="Times New Roman"/>
+                <w:i w:val="0"/>
                 <w:color w:val="000000"/>
                 <w:sz w:val="22"/>
               </w:rPr>
@@ -14712,6 +15267,7 @@
             <w:r>
               <w:rPr>
                 <w:rFonts w:ascii="Times New Roman" w:hAnsi="Times New Roman"/>
+                <w:i w:val="0"/>
                 <w:color w:val="000000"/>
                 <w:sz w:val="22"/>
               </w:rPr>
@@ -14732,6 +15288,7 @@
             <w:r>
               <w:rPr>
                 <w:rFonts w:ascii="Times New Roman" w:hAnsi="Times New Roman"/>
+                <w:i w:val="0"/>
                 <w:color w:val="000000"/>
                 <w:sz w:val="22"/>
               </w:rPr>
@@ -14750,6 +15307,7 @@
             <w:r>
               <w:rPr>
                 <w:rFonts w:ascii="Times New Roman" w:hAnsi="Times New Roman"/>
+                <w:i w:val="0"/>
                 <w:color w:val="000000"/>
                 <w:sz w:val="22"/>
               </w:rPr>
@@ -14768,6 +15326,7 @@
             <w:r>
               <w:rPr>
                 <w:rFonts w:ascii="Times New Roman" w:hAnsi="Times New Roman"/>
+                <w:i w:val="0"/>
                 <w:color w:val="000000"/>
                 <w:sz w:val="22"/>
               </w:rPr>
@@ -14786,6 +15345,7 @@
             <w:r>
               <w:rPr>
                 <w:rFonts w:ascii="Times New Roman" w:hAnsi="Times New Roman"/>
+                <w:i w:val="0"/>
                 <w:color w:val="000000"/>
                 <w:sz w:val="22"/>
               </w:rPr>
@@ -14804,6 +15364,7 @@
             <w:r>
               <w:rPr>
                 <w:rFonts w:ascii="Times New Roman" w:hAnsi="Times New Roman"/>
+                <w:i w:val="0"/>
                 <w:color w:val="000000"/>
                 <w:sz w:val="22"/>
               </w:rPr>
@@ -14822,6 +15383,7 @@
             <w:r>
               <w:rPr>
                 <w:rFonts w:ascii="Times New Roman" w:hAnsi="Times New Roman"/>
+                <w:i w:val="0"/>
                 <w:color w:val="000000"/>
                 <w:sz w:val="22"/>
               </w:rPr>
@@ -14842,6 +15404,7 @@
             <w:r>
               <w:rPr>
                 <w:rFonts w:ascii="Times New Roman" w:hAnsi="Times New Roman"/>
+                <w:i w:val="0"/>
                 <w:color w:val="000000"/>
                 <w:sz w:val="22"/>
               </w:rPr>
@@ -14860,6 +15423,7 @@
             <w:r>
               <w:rPr>
                 <w:rFonts w:ascii="Times New Roman" w:hAnsi="Times New Roman"/>
+                <w:i w:val="0"/>
                 <w:color w:val="000000"/>
                 <w:sz w:val="22"/>
               </w:rPr>
@@ -14878,6 +15442,7 @@
             <w:r>
               <w:rPr>
                 <w:rFonts w:ascii="Times New Roman" w:hAnsi="Times New Roman"/>
+                <w:i w:val="0"/>
                 <w:color w:val="000000"/>
                 <w:sz w:val="22"/>
               </w:rPr>
@@ -14896,6 +15461,7 @@
             <w:r>
               <w:rPr>
                 <w:rFonts w:ascii="Times New Roman" w:hAnsi="Times New Roman"/>
+                <w:i w:val="0"/>
                 <w:color w:val="000000"/>
                 <w:sz w:val="22"/>
               </w:rPr>
@@ -14914,6 +15480,7 @@
             <w:r>
               <w:rPr>
                 <w:rFonts w:ascii="Times New Roman" w:hAnsi="Times New Roman"/>
+                <w:i w:val="0"/>
                 <w:color w:val="000000"/>
                 <w:sz w:val="22"/>
               </w:rPr>
@@ -14932,6 +15499,7 @@
             <w:r>
               <w:rPr>
                 <w:rFonts w:ascii="Times New Roman" w:hAnsi="Times New Roman"/>
+                <w:i w:val="0"/>
                 <w:color w:val="000000"/>
                 <w:sz w:val="22"/>
               </w:rPr>
@@ -14952,6 +15520,7 @@
             <w:r>
               <w:rPr>
                 <w:rFonts w:ascii="Times New Roman" w:hAnsi="Times New Roman"/>
+                <w:i w:val="0"/>
                 <w:color w:val="000000"/>
                 <w:sz w:val="22"/>
               </w:rPr>
@@ -14970,6 +15539,7 @@
             <w:r>
               <w:rPr>
                 <w:rFonts w:ascii="Times New Roman" w:hAnsi="Times New Roman"/>
+                <w:i w:val="0"/>
                 <w:color w:val="000000"/>
                 <w:sz w:val="22"/>
               </w:rPr>
@@ -14988,6 +15558,7 @@
             <w:r>
               <w:rPr>
                 <w:rFonts w:ascii="Times New Roman" w:hAnsi="Times New Roman"/>
+                <w:i w:val="0"/>
                 <w:color w:val="000000"/>
                 <w:sz w:val="22"/>
               </w:rPr>
@@ -15006,6 +15577,7 @@
             <w:r>
               <w:rPr>
                 <w:rFonts w:ascii="Times New Roman" w:hAnsi="Times New Roman"/>
+                <w:i w:val="0"/>
                 <w:color w:val="000000"/>
                 <w:sz w:val="22"/>
               </w:rPr>
@@ -15024,6 +15596,7 @@
             <w:r>
               <w:rPr>
                 <w:rFonts w:ascii="Times New Roman" w:hAnsi="Times New Roman"/>
+                <w:i w:val="0"/>
                 <w:color w:val="000000"/>
                 <w:sz w:val="22"/>
               </w:rPr>
@@ -15042,6 +15615,7 @@
             <w:r>
               <w:rPr>
                 <w:rFonts w:ascii="Times New Roman" w:hAnsi="Times New Roman"/>
+                <w:i w:val="0"/>
                 <w:color w:val="000000"/>
                 <w:sz w:val="22"/>
               </w:rPr>
@@ -15062,6 +15636,7 @@
             <w:r>
               <w:rPr>
                 <w:rFonts w:ascii="Times New Roman" w:hAnsi="Times New Roman"/>
+                <w:i w:val="0"/>
                 <w:color w:val="000000"/>
                 <w:sz w:val="22"/>
               </w:rPr>
@@ -15080,6 +15655,7 @@
             <w:r>
               <w:rPr>
                 <w:rFonts w:ascii="Times New Roman" w:hAnsi="Times New Roman"/>
+                <w:i w:val="0"/>
                 <w:color w:val="000000"/>
                 <w:sz w:val="22"/>
               </w:rPr>
@@ -15098,6 +15674,7 @@
             <w:r>
               <w:rPr>
                 <w:rFonts w:ascii="Times New Roman" w:hAnsi="Times New Roman"/>
+                <w:i w:val="0"/>
                 <w:color w:val="000000"/>
                 <w:sz w:val="22"/>
               </w:rPr>
@@ -15116,6 +15693,7 @@
             <w:r>
               <w:rPr>
                 <w:rFonts w:ascii="Times New Roman" w:hAnsi="Times New Roman"/>
+                <w:i w:val="0"/>
                 <w:color w:val="000000"/>
                 <w:sz w:val="22"/>
               </w:rPr>
@@ -15134,6 +15712,7 @@
             <w:r>
               <w:rPr>
                 <w:rFonts w:ascii="Times New Roman" w:hAnsi="Times New Roman"/>
+                <w:i w:val="0"/>
                 <w:color w:val="000000"/>
                 <w:sz w:val="22"/>
               </w:rPr>
@@ -15152,6 +15731,7 @@
             <w:r>
               <w:rPr>
                 <w:rFonts w:ascii="Times New Roman" w:hAnsi="Times New Roman"/>
+                <w:i w:val="0"/>
                 <w:color w:val="000000"/>
                 <w:sz w:val="22"/>
               </w:rPr>
@@ -15172,6 +15752,7 @@
             <w:r>
               <w:rPr>
                 <w:rFonts w:ascii="Times New Roman" w:hAnsi="Times New Roman"/>
+                <w:i w:val="0"/>
                 <w:color w:val="000000"/>
                 <w:sz w:val="22"/>
               </w:rPr>
@@ -15190,6 +15771,7 @@
             <w:r>
               <w:rPr>
                 <w:rFonts w:ascii="Times New Roman" w:hAnsi="Times New Roman"/>
+                <w:i w:val="0"/>
                 <w:color w:val="000000"/>
                 <w:sz w:val="22"/>
               </w:rPr>
@@ -15208,6 +15790,7 @@
             <w:r>
               <w:rPr>
                 <w:rFonts w:ascii="Times New Roman" w:hAnsi="Times New Roman"/>
+                <w:i w:val="0"/>
                 <w:color w:val="000000"/>
                 <w:sz w:val="22"/>
               </w:rPr>
@@ -15226,6 +15809,7 @@
             <w:r>
               <w:rPr>
                 <w:rFonts w:ascii="Times New Roman" w:hAnsi="Times New Roman"/>
+                <w:i w:val="0"/>
                 <w:color w:val="000000"/>
                 <w:sz w:val="22"/>
               </w:rPr>
@@ -15244,6 +15828,7 @@
             <w:r>
               <w:rPr>
                 <w:rFonts w:ascii="Times New Roman" w:hAnsi="Times New Roman"/>
+                <w:i w:val="0"/>
                 <w:color w:val="000000"/>
                 <w:sz w:val="22"/>
               </w:rPr>
@@ -15262,6 +15847,7 @@
             <w:r>
               <w:rPr>
                 <w:rFonts w:ascii="Times New Roman" w:hAnsi="Times New Roman"/>
+                <w:i w:val="0"/>
                 <w:color w:val="000000"/>
                 <w:sz w:val="22"/>
               </w:rPr>
@@ -15282,6 +15868,7 @@
             <w:r>
               <w:rPr>
                 <w:rFonts w:ascii="Times New Roman" w:hAnsi="Times New Roman"/>
+                <w:i w:val="0"/>
                 <w:color w:val="000000"/>
                 <w:sz w:val="22"/>
               </w:rPr>
@@ -15300,6 +15887,7 @@
             <w:r>
               <w:rPr>
                 <w:rFonts w:ascii="Times New Roman" w:hAnsi="Times New Roman"/>
+                <w:i w:val="0"/>
                 <w:color w:val="000000"/>
                 <w:sz w:val="22"/>
               </w:rPr>
@@ -15318,6 +15906,7 @@
             <w:r>
               <w:rPr>
                 <w:rFonts w:ascii="Times New Roman" w:hAnsi="Times New Roman"/>
+                <w:i w:val="0"/>
                 <w:color w:val="000000"/>
                 <w:sz w:val="22"/>
               </w:rPr>
@@ -15336,6 +15925,7 @@
             <w:r>
               <w:rPr>
                 <w:rFonts w:ascii="Times New Roman" w:hAnsi="Times New Roman"/>
+                <w:i w:val="0"/>
                 <w:color w:val="000000"/>
                 <w:sz w:val="22"/>
               </w:rPr>
@@ -15354,6 +15944,7 @@
             <w:r>
               <w:rPr>
                 <w:rFonts w:ascii="Times New Roman" w:hAnsi="Times New Roman"/>
+                <w:i w:val="0"/>
                 <w:color w:val="000000"/>
                 <w:sz w:val="22"/>
               </w:rPr>
@@ -15372,6 +15963,7 @@
             <w:r>
               <w:rPr>
                 <w:rFonts w:ascii="Times New Roman" w:hAnsi="Times New Roman"/>
+                <w:i w:val="0"/>
                 <w:color w:val="000000"/>
                 <w:sz w:val="22"/>
               </w:rPr>
@@ -15392,6 +15984,7 @@
             <w:r>
               <w:rPr>
                 <w:rFonts w:ascii="Times New Roman" w:hAnsi="Times New Roman"/>
+                <w:i w:val="0"/>
                 <w:color w:val="000000"/>
                 <w:sz w:val="22"/>
               </w:rPr>
@@ -15410,6 +16003,7 @@
             <w:r>
               <w:rPr>
                 <w:rFonts w:ascii="Times New Roman" w:hAnsi="Times New Roman"/>
+                <w:i w:val="0"/>
                 <w:color w:val="000000"/>
                 <w:sz w:val="22"/>
               </w:rPr>
@@ -15428,6 +16022,7 @@
             <w:r>
               <w:rPr>
                 <w:rFonts w:ascii="Times New Roman" w:hAnsi="Times New Roman"/>
+                <w:i w:val="0"/>
                 <w:color w:val="000000"/>
                 <w:sz w:val="22"/>
               </w:rPr>
@@ -15446,6 +16041,7 @@
             <w:r>
               <w:rPr>
                 <w:rFonts w:ascii="Times New Roman" w:hAnsi="Times New Roman"/>
+                <w:i w:val="0"/>
                 <w:color w:val="000000"/>
                 <w:sz w:val="22"/>
               </w:rPr>
@@ -15464,6 +16060,7 @@
             <w:r>
               <w:rPr>
                 <w:rFonts w:ascii="Times New Roman" w:hAnsi="Times New Roman"/>
+                <w:i w:val="0"/>
                 <w:color w:val="000000"/>
                 <w:sz w:val="22"/>
               </w:rPr>
@@ -15482,6 +16079,7 @@
             <w:r>
               <w:rPr>
                 <w:rFonts w:ascii="Times New Roman" w:hAnsi="Times New Roman"/>
+                <w:i w:val="0"/>
                 <w:color w:val="000000"/>
                 <w:sz w:val="22"/>
               </w:rPr>
@@ -15493,7 +16091,7 @@
     </w:tbl>
     <w:p>
       <w:pPr>
-        <w:jc w:val="both"/>
+        <w:jc w:val="left"/>
       </w:pPr>
       <w:r>
         <w:rPr>
@@ -15519,7 +16117,7 @@
     </w:p>
     <w:p>
       <w:pPr>
-        <w:jc w:val="both"/>
+        <w:jc w:val="left"/>
       </w:pPr>
       <w:r>
         <w:rPr>
@@ -15545,7 +16143,7 @@
     </w:p>
     <w:p>
       <w:pPr>
-        <w:jc w:val="both"/>
+        <w:jc w:val="left"/>
       </w:pPr>
       <w:r>
         <w:rPr>
@@ -15558,7 +16156,7 @@
     </w:p>
     <w:p>
       <w:pPr>
-        <w:jc w:val="both"/>
+        <w:jc w:val="left"/>
       </w:pPr>
       <w:r>
         <w:rPr>
@@ -15571,7 +16169,7 @@
     </w:p>
     <w:p>
       <w:pPr>
-        <w:jc w:val="both"/>
+        <w:jc w:val="left"/>
       </w:pPr>
       <w:r>
         <w:rPr>
@@ -15584,7 +16182,7 @@
     </w:p>
     <w:p>
       <w:pPr>
-        <w:jc w:val="both"/>
+        <w:jc w:val="left"/>
       </w:pPr>
       <w:r>
         <w:rPr>
@@ -15610,7 +16208,7 @@
     </w:p>
     <w:p>
       <w:pPr>
-        <w:jc w:val="both"/>
+        <w:jc w:val="left"/>
       </w:pPr>
       <w:r>
         <w:rPr>
@@ -15623,7 +16221,7 @@
     </w:p>
     <w:p>
       <w:pPr>
-        <w:jc w:val="both"/>
+        <w:jc w:val="left"/>
       </w:pPr>
       <w:r>
         <w:rPr>
@@ -15649,7 +16247,7 @@
     </w:p>
     <w:p>
       <w:pPr>
-        <w:jc w:val="both"/>
+        <w:jc w:val="left"/>
       </w:pPr>
       <w:r>
         <w:rPr>
@@ -15662,7 +16260,7 @@
     </w:p>
     <w:p>
       <w:pPr>
-        <w:jc w:val="both"/>
+        <w:jc w:val="left"/>
       </w:pPr>
       <w:r>
         <w:rPr>
@@ -15675,7 +16273,7 @@
     </w:p>
     <w:p>
       <w:pPr>
-        <w:jc w:val="both"/>
+        <w:jc w:val="left"/>
       </w:pPr>
       <w:r>
         <w:rPr>
@@ -15688,7 +16286,7 @@
     </w:p>
     <w:p>
       <w:pPr>
-        <w:jc w:val="both"/>
+        <w:jc w:val="left"/>
       </w:pPr>
       <w:r>
         <w:rPr>
@@ -15701,7 +16299,7 @@
     </w:p>
     <w:p>
       <w:pPr>
-        <w:jc w:val="both"/>
+        <w:jc w:val="left"/>
       </w:pPr>
       <w:r>
         <w:rPr>
@@ -15714,7 +16312,7 @@
     </w:p>
     <w:p>
       <w:pPr>
-        <w:jc w:val="both"/>
+        <w:jc w:val="left"/>
       </w:pPr>
       <w:r>
         <w:rPr>
@@ -15727,7 +16325,7 @@
     </w:p>
     <w:p>
       <w:pPr>
-        <w:jc w:val="both"/>
+        <w:jc w:val="left"/>
       </w:pPr>
       <w:r>
         <w:rPr>
@@ -15740,7 +16338,7 @@
     </w:p>
     <w:p>
       <w:pPr>
-        <w:jc w:val="both"/>
+        <w:jc w:val="left"/>
       </w:pPr>
       <w:r>
         <w:rPr>
@@ -15766,7 +16364,7 @@
     </w:p>
     <w:p>
       <w:pPr>
-        <w:jc w:val="both"/>
+        <w:jc w:val="left"/>
       </w:pPr>
       <w:r>
         <w:rPr>
@@ -15779,7 +16377,7 @@
     </w:p>
     <w:p>
       <w:pPr>
-        <w:jc w:val="both"/>
+        <w:jc w:val="left"/>
       </w:pPr>
       <w:r>
         <w:rPr>
@@ -15792,7 +16390,7 @@
     </w:p>
     <w:p>
       <w:pPr>
-        <w:jc w:val="both"/>
+        <w:jc w:val="left"/>
       </w:pPr>
       <w:r>
         <w:rPr>
@@ -15805,7 +16403,7 @@
     </w:p>
     <w:p>
       <w:pPr>
-        <w:jc w:val="both"/>
+        <w:jc w:val="left"/>
       </w:pPr>
       <w:r>
         <w:rPr>
@@ -15818,7 +16416,7 @@
     </w:p>
     <w:p>
       <w:pPr>
-        <w:jc w:val="both"/>
+        <w:jc w:val="left"/>
       </w:pPr>
       <w:r>
         <w:rPr>
@@ -15831,7 +16429,7 @@
     </w:p>
     <w:p>
       <w:pPr>
-        <w:jc w:val="both"/>
+        <w:jc w:val="left"/>
       </w:pPr>
       <w:r>
         <w:rPr>
@@ -15844,7 +16442,7 @@
     </w:p>
     <w:p>
       <w:pPr>
-        <w:jc w:val="both"/>
+        <w:jc w:val="left"/>
       </w:pPr>
       <w:r>
         <w:rPr>
@@ -15857,7 +16455,7 @@
     </w:p>
     <w:p>
       <w:pPr>
-        <w:jc w:val="both"/>
+        <w:jc w:val="left"/>
       </w:pPr>
       <w:r>
         <w:rPr>
@@ -15870,7 +16468,7 @@
     </w:p>
     <w:p>
       <w:pPr>
-        <w:jc w:val="both"/>
+        <w:jc w:val="left"/>
       </w:pPr>
       <w:r>
         <w:rPr>
@@ -15883,7 +16481,7 @@
     </w:p>
     <w:p>
       <w:pPr>
-        <w:jc w:val="both"/>
+        <w:jc w:val="left"/>
       </w:pPr>
       <w:r>
         <w:rPr>
@@ -15896,7 +16494,7 @@
     </w:p>
     <w:p>
       <w:pPr>
-        <w:jc w:val="both"/>
+        <w:jc w:val="left"/>
       </w:pPr>
       <w:r>
         <w:rPr>
@@ -15909,7 +16507,7 @@
     </w:p>
     <w:p>
       <w:pPr>
-        <w:jc w:val="both"/>
+        <w:jc w:val="left"/>
       </w:pPr>
       <w:r>
         <w:rPr>
@@ -15922,7 +16520,7 @@
     </w:p>
     <w:p>
       <w:pPr>
-        <w:jc w:val="both"/>
+        <w:jc w:val="left"/>
       </w:pPr>
       <w:r>
         <w:rPr>
@@ -15935,7 +16533,7 @@
     </w:p>
     <w:p>
       <w:pPr>
-        <w:jc w:val="both"/>
+        <w:jc w:val="left"/>
       </w:pPr>
       <w:r>
         <w:rPr>
@@ -15961,7 +16559,7 @@
     </w:p>
     <w:p>
       <w:pPr>
-        <w:jc w:val="both"/>
+        <w:jc w:val="left"/>
       </w:pPr>
       <w:r>
         <w:rPr>
@@ -15974,7 +16572,7 @@
     </w:p>
     <w:p>
       <w:pPr>
-        <w:jc w:val="both"/>
+        <w:jc w:val="left"/>
       </w:pPr>
       <w:r>
         <w:rPr>
@@ -15987,7 +16585,7 @@
     </w:p>
     <w:p>
       <w:pPr>
-        <w:jc w:val="both"/>
+        <w:jc w:val="left"/>
       </w:pPr>
       <w:r>
         <w:rPr>
@@ -16037,7 +16635,7 @@
     </w:p>
     <w:p>
       <w:pPr>
-        <w:jc w:val="both"/>
+        <w:jc w:val="left"/>
       </w:pPr>
       <w:r>
         <w:rPr>
@@ -16088,6 +16686,7 @@
               <w:rPr>
                 <w:rFonts w:ascii="Times New Roman" w:hAnsi="Times New Roman"/>
                 <w:b/>
+                <w:i w:val="0"/>
                 <w:color w:val="000000"/>
                 <w:sz w:val="22"/>
               </w:rPr>
@@ -16107,6 +16706,7 @@
               <w:rPr>
                 <w:rFonts w:ascii="Times New Roman" w:hAnsi="Times New Roman"/>
                 <w:b/>
+                <w:i w:val="0"/>
                 <w:color w:val="000000"/>
                 <w:sz w:val="22"/>
               </w:rPr>
@@ -16126,6 +16726,7 @@
               <w:rPr>
                 <w:rFonts w:ascii="Times New Roman" w:hAnsi="Times New Roman"/>
                 <w:b/>
+                <w:i w:val="0"/>
                 <w:color w:val="000000"/>
                 <w:sz w:val="22"/>
               </w:rPr>
@@ -16145,6 +16746,7 @@
               <w:rPr>
                 <w:rFonts w:ascii="Times New Roman" w:hAnsi="Times New Roman"/>
                 <w:b/>
+                <w:i w:val="0"/>
                 <w:color w:val="000000"/>
                 <w:sz w:val="22"/>
               </w:rPr>
@@ -16164,6 +16766,7 @@
               <w:rPr>
                 <w:rFonts w:ascii="Times New Roman" w:hAnsi="Times New Roman"/>
                 <w:b/>
+                <w:i w:val="0"/>
                 <w:color w:val="000000"/>
                 <w:sz w:val="22"/>
               </w:rPr>
@@ -16184,6 +16787,7 @@
             <w:r>
               <w:rPr>
                 <w:rFonts w:ascii="Times New Roman" w:hAnsi="Times New Roman"/>
+                <w:i w:val="0"/>
                 <w:color w:val="000000"/>
                 <w:sz w:val="22"/>
               </w:rPr>
@@ -16202,6 +16806,7 @@
             <w:r>
               <w:rPr>
                 <w:rFonts w:ascii="Times New Roman" w:hAnsi="Times New Roman"/>
+                <w:i w:val="0"/>
                 <w:color w:val="000000"/>
                 <w:sz w:val="22"/>
               </w:rPr>
@@ -16220,6 +16825,7 @@
             <w:r>
               <w:rPr>
                 <w:rFonts w:ascii="Times New Roman" w:hAnsi="Times New Roman"/>
+                <w:i w:val="0"/>
                 <w:color w:val="000000"/>
                 <w:sz w:val="22"/>
               </w:rPr>
@@ -16238,6 +16844,7 @@
             <w:r>
               <w:rPr>
                 <w:rFonts w:ascii="Times New Roman" w:hAnsi="Times New Roman"/>
+                <w:i w:val="0"/>
                 <w:color w:val="000000"/>
                 <w:sz w:val="22"/>
               </w:rPr>
@@ -16256,6 +16863,7 @@
             <w:r>
               <w:rPr>
                 <w:rFonts w:ascii="Times New Roman" w:hAnsi="Times New Roman"/>
+                <w:i w:val="0"/>
                 <w:color w:val="000000"/>
                 <w:sz w:val="22"/>
               </w:rPr>
@@ -16276,6 +16884,7 @@
             <w:r>
               <w:rPr>
                 <w:rFonts w:ascii="Times New Roman" w:hAnsi="Times New Roman"/>
+                <w:i w:val="0"/>
                 <w:color w:val="000000"/>
                 <w:sz w:val="22"/>
               </w:rPr>
@@ -16294,6 +16903,7 @@
             <w:r>
               <w:rPr>
                 <w:rFonts w:ascii="Times New Roman" w:hAnsi="Times New Roman"/>
+                <w:i w:val="0"/>
                 <w:color w:val="000000"/>
                 <w:sz w:val="22"/>
               </w:rPr>
@@ -16312,6 +16922,7 @@
             <w:r>
               <w:rPr>
                 <w:rFonts w:ascii="Times New Roman" w:hAnsi="Times New Roman"/>
+                <w:i w:val="0"/>
                 <w:color w:val="000000"/>
                 <w:sz w:val="22"/>
               </w:rPr>
@@ -16330,6 +16941,7 @@
             <w:r>
               <w:rPr>
                 <w:rFonts w:ascii="Times New Roman" w:hAnsi="Times New Roman"/>
+                <w:i w:val="0"/>
                 <w:color w:val="000000"/>
                 <w:sz w:val="22"/>
               </w:rPr>
@@ -16348,6 +16960,7 @@
             <w:r>
               <w:rPr>
                 <w:rFonts w:ascii="Times New Roman" w:hAnsi="Times New Roman"/>
+                <w:i w:val="0"/>
                 <w:color w:val="000000"/>
                 <w:sz w:val="22"/>
               </w:rPr>
@@ -16368,6 +16981,7 @@
             <w:r>
               <w:rPr>
                 <w:rFonts w:ascii="Times New Roman" w:hAnsi="Times New Roman"/>
+                <w:i w:val="0"/>
                 <w:color w:val="000000"/>
                 <w:sz w:val="22"/>
               </w:rPr>
@@ -16386,6 +17000,7 @@
             <w:r>
               <w:rPr>
                 <w:rFonts w:ascii="Times New Roman" w:hAnsi="Times New Roman"/>
+                <w:i w:val="0"/>
                 <w:color w:val="000000"/>
                 <w:sz w:val="22"/>
               </w:rPr>
@@ -16404,6 +17019,7 @@
             <w:r>
               <w:rPr>
                 <w:rFonts w:ascii="Times New Roman" w:hAnsi="Times New Roman"/>
+                <w:i w:val="0"/>
                 <w:color w:val="000000"/>
                 <w:sz w:val="22"/>
               </w:rPr>
@@ -16422,6 +17038,7 @@
             <w:r>
               <w:rPr>
                 <w:rFonts w:ascii="Times New Roman" w:hAnsi="Times New Roman"/>
+                <w:i w:val="0"/>
                 <w:color w:val="000000"/>
                 <w:sz w:val="22"/>
               </w:rPr>
@@ -16440,6 +17057,7 @@
             <w:r>
               <w:rPr>
                 <w:rFonts w:ascii="Times New Roman" w:hAnsi="Times New Roman"/>
+                <w:i w:val="0"/>
                 <w:color w:val="000000"/>
                 <w:sz w:val="22"/>
               </w:rPr>
@@ -16460,6 +17078,7 @@
             <w:r>
               <w:rPr>
                 <w:rFonts w:ascii="Times New Roman" w:hAnsi="Times New Roman"/>
+                <w:i w:val="0"/>
                 <w:color w:val="000000"/>
                 <w:sz w:val="22"/>
               </w:rPr>
@@ -16478,6 +17097,7 @@
             <w:r>
               <w:rPr>
                 <w:rFonts w:ascii="Times New Roman" w:hAnsi="Times New Roman"/>
+                <w:i w:val="0"/>
                 <w:color w:val="000000"/>
                 <w:sz w:val="22"/>
               </w:rPr>
@@ -16496,6 +17116,7 @@
             <w:r>
               <w:rPr>
                 <w:rFonts w:ascii="Times New Roman" w:hAnsi="Times New Roman"/>
+                <w:i w:val="0"/>
                 <w:color w:val="000000"/>
                 <w:sz w:val="22"/>
               </w:rPr>
@@ -16514,6 +17135,7 @@
             <w:r>
               <w:rPr>
                 <w:rFonts w:ascii="Times New Roman" w:hAnsi="Times New Roman"/>
+                <w:i w:val="0"/>
                 <w:color w:val="000000"/>
                 <w:sz w:val="22"/>
               </w:rPr>
@@ -16532,6 +17154,7 @@
             <w:r>
               <w:rPr>
                 <w:rFonts w:ascii="Times New Roman" w:hAnsi="Times New Roman"/>
+                <w:i w:val="0"/>
                 <w:color w:val="000000"/>
                 <w:sz w:val="22"/>
               </w:rPr>
@@ -16552,6 +17175,7 @@
             <w:r>
               <w:rPr>
                 <w:rFonts w:ascii="Times New Roman" w:hAnsi="Times New Roman"/>
+                <w:i w:val="0"/>
                 <w:color w:val="000000"/>
                 <w:sz w:val="22"/>
               </w:rPr>
@@ -16570,6 +17194,7 @@
             <w:r>
               <w:rPr>
                 <w:rFonts w:ascii="Times New Roman" w:hAnsi="Times New Roman"/>
+                <w:i w:val="0"/>
                 <w:color w:val="000000"/>
                 <w:sz w:val="22"/>
               </w:rPr>
@@ -16588,6 +17213,7 @@
             <w:r>
               <w:rPr>
                 <w:rFonts w:ascii="Times New Roman" w:hAnsi="Times New Roman"/>
+                <w:i w:val="0"/>
                 <w:color w:val="000000"/>
                 <w:sz w:val="22"/>
               </w:rPr>
@@ -16606,6 +17232,7 @@
             <w:r>
               <w:rPr>
                 <w:rFonts w:ascii="Times New Roman" w:hAnsi="Times New Roman"/>
+                <w:i w:val="0"/>
                 <w:color w:val="000000"/>
                 <w:sz w:val="22"/>
               </w:rPr>
@@ -16624,6 +17251,7 @@
             <w:r>
               <w:rPr>
                 <w:rFonts w:ascii="Times New Roman" w:hAnsi="Times New Roman"/>
+                <w:i w:val="0"/>
                 <w:color w:val="000000"/>
                 <w:sz w:val="22"/>
               </w:rPr>
@@ -16644,6 +17272,7 @@
             <w:r>
               <w:rPr>
                 <w:rFonts w:ascii="Times New Roman" w:hAnsi="Times New Roman"/>
+                <w:i w:val="0"/>
                 <w:color w:val="000000"/>
                 <w:sz w:val="22"/>
               </w:rPr>
@@ -16662,6 +17291,7 @@
             <w:r>
               <w:rPr>
                 <w:rFonts w:ascii="Times New Roman" w:hAnsi="Times New Roman"/>
+                <w:i w:val="0"/>
                 <w:color w:val="000000"/>
                 <w:sz w:val="22"/>
               </w:rPr>
@@ -16680,6 +17310,7 @@
             <w:r>
               <w:rPr>
                 <w:rFonts w:ascii="Times New Roman" w:hAnsi="Times New Roman"/>
+                <w:i w:val="0"/>
                 <w:color w:val="000000"/>
                 <w:sz w:val="22"/>
               </w:rPr>
@@ -16698,6 +17329,7 @@
             <w:r>
               <w:rPr>
                 <w:rFonts w:ascii="Times New Roman" w:hAnsi="Times New Roman"/>
+                <w:i w:val="0"/>
                 <w:color w:val="000000"/>
                 <w:sz w:val="22"/>
               </w:rPr>
@@ -16716,6 +17348,7 @@
             <w:r>
               <w:rPr>
                 <w:rFonts w:ascii="Times New Roman" w:hAnsi="Times New Roman"/>
+                <w:i w:val="0"/>
                 <w:color w:val="000000"/>
                 <w:sz w:val="22"/>
               </w:rPr>
@@ -16736,6 +17369,7 @@
             <w:r>
               <w:rPr>
                 <w:rFonts w:ascii="Times New Roman" w:hAnsi="Times New Roman"/>
+                <w:i w:val="0"/>
                 <w:color w:val="000000"/>
                 <w:sz w:val="22"/>
               </w:rPr>
@@ -16754,6 +17388,7 @@
             <w:r>
               <w:rPr>
                 <w:rFonts w:ascii="Times New Roman" w:hAnsi="Times New Roman"/>
+                <w:i w:val="0"/>
                 <w:color w:val="000000"/>
                 <w:sz w:val="22"/>
               </w:rPr>
@@ -16772,6 +17407,7 @@
             <w:r>
               <w:rPr>
                 <w:rFonts w:ascii="Times New Roman" w:hAnsi="Times New Roman"/>
+                <w:i w:val="0"/>
                 <w:color w:val="000000"/>
                 <w:sz w:val="22"/>
               </w:rPr>
@@ -16790,6 +17426,7 @@
             <w:r>
               <w:rPr>
                 <w:rFonts w:ascii="Times New Roman" w:hAnsi="Times New Roman"/>
+                <w:i w:val="0"/>
                 <w:color w:val="000000"/>
                 <w:sz w:val="22"/>
               </w:rPr>
@@ -16808,6 +17445,7 @@
             <w:r>
               <w:rPr>
                 <w:rFonts w:ascii="Times New Roman" w:hAnsi="Times New Roman"/>
+                <w:i w:val="0"/>
                 <w:color w:val="000000"/>
                 <w:sz w:val="22"/>
               </w:rPr>
@@ -16828,6 +17466,7 @@
             <w:r>
               <w:rPr>
                 <w:rFonts w:ascii="Times New Roman" w:hAnsi="Times New Roman"/>
+                <w:i w:val="0"/>
                 <w:color w:val="000000"/>
                 <w:sz w:val="22"/>
               </w:rPr>
@@ -16846,6 +17485,7 @@
             <w:r>
               <w:rPr>
                 <w:rFonts w:ascii="Times New Roman" w:hAnsi="Times New Roman"/>
+                <w:i w:val="0"/>
                 <w:color w:val="000000"/>
                 <w:sz w:val="22"/>
               </w:rPr>
@@ -16864,6 +17504,7 @@
             <w:r>
               <w:rPr>
                 <w:rFonts w:ascii="Times New Roman" w:hAnsi="Times New Roman"/>
+                <w:i w:val="0"/>
                 <w:color w:val="000000"/>
                 <w:sz w:val="22"/>
               </w:rPr>
@@ -16882,6 +17523,7 @@
             <w:r>
               <w:rPr>
                 <w:rFonts w:ascii="Times New Roman" w:hAnsi="Times New Roman"/>
+                <w:i w:val="0"/>
                 <w:color w:val="000000"/>
                 <w:sz w:val="22"/>
               </w:rPr>
@@ -16900,6 +17542,7 @@
             <w:r>
               <w:rPr>
                 <w:rFonts w:ascii="Times New Roman" w:hAnsi="Times New Roman"/>
+                <w:i w:val="0"/>
                 <w:color w:val="000000"/>
                 <w:sz w:val="22"/>
               </w:rPr>
@@ -16920,6 +17563,7 @@
             <w:r>
               <w:rPr>
                 <w:rFonts w:ascii="Times New Roman" w:hAnsi="Times New Roman"/>
+                <w:i w:val="0"/>
                 <w:color w:val="000000"/>
                 <w:sz w:val="22"/>
               </w:rPr>
@@ -16938,6 +17582,7 @@
             <w:r>
               <w:rPr>
                 <w:rFonts w:ascii="Times New Roman" w:hAnsi="Times New Roman"/>
+                <w:i w:val="0"/>
                 <w:color w:val="000000"/>
                 <w:sz w:val="22"/>
               </w:rPr>
@@ -16956,6 +17601,7 @@
             <w:r>
               <w:rPr>
                 <w:rFonts w:ascii="Times New Roman" w:hAnsi="Times New Roman"/>
+                <w:i w:val="0"/>
                 <w:color w:val="000000"/>
                 <w:sz w:val="22"/>
               </w:rPr>
@@ -16974,6 +17620,7 @@
             <w:r>
               <w:rPr>
                 <w:rFonts w:ascii="Times New Roman" w:hAnsi="Times New Roman"/>
+                <w:i w:val="0"/>
                 <w:color w:val="000000"/>
                 <w:sz w:val="22"/>
               </w:rPr>
@@ -16992,6 +17639,7 @@
             <w:r>
               <w:rPr>
                 <w:rFonts w:ascii="Times New Roman" w:hAnsi="Times New Roman"/>
+                <w:i w:val="0"/>
                 <w:color w:val="000000"/>
                 <w:sz w:val="22"/>
               </w:rPr>
@@ -17012,6 +17660,7 @@
             <w:r>
               <w:rPr>
                 <w:rFonts w:ascii="Times New Roman" w:hAnsi="Times New Roman"/>
+                <w:i w:val="0"/>
                 <w:color w:val="000000"/>
                 <w:sz w:val="22"/>
               </w:rPr>
@@ -17030,6 +17679,7 @@
             <w:r>
               <w:rPr>
                 <w:rFonts w:ascii="Times New Roman" w:hAnsi="Times New Roman"/>
+                <w:i w:val="0"/>
                 <w:color w:val="000000"/>
                 <w:sz w:val="22"/>
               </w:rPr>
@@ -17048,6 +17698,7 @@
             <w:r>
               <w:rPr>
                 <w:rFonts w:ascii="Times New Roman" w:hAnsi="Times New Roman"/>
+                <w:i w:val="0"/>
                 <w:color w:val="000000"/>
                 <w:sz w:val="22"/>
               </w:rPr>
@@ -17066,6 +17717,7 @@
             <w:r>
               <w:rPr>
                 <w:rFonts w:ascii="Times New Roman" w:hAnsi="Times New Roman"/>
+                <w:i w:val="0"/>
                 <w:color w:val="000000"/>
                 <w:sz w:val="22"/>
               </w:rPr>
@@ -17084,6 +17736,7 @@
             <w:r>
               <w:rPr>
                 <w:rFonts w:ascii="Times New Roman" w:hAnsi="Times New Roman"/>
+                <w:i w:val="0"/>
                 <w:color w:val="000000"/>
                 <w:sz w:val="22"/>
               </w:rPr>
@@ -17108,7 +17761,7 @@
     </w:p>
     <w:p>
       <w:pPr>
-        <w:jc w:val="both"/>
+        <w:jc w:val="left"/>
       </w:pPr>
       <w:r>
         <w:rPr>
@@ -17121,7 +17774,7 @@
     </w:p>
     <w:p>
       <w:pPr>
-        <w:jc w:val="both"/>
+        <w:jc w:val="left"/>
       </w:pPr>
       <w:r>
         <w:rPr>
@@ -17135,7 +17788,7 @@
     </w:p>
     <w:p>
       <w:pPr>
-        <w:jc w:val="both"/>
+        <w:jc w:val="left"/>
       </w:pPr>
       <w:r>
         <w:rPr>
@@ -17148,7 +17801,7 @@
     </w:p>
     <w:p>
       <w:pPr>
-        <w:jc w:val="both"/>
+        <w:jc w:val="left"/>
       </w:pPr>
       <w:r>
         <w:rPr>
@@ -17162,7 +17815,7 @@
     </w:p>
     <w:p>
       <w:pPr>
-        <w:jc w:val="both"/>
+        <w:jc w:val="left"/>
       </w:pPr>
       <w:r>
         <w:rPr>
@@ -17175,7 +17828,7 @@
     </w:p>
     <w:p>
       <w:pPr>
-        <w:jc w:val="both"/>
+        <w:jc w:val="left"/>
       </w:pPr>
       <w:r>
         <w:rPr>
@@ -17202,7 +17855,7 @@
     </w:p>
     <w:p>
       <w:pPr>
-        <w:jc w:val="both"/>
+        <w:jc w:val="left"/>
       </w:pPr>
       <w:r>
         <w:rPr>
@@ -17216,7 +17869,7 @@
     </w:p>
     <w:p>
       <w:pPr>
-        <w:jc w:val="both"/>
+        <w:jc w:val="left"/>
       </w:pPr>
       <w:r>
         <w:rPr>
@@ -17229,7 +17882,7 @@
     </w:p>
     <w:p>
       <w:pPr>
-        <w:jc w:val="both"/>
+        <w:jc w:val="left"/>
       </w:pPr>
       <w:r>
         <w:rPr>
@@ -17243,7 +17896,7 @@
     </w:p>
     <w:p>
       <w:pPr>
-        <w:jc w:val="both"/>
+        <w:jc w:val="left"/>
       </w:pPr>
       <w:r>
         <w:rPr>
@@ -17377,22 +18030,7 @@
 </file>
 
 <file path=word/header1.xml><?xml version="1.0" encoding="utf-8"?>
-<w:hdr xmlns:wpc="http://schemas.microsoft.com/office/word/2010/wordprocessingCanvas" xmlns:cx="http://schemas.microsoft.com/office/drawing/2014/chartex" xmlns:cx1="http://schemas.microsoft.com/office/drawing/2015/9/8/chartex" xmlns:cx2="http://schemas.microsoft.com/office/drawing/2015/10/21/chartex" xmlns:cx3="http://schemas.microsoft.com/office/drawing/2016/5/9/chartex" xmlns:cx4="http://schemas.microsoft.com/office/drawing/2016/5/10/chartex" xmlns:cx5="http://schemas.microsoft.com/office/drawing/2016/5/11/chartex" xmlns:cx6="http://schemas.microsoft.com/office/drawing/2016/5/12/chartex" xmlns:cx7="http://schemas.microsoft.com/office/drawing/2016/5/13/chartex" xmlns:cx8="http://schemas.microsoft.com/office/drawing/2016/5/14/chartex" xmlns:mc="http://schemas.openxmlformats.org/markup-compatibility/2006" xmlns:aink="http://schemas.microsoft.com/office/drawing/2016/ink" xmlns:am3d="http://schemas.microsoft.com/office/drawing/2017/model3d" xmlns:o="urn:schemas-microsoft-com:office:office" xmlns:oel="http://schemas.microsoft.com/office/2019/extlst" xmlns:r="http://schemas.openxmlformats.org/officeDocument/2006/relationships" xmlns:m="http://schemas.openxmlformats.org/officeDocument/2006/math" xmlns:v="urn:schemas-microsoft-com:vml" xmlns:wp14="http://schemas.microsoft.com/office/word/2010/wordprocessingDrawing" xmlns:wp="http://schemas.openxmlformats.org/drawingml/2006/wordprocessingDrawing" xmlns:w10="urn:schemas-microsoft-com:office:word" xmlns:w="http://schemas.openxmlformats.org/wordprocessingml/2006/main" xmlns:w14="http://schemas.microsoft.com/office/word/2010/wordml" xmlns:w15="http://schemas.microsoft.com/office/word/2012/wordml" xmlns:w16cei="http://schemas.microsoft.com/office/word/2026/wordml/cei" xmlns:w16cex="http://schemas.microsoft.com/office/word/2018/wordml/cex" xmlns:w16cid="http://schemas.microsoft.com/office/word/2016/wordml/cid" xmlns:w16="http://schemas.microsoft.com/office/word/2018/wordml" xmlns:w16du="http://schemas.microsoft.com/office/word/2023/wordml/word16du" xmlns:w16sdtdh="http://schemas.microsoft.com/office/word/2020/wordml/sdtdatahash" xmlns:w16sdtfl="http://schemas.microsoft.com/office/word/2024/wordml/sdtformatlock" xmlns:w16se="http://schemas.microsoft.com/office/word/2015/wordml/symex" xmlns:wpg="http://schemas.microsoft.com/office/word/2010/wordprocessingGroup" xmlns:wpi="http://schemas.microsoft.com/office/word/2010/wordprocessingInk" xmlns:wne="http://schemas.microsoft.com/office/word/2006/wordml" xmlns:wps="http://schemas.microsoft.com/office/word/2010/wordprocessingShape" mc:Ignorable="w14 w15 w16se w16cid w16 w16cex w16sdtdh w16sdtfl w16du wp14">
-  <w:p>
-    <w:pPr>
-      <w:pStyle w:val="Header"/>
-    </w:pPr>
-    <w:r>
-      <w:rPr>
-        <w:rFonts w:cs="Times New Roman"/>
-        <w:b/>
-        <w:color w:val="5B6573"/>
-        <w:sz w:val="18"/>
-      </w:rPr>
-      <w:t>BÁO CÁO TIỂU LUẬN CUỐI KỲ | BẢO MẬT IoT</w:t>
-    </w:r>
-  </w:p>
-</w:hdr>
+<w:hdr xmlns:wpc="http://schemas.microsoft.com/office/word/2010/wordprocessingCanvas" xmlns:cx="http://schemas.microsoft.com/office/drawing/2014/chartex" xmlns:cx1="http://schemas.microsoft.com/office/drawing/2015/9/8/chartex" xmlns:cx2="http://schemas.microsoft.com/office/drawing/2015/10/21/chartex" xmlns:cx3="http://schemas.microsoft.com/office/drawing/2016/5/9/chartex" xmlns:cx4="http://schemas.microsoft.com/office/drawing/2016/5/10/chartex" xmlns:cx5="http://schemas.microsoft.com/office/drawing/2016/5/11/chartex" xmlns:cx6="http://schemas.microsoft.com/office/drawing/2016/5/12/chartex" xmlns:cx7="http://schemas.microsoft.com/office/drawing/2016/5/13/chartex" xmlns:cx8="http://schemas.microsoft.com/office/drawing/2016/5/14/chartex" xmlns:mc="http://schemas.openxmlformats.org/markup-compatibility/2006" xmlns:aink="http://schemas.microsoft.com/office/drawing/2016/ink" xmlns:am3d="http://schemas.microsoft.com/office/drawing/2017/model3d" xmlns:o="urn:schemas-microsoft-com:office:office" xmlns:oel="http://schemas.microsoft.com/office/2019/extlst" xmlns:r="http://schemas.openxmlformats.org/officeDocument/2006/relationships" xmlns:m="http://schemas.openxmlformats.org/officeDocument/2006/math" xmlns:v="urn:schemas-microsoft-com:vml" xmlns:wp14="http://schemas.microsoft.com/office/word/2010/wordprocessingDrawing" xmlns:wp="http://schemas.openxmlformats.org/drawingml/2006/wordprocessingDrawing" xmlns:w10="urn:schemas-microsoft-com:office:word" xmlns:w="http://schemas.openxmlformats.org/wordprocessingml/2006/main" xmlns:w14="http://schemas.microsoft.com/office/word/2010/wordml" xmlns:w15="http://schemas.microsoft.com/office/word/2012/wordml" xmlns:w16cei="http://schemas.microsoft.com/office/word/2026/wordml/cei" xmlns:w16cex="http://schemas.microsoft.com/office/word/2018/wordml/cex" xmlns:w16cid="http://schemas.microsoft.com/office/word/2016/wordml/cid" xmlns:w16="http://schemas.microsoft.com/office/word/2018/wordml" xmlns:w16du="http://schemas.microsoft.com/office/word/2023/wordml/word16du" xmlns:w16sdtdh="http://schemas.microsoft.com/office/word/2020/wordml/sdtdatahash" xmlns:w16sdtfl="http://schemas.microsoft.com/office/word/2024/wordml/sdtformatlock" xmlns:w16se="http://schemas.microsoft.com/office/word/2015/wordml/symex" xmlns:wpg="http://schemas.microsoft.com/office/word/2010/wordprocessingGroup" xmlns:wpi="http://schemas.microsoft.com/office/word/2010/wordprocessingInk" xmlns:wne="http://schemas.microsoft.com/office/word/2006/wordml" xmlns:wps="http://schemas.microsoft.com/office/word/2010/wordprocessingShape" mc:Ignorable="w14 w15 w16se w16cid w16 w16cex w16sdtdh w16sdtfl w16du wp14"/>
 </file>
 
 <file path=word/numbering.xml><?xml version="1.0" encoding="utf-8"?>

--- a/report/LuongNguyenNgocDinh_baocaotieuluanlan03.docx
+++ b/report/LuongNguyenNgocDinh_baocaotieuluanlan03.docx
@@ -10,9 +10,10 @@
       <w:r>
         <w:rPr>
           <w:rFonts w:ascii="Times New Roman" w:hAnsi="Times New Roman"/>
+          <w:b/>
           <w:i w:val="0"/>
           <w:color w:val="000000"/>
-          <w:sz w:val="26"/>
+          <w:sz w:val="28"/>
         </w:rPr>
         <w:t>TRƯỜNG ĐẠI HỌC VĂN HIẾN</w:t>
       </w:r>
@@ -28,7 +29,7 @@
           <w:b/>
           <w:i w:val="0"/>
           <w:color w:val="000000"/>
-          <w:sz w:val="26"/>
+          <w:sz w:val="28"/>
         </w:rPr>
         <w:t>KHOA CÔNG NGHỆ THÔNG TIN</w:t>
       </w:r>
@@ -40,9 +41,10 @@
       <w:r>
         <w:rPr>
           <w:rFonts w:ascii="Times New Roman" w:hAnsi="Times New Roman"/>
+          <w:b/>
           <w:i w:val="0"/>
           <w:color w:val="000000"/>
-          <w:sz w:val="26"/>
+          <w:sz w:val="32"/>
         </w:rPr>
         <w:t>BÁO CÁO TIỂU LUẬN CUỐI KỲ</w:t>
       </w:r>
@@ -55,6 +57,7 @@
       <w:r>
         <w:rPr>
           <w:rFonts w:ascii="Times New Roman" w:hAnsi="Times New Roman"/>
+          <w:b w:val="0"/>
           <w:i w:val="0"/>
           <w:color w:val="000000"/>
           <w:sz w:val="26"/>
@@ -74,7 +77,7 @@
           <w:color w:val="000000"/>
           <w:sz w:val="26"/>
         </w:rPr>
-        <w:t>Sinh viên: Lương Nguyễn Ngọc Đinh | MSSV: 231A010001</w:t>
+        <w:t>TÊN ĐỀ TÀI:</w:t>
       </w:r>
     </w:p>
     <w:p>
@@ -85,9 +88,10 @@
       <w:r>
         <w:rPr>
           <w:rFonts w:ascii="Times New Roman" w:hAnsi="Times New Roman"/>
+          <w:b/>
           <w:i w:val="0"/>
           <w:color w:val="000000"/>
-          <w:sz w:val="26"/>
+          <w:sz w:val="32"/>
         </w:rPr>
         <w:t>VAI TRÒ CỦA GATEWAY TRONG BẢO MẬT IoT</w:t>
       </w:r>
@@ -560,16 +564,13 @@
       <w:r>
         <w:rPr>
           <w:rFonts w:cs="Times New Roman" w:ascii="Times New Roman" w:hAnsi="Times New Roman"/>
-          <w:b/>
+          <w:b w:val="0"/>
           <w:i w:val="0"/>
           <w:color w:val="000000"/>
           <w:sz w:val="26"/>
         </w:rPr>
         <w:t>TP. HỒ CHÍ MINH, 2026</w:t>
       </w:r>
-    </w:p>
-    <w:p/>
-    <w:p>
       <w:r>
         <w:rPr>
           <w:rFonts w:ascii="Times New Roman" w:hAnsi="Times New Roman"/>
@@ -578,6 +579,426 @@
           <w:sz w:val="26"/>
         </w:rPr>
         <w:br w:type="page"/>
+      </w:r>
+    </w:p>
+    <w:tbl>
+      <w:tblPr>
+        <w:tblW w:w="5000" w:type="pct"/>
+        <w:tblBorders>
+          <w:top w:val="single" w:sz="4" w:space="0" w:color="000000"/>
+          <w:left w:val="single" w:sz="4" w:space="0" w:color="000000"/>
+          <w:bottom w:val="single" w:sz="4" w:space="0" w:color="000000"/>
+          <w:right w:val="single" w:sz="4" w:space="0" w:color="000000"/>
+          <w:insideH w:val="single" w:sz="4" w:space="0" w:color="000000"/>
+          <w:insideV w:val="single" w:sz="4" w:space="0" w:color="000000"/>
+        </w:tblBorders>
+      </w:tblPr>
+      <w:tr>
+        <w:tc>
+          <w:tcPr>
+            <w:tcW w:w="2000" w:type="dxa"/>
+            <w:shd w:val="clear" w:color="auto" w:fill="003366"/>
+          </w:tcPr>
+          <w:p>
+            <w:pPr>
+              <w:jc w:val="left"/>
+            </w:pPr>
+            <w:r>
+              <w:rPr>
+                <w:rFonts w:ascii="Times New Roman" w:hAnsi="Times New Roman"/>
+                <w:b/>
+                <w:color w:val="FFFFFF"/>
+                <w:sz w:val="24"/>
+              </w:rPr>
+              <w:t xml:space="preserve">Mã đề tài</w:t>
+            </w:r>
+          </w:p>
+        </w:tc>
+        <w:tc>
+          <w:tcPr>
+            <w:tcW w:w="7000" w:type="dxa"/>
+            <w:shd w:val="clear" w:color="auto" w:fill="003366"/>
+          </w:tcPr>
+          <w:p>
+            <w:pPr>
+              <w:jc w:val="left"/>
+            </w:pPr>
+            <w:r>
+              <w:rPr>
+                <w:rFonts w:ascii="Times New Roman" w:hAnsi="Times New Roman"/>
+                <w:color w:val="FFFFFF"/>
+                <w:sz w:val="24"/>
+              </w:rPr>
+              <w:t xml:space="preserve">04</w:t>
+            </w:r>
+          </w:p>
+        </w:tc>
+      </w:tr>
+      <w:tr>
+        <w:tc>
+          <w:tcPr>
+            <w:tcW w:w="2000" w:type="dxa"/>
+            <w:shd w:val="clear" w:color="auto" w:fill="FFFFFF"/>
+          </w:tcPr>
+          <w:p>
+            <w:pPr>
+              <w:jc w:val="left"/>
+            </w:pPr>
+            <w:r>
+              <w:rPr>
+                <w:rFonts w:ascii="Times New Roman" w:hAnsi="Times New Roman"/>
+                <w:b/>
+                <w:color w:val="000000"/>
+                <w:sz w:val="24"/>
+              </w:rPr>
+              <w:t xml:space="preserve">Hướng đề tài</w:t>
+            </w:r>
+          </w:p>
+        </w:tc>
+        <w:tc>
+          <w:tcPr>
+            <w:tcW w:w="7000" w:type="dxa"/>
+            <w:shd w:val="clear" w:color="auto" w:fill="FFFFFF"/>
+          </w:tcPr>
+          <w:p>
+            <w:pPr>
+              <w:jc w:val="left"/>
+            </w:pPr>
+            <w:r>
+              <w:rPr>
+                <w:rFonts w:ascii="Times New Roman" w:hAnsi="Times New Roman"/>
+                <w:color w:val="000000"/>
+                <w:sz w:val="24"/>
+              </w:rPr>
+              <w:t xml:space="preserve">A (Kiến trúc, ứng dụng và đánh giá tổng thể)</w:t>
+            </w:r>
+          </w:p>
+        </w:tc>
+      </w:tr>
+      <w:tr>
+        <w:tc>
+          <w:tcPr>
+            <w:tcW w:w="2000" w:type="dxa"/>
+            <w:shd w:val="clear" w:color="auto" w:fill="F2F2F2"/>
+          </w:tcPr>
+          <w:p>
+            <w:pPr>
+              <w:jc w:val="left"/>
+            </w:pPr>
+            <w:r>
+              <w:rPr>
+                <w:rFonts w:ascii="Times New Roman" w:hAnsi="Times New Roman"/>
+                <w:b/>
+                <w:color w:val="000000"/>
+                <w:sz w:val="24"/>
+              </w:rPr>
+              <w:t xml:space="preserve">Sinh viên thực hiện</w:t>
+            </w:r>
+          </w:p>
+        </w:tc>
+        <w:tc>
+          <w:tcPr>
+            <w:tcW w:w="7000" w:type="dxa"/>
+            <w:shd w:val="clear" w:color="auto" w:fill="F2F2F2"/>
+          </w:tcPr>
+          <w:p>
+            <w:pPr>
+              <w:jc w:val="left"/>
+            </w:pPr>
+            <w:r>
+              <w:rPr>
+                <w:rFonts w:ascii="Times New Roman" w:hAnsi="Times New Roman"/>
+                <w:color w:val="000000"/>
+                <w:sz w:val="24"/>
+              </w:rPr>
+              <w:t xml:space="preserve">Lương Nguyễn Ngọc Đinh</w:t>
+            </w:r>
+          </w:p>
+        </w:tc>
+      </w:tr>
+      <w:tr>
+        <w:tc>
+          <w:tcPr>
+            <w:tcW w:w="2000" w:type="dxa"/>
+            <w:shd w:val="clear" w:color="auto" w:fill="FFFFFF"/>
+          </w:tcPr>
+          <w:p>
+            <w:pPr>
+              <w:jc w:val="left"/>
+            </w:pPr>
+            <w:r>
+              <w:rPr>
+                <w:rFonts w:ascii="Times New Roman" w:hAnsi="Times New Roman"/>
+                <w:b/>
+                <w:color w:val="000000"/>
+                <w:sz w:val="24"/>
+              </w:rPr>
+              <w:t xml:space="preserve">Mã số sinh viên</w:t>
+            </w:r>
+          </w:p>
+        </w:tc>
+        <w:tc>
+          <w:tcPr>
+            <w:tcW w:w="7000" w:type="dxa"/>
+            <w:shd w:val="clear" w:color="auto" w:fill="FFFFFF"/>
+          </w:tcPr>
+          <w:p>
+            <w:pPr>
+              <w:jc w:val="left"/>
+            </w:pPr>
+            <w:r>
+              <w:rPr>
+                <w:rFonts w:ascii="Times New Roman" w:hAnsi="Times New Roman"/>
+                <w:color w:val="000000"/>
+                <w:sz w:val="24"/>
+              </w:rPr>
+              <w:t xml:space="preserve">231A010001</w:t>
+            </w:r>
+          </w:p>
+        </w:tc>
+      </w:tr>
+      <w:tr>
+        <w:tc>
+          <w:tcPr>
+            <w:tcW w:w="2000" w:type="dxa"/>
+            <w:shd w:val="clear" w:color="auto" w:fill="F2F2F2"/>
+          </w:tcPr>
+          <w:p>
+            <w:pPr>
+              <w:jc w:val="left"/>
+            </w:pPr>
+            <w:r>
+              <w:rPr>
+                <w:rFonts w:ascii="Times New Roman" w:hAnsi="Times New Roman"/>
+                <w:b/>
+                <w:color w:val="000000"/>
+                <w:sz w:val="24"/>
+              </w:rPr>
+              <w:t xml:space="preserve">Lớp học phần</w:t>
+            </w:r>
+          </w:p>
+        </w:tc>
+        <w:tc>
+          <w:tcPr>
+            <w:tcW w:w="7000" w:type="dxa"/>
+            <w:shd w:val="clear" w:color="auto" w:fill="F2F2F2"/>
+          </w:tcPr>
+          <w:p>
+            <w:pPr>
+              <w:jc w:val="left"/>
+            </w:pPr>
+            <w:r>
+              <w:rPr>
+                <w:rFonts w:ascii="Times New Roman" w:hAnsi="Times New Roman"/>
+                <w:color w:val="000000"/>
+                <w:sz w:val="24"/>
+              </w:rPr>
+              <w:t xml:space="preserve">INT4410 - Bảo mật trong IoT</w:t>
+            </w:r>
+          </w:p>
+        </w:tc>
+      </w:tr>
+      <w:tr>
+        <w:tc>
+          <w:tcPr>
+            <w:tcW w:w="2000" w:type="dxa"/>
+            <w:shd w:val="clear" w:color="auto" w:fill="FFFFFF"/>
+          </w:tcPr>
+          <w:p>
+            <w:pPr>
+              <w:jc w:val="left"/>
+            </w:pPr>
+            <w:r>
+              <w:rPr>
+                <w:rFonts w:ascii="Times New Roman" w:hAnsi="Times New Roman"/>
+                <w:b/>
+                <w:color w:val="000000"/>
+                <w:sz w:val="24"/>
+              </w:rPr>
+              <w:t xml:space="preserve">Giảng viên hướng dẫn</w:t>
+            </w:r>
+          </w:p>
+        </w:tc>
+        <w:tc>
+          <w:tcPr>
+            <w:tcW w:w="7000" w:type="dxa"/>
+            <w:shd w:val="clear" w:color="auto" w:fill="FFFFFF"/>
+          </w:tcPr>
+          <w:p>
+            <w:pPr>
+              <w:jc w:val="left"/>
+            </w:pPr>
+            <w:r>
+              <w:rPr>
+                <w:rFonts w:ascii="Times New Roman" w:hAnsi="Times New Roman"/>
+                <w:color w:val="000000"/>
+                <w:sz w:val="24"/>
+              </w:rPr>
+              <w:t xml:space="preserve">Hồ Nhựt Minh</w:t>
+            </w:r>
+          </w:p>
+        </w:tc>
+      </w:tr>
+      <w:tr>
+        <w:tc>
+          <w:tcPr>
+            <w:tcW w:w="2000" w:type="dxa"/>
+            <w:shd w:val="clear" w:color="auto" w:fill="F2F2F2"/>
+          </w:tcPr>
+          <w:p>
+            <w:pPr>
+              <w:jc w:val="left"/>
+            </w:pPr>
+            <w:r>
+              <w:rPr>
+                <w:rFonts w:ascii="Times New Roman" w:hAnsi="Times New Roman"/>
+                <w:b/>
+                <w:color w:val="000000"/>
+                <w:sz w:val="24"/>
+              </w:rPr>
+              <w:t xml:space="preserve">Link repository GitHub</w:t>
+            </w:r>
+          </w:p>
+        </w:tc>
+        <w:tc>
+          <w:tcPr>
+            <w:tcW w:w="7000" w:type="dxa"/>
+            <w:shd w:val="clear" w:color="auto" w:fill="F2F2F2"/>
+          </w:tcPr>
+          <w:p>
+            <w:pPr>
+              <w:jc w:val="left"/>
+            </w:pPr>
+            <w:r>
+              <w:rPr>
+                <w:rFonts w:ascii="Times New Roman" w:hAnsi="Times New Roman"/>
+                <w:color w:val="000000"/>
+                <w:sz w:val="24"/>
+              </w:rPr>
+              <w:t xml:space="preserve">https://github.com/dinhvaren/iot-gateway-security-lab</w:t>
+            </w:r>
+          </w:p>
+        </w:tc>
+      </w:tr>
+      <w:tr>
+        <w:tc>
+          <w:tcPr>
+            <w:tcW w:w="2000" w:type="dxa"/>
+            <w:shd w:val="clear" w:color="auto" w:fill="FFFFFF"/>
+          </w:tcPr>
+          <w:p>
+            <w:pPr>
+              <w:jc w:val="left"/>
+            </w:pPr>
+            <w:r>
+              <w:rPr>
+                <w:rFonts w:ascii="Times New Roman" w:hAnsi="Times New Roman"/>
+                <w:b/>
+                <w:color w:val="000000"/>
+                <w:sz w:val="24"/>
+              </w:rPr>
+              <w:t xml:space="preserve">Ngày nộp</w:t>
+            </w:r>
+          </w:p>
+        </w:tc>
+        <w:tc>
+          <w:tcPr>
+            <w:tcW w:w="7000" w:type="dxa"/>
+            <w:shd w:val="clear" w:color="auto" w:fill="FFFFFF"/>
+          </w:tcPr>
+          <w:p>
+            <w:pPr>
+              <w:jc w:val="left"/>
+            </w:pPr>
+            <w:r>
+              <w:rPr>
+                <w:rFonts w:ascii="Times New Roman" w:hAnsi="Times New Roman"/>
+                <w:color w:val="000000"/>
+                <w:sz w:val="24"/>
+              </w:rPr>
+              <w:t xml:space="preserve">23/07/2026</w:t>
+            </w:r>
+          </w:p>
+        </w:tc>
+      </w:tr>
+    </w:tbl>
+    <w:p>
+      <w:r>
+        <w:br w:type="page"/>
+      </w:r>
+    </w:p>
+    <w:p>
+      <w:pPr>
+        <w:pStyle w:val="Heading1"/>
+      </w:pPr>
+      <w:r>
+        <w:rPr>
+          <w:rFonts w:ascii="Times New Roman" w:hAnsi="Times New Roman"/>
+          <w:sz w:val="32"/>
+        </w:rPr>
+        <w:t xml:space="preserve">THÔNG TIN VÀ CAM KẾT NỘP BÀI</w:t>
+      </w:r>
+    </w:p>
+    <w:p/>
+    <w:p>
+      <w:pPr>
+        <w:pStyle w:val="Heading2"/>
+      </w:pPr>
+      <w:r>
+        <w:rPr>
+          <w:rFonts w:ascii="Times New Roman" w:hAnsi="Times New Roman"/>
+          <w:sz w:val="28"/>
+        </w:rPr>
+        <w:t xml:space="preserve">Cam kết an toàn và học thuật</w:t>
+      </w:r>
+    </w:p>
+    <w:p>
+      <w:pPr>
+        <w:jc w:val="both"/>
+      </w:pPr>
+      <w:r>
+        <w:rPr>
+          <w:rFonts w:ascii="Times New Roman" w:hAnsi="Times New Roman"/>
+          <w:sz w:val="26"/>
+        </w:rPr>
+        <w:t xml:space="preserve">Tôi cam kết toàn bộ thử nghiệm được thực hiện trong môi trường cục bộ, thiết bị thuộc quyền sở hữu hoặc dữ liệu giả lập; không quét, khai thác hay thu thập dữ liệu từ hệ thống thật khi chưa được phép. Toàn bộ mã nguồn, cấu hình và tài liệu trong repository GitHub là sản phẩm do tôi trực tiếp thực hiện, có tham khảo các nguồn được trích dẫn đầy đủ trong Tài liệu tham khảo.</w:t>
+      </w:r>
+    </w:p>
+    <w:p/>
+    <w:p>
+      <w:pPr>
+        <w:jc w:val="left"/>
+      </w:pPr>
+      <w:r>
+        <w:rPr>
+          <w:rFonts w:ascii="Times New Roman" w:hAnsi="Times New Roman"/>
+          <w:sz w:val="26"/>
+        </w:rPr>
+        <w:t xml:space="preserve">Họ tên người cam kết: Lương Nguyễn Ngọc Đinh</w:t>
+      </w:r>
+    </w:p>
+    <w:p>
+      <w:pPr>
+        <w:jc w:val="left"/>
+      </w:pPr>
+      <w:r>
+        <w:rPr>
+          <w:rFonts w:ascii="Times New Roman" w:hAnsi="Times New Roman"/>
+          <w:sz w:val="26"/>
+        </w:rPr>
+        <w:t xml:space="preserve">Ngày cam kết: 23/07/2026</w:t>
+      </w:r>
+    </w:p>
+    <w:p>
+      <w:pPr>
+        <w:jc w:val="left"/>
+      </w:pPr>
+      <w:r>
+        <w:rPr>
+          <w:rFonts w:ascii="Times New Roman" w:hAnsi="Times New Roman"/>
+          <w:sz w:val="26"/>
+        </w:rPr>
+        <w:t xml:space="preserve">Chữ ký: [........................................................]</w:t>
       </w:r>
     </w:p>
     <w:p>

--- a/report/LuongNguyenNgocDinh_baocaotieuluanlan03.docx
+++ b/report/LuongNguyenNgocDinh_baocaotieuluanlan03.docx
@@ -16530,14 +16530,6 @@
         </w:tc>
       </w:tr>
     </w:tbl>
-    <w:p>
-      <w:pPr>
-        <w:pStyle w:val="Heading1"/>
-        <w:rPr>
-          <w:rFonts w:ascii="Times New Roman" w:hAnsi="Times New Roman"/>
-        </w:rPr>
-      </w:pPr>
-    </w:p>
     <w:p>
       <w:pPr>
         <w:spacing w:after="200" w:line="276" w:lineRule="auto"/>
